--- a/paper/Proyecto_CMEDriver_Entrega2.docx
+++ b/paper/Proyecto_CMEDriver_Entrega2.docx
@@ -118,9 +118,8 @@
           <w:rFonts w:ascii="Arial" w:cs="Arial" w:eastAsia="Arial" w:hAnsi="Arial"/>
           <w:sz w:val="22"/>
           <w:szCs w:val="22"/>
-          <w:highlight w:val="yellow"/>
-        </w:rPr>
-        <w:t xml:space="preserve">[COMPLETAR: nombre completo del estudiante]</w:t>
+        </w:rPr>
+        <w:t xml:space="preserve">Javier Esteban Mora Osorio</w:t>
       </w:r>
     </w:p>
     <w:p>
@@ -164,16 +163,7 @@
           <w:sz w:val="22"/>
           <w:szCs w:val="22"/>
         </w:rPr>
-        <w:t xml:space="preserve">Bogotá </w:t>
-      </w:r>
-      <w:r>
-        <w:rPr>
-          <w:rFonts w:ascii="Arial" w:cs="Arial" w:eastAsia="Arial" w:hAnsi="Arial"/>
-          <w:sz w:val="22"/>
-          <w:szCs w:val="22"/>
-          <w:highlight w:val="yellow"/>
-        </w:rPr>
-        <w:t xml:space="preserve">[COMPLETAR: confirmar ciudad]</w:t>
+        <w:t xml:space="preserve">Bogotá</w:t>
       </w:r>
     </w:p>
     <w:p>
@@ -218,16 +208,7 @@
           <w:sz w:val="22"/>
           <w:szCs w:val="22"/>
         </w:rPr>
-        <w:t xml:space="preserve">Autor: </w:t>
-      </w:r>
-      <w:r>
-        <w:rPr>
-          <w:rFonts w:ascii="Arial" w:cs="Arial" w:eastAsia="Arial" w:hAnsi="Arial"/>
-          <w:sz w:val="22"/>
-          <w:szCs w:val="22"/>
-          <w:highlight w:val="yellow"/>
-        </w:rPr>
-        <w:t xml:space="preserve">[COMPLETAR: nombre completo del estudiante]</w:t>
+        <w:t xml:space="preserve">Autor: Javier Esteban Mora Osorio</w:t>
       </w:r>
     </w:p>
     <w:p>
@@ -1532,24 +1513,7 @@
           <w:sz w:val="22"/>
           <w:szCs w:val="22"/>
         </w:rPr>
-        <w:t xml:space="preserve"> La Ley 23 de 1982 protege las creaciones literarias, científicas y artísticas y dispone que la protección nace de la creación intelectual sin requerir registro, siendo las formalidades para mayor seguridad jurídica (arts. 1, 2 y 9). La norma no menciona expresamente el software en el texto revisado. Lo hace la Decisión Andina 351 de 1993, que define el programa de ordenador (art. 3), lo incluye entre las obras protegidas (art. 4) y lo protege como obra literaria, sea operativo o aplicativo, en código fuente u objeto (Comisión del Acuerdo de Cartagena, 1993, art. 23). El registro ante la Dirección Nacional de Derecho de Autor se tramita en línea, con el código fuente y una descripción o manuales como evidencia, y el sitio indica unos treinta días hábiles (Dirección Nacional de Derecho de Autor [DNDA], s. f.). Queda por definir quién es el titular (estudiante, institución o terceros) según el reglamento institucional: </w:t>
-      </w:r>
-      <w:r>
-        <w:rPr>
-          <w:rFonts w:ascii="Arial" w:cs="Arial" w:eastAsia="Arial" w:hAnsi="Arial"/>
-          <w:sz w:val="22"/>
-          <w:szCs w:val="22"/>
-          <w:highlight w:val="yellow"/>
-        </w:rPr>
-        <w:t xml:space="preserve">[COMPLETAR: titularidad de los derechos según el reglamento de UNINPAHU]</w:t>
-      </w:r>
-      <w:r>
-        <w:rPr>
-          <w:rFonts w:ascii="Arial" w:cs="Arial" w:eastAsia="Arial" w:hAnsi="Arial"/>
-          <w:sz w:val="22"/>
-          <w:szCs w:val="22"/>
-        </w:rPr>
-        <w:t xml:space="preserve">.</w:t>
+        <w:t xml:space="preserve"> La Ley 23 de 1982 protege las creaciones literarias, científicas y artísticas y dispone que la protección nace de la creación intelectual sin requerir registro, siendo las formalidades para mayor seguridad jurídica (arts. 1, 2 y 9). La norma no menciona expresamente el software en el texto revisado. Lo hace la Decisión Andina 351 de 1993, que define el programa de ordenador (art. 3), lo incluye entre las obras protegidas (art. 4) y lo protege como obra literaria, sea operativo o aplicativo, en código fuente u objeto (Comisión del Acuerdo de Cartagena, 1993, art. 23). El registro ante la Dirección Nacional de Derecho de Autor se tramita en línea, con el código fuente y una descripción o manuales como evidencia, y el sitio indica unos treinta días hábiles (Dirección Nacional de Derecho de Autor [DNDA], s. f.). Como el desarrollo se plantea para una organización, la titularidad de los derechos (el estudiante, la institución o la organización de aplicación) depende de un acuerdo con Logytech Mobile y del reglamento institucional, y está por definir; este documento no afirma a quién corresponde.</w:t>
       </w:r>
     </w:p>
     <w:p>
@@ -2188,24 +2152,7 @@
           <w:sz w:val="22"/>
           <w:szCs w:val="22"/>
         </w:rPr>
-        <w:t xml:space="preserve">En esta etapa los datos son de prueba, pero el diseño sí maneja datos personales; su uso con personas reales requeriría autorización informada, política de tratamiento y medidas de seguridad, y su cumplimiento no se ha verificado. Respecto del registro, la protección existe sin él (Ley 23 de 1982, art. 9) y el trámite es opcional: </w:t>
-      </w:r>
-      <w:r>
-        <w:rPr>
-          <w:rFonts w:ascii="Arial" w:cs="Arial" w:eastAsia="Arial" w:hAnsi="Arial"/>
-          <w:sz w:val="22"/>
-          <w:szCs w:val="22"/>
-          <w:highlight w:val="yellow"/>
-        </w:rPr>
-        <w:t xml:space="preserve">[COMPLETAR: confirmar si se registrará el software]</w:t>
-      </w:r>
-      <w:r>
-        <w:rPr>
-          <w:rFonts w:ascii="Arial" w:cs="Arial" w:eastAsia="Arial" w:hAnsi="Arial"/>
-          <w:sz w:val="22"/>
-          <w:szCs w:val="22"/>
-        </w:rPr>
-        <w:t xml:space="preserve">.</w:t>
+        <w:t xml:space="preserve">En esta etapa los datos son de prueba, pero el diseño sí maneja datos personales; su uso con personas reales requeriría autorización informada, política de tratamiento y medidas de seguridad, y su cumplimiento no se ha verificado. Respecto del registro, la protección existe sin él (Ley 23 de 1982, art. 9) y el trámite es opcional. El autor decidió no registrar el software en esta etapa, porque se concibe como un desarrollo para Logytech Mobile y su titularidad está por definir con esa organización.</w:t>
       </w:r>
     </w:p>
     <w:p>
@@ -3654,24 +3601,7 @@
           <w:sz w:val="22"/>
           <w:szCs w:val="22"/>
         </w:rPr>
-        <w:t xml:space="preserve"> una población de personal administrativo y de alistamiento, motorizados y clientes de Logytech Mobile, sujeta a la autorización de la empresa, con muestreo por conveniencia y, por tanto, resultados no generalizables; la unidad de análisis pasa a ser el servicio de mensajería de esa organización: </w:t>
-      </w:r>
-      <w:r>
-        <w:rPr>
-          <w:rFonts w:ascii="Arial" w:cs="Arial" w:eastAsia="Arial" w:hAnsi="Arial"/>
-          <w:sz w:val="22"/>
-          <w:szCs w:val="22"/>
-          <w:highlight w:val="yellow"/>
-        </w:rPr>
-        <w:t xml:space="preserve">[COMPLETAR: número de participantes y criterio de selección]</w:t>
-      </w:r>
-      <w:r>
-        <w:rPr>
-          <w:rFonts w:ascii="Arial" w:cs="Arial" w:eastAsia="Arial" w:hAnsi="Arial"/>
-          <w:sz w:val="22"/>
-          <w:szCs w:val="22"/>
-        </w:rPr>
-        <w:t xml:space="preserve">. La Tabla 1 separa los instrumentos usados de los planificados; </w:t>
+        <w:t xml:space="preserve"> una población de personal administrativo y de alistamiento, motorizados y clientes de Logytech Mobile, sujeta a la autorización de la empresa, con muestreo por conveniencia y, por tanto, resultados no generalizables; la unidad de análisis pasa a ser el servicio de mensajería de esa organización. El número de participantes y el criterio de selección se definirán con la organización al solicitar la autorización; en esta etapa no se fija una cifra. La Tabla 1 separa los instrumentos usados de los planificados; </w:t>
       </w:r>
       <w:r>
         <w:rPr>
@@ -8125,24 +8055,7 @@
           <w:sz w:val="22"/>
           <w:szCs w:val="22"/>
         </w:rPr>
-        <w:t xml:space="preserve">CMEDriver trata datos personales en su diseño (nombres, teléfonos, direcciones, ubicación GPS, fotos y firmas de evidencia y mensajes de chat) que entran en el ámbito de la Ley 1581 de 2012. En esta etapa son datos de prueba; antes de trabajar con personas reales se requerirán autorización informada, finalidad definida y medidas de seguridad, cuyo cumplimiento no se ha verificado ni se afirma. </w:t>
-      </w:r>
-      <w:r>
-        <w:rPr>
-          <w:rFonts w:ascii="Arial" w:cs="Arial" w:eastAsia="Arial" w:hAnsi="Arial"/>
-          <w:sz w:val="22"/>
-          <w:szCs w:val="22"/>
-          <w:highlight w:val="yellow"/>
-        </w:rPr>
-        <w:t xml:space="preserve">[COMPLETAR: confirmar si se registrará el software]</w:t>
-      </w:r>
-      <w:r>
-        <w:rPr>
-          <w:rFonts w:ascii="Arial" w:cs="Arial" w:eastAsia="Arial" w:hAnsi="Arial"/>
-          <w:sz w:val="22"/>
-          <w:szCs w:val="22"/>
-        </w:rPr>
-        <w:t xml:space="preserve">.</w:t>
+        <w:t xml:space="preserve">CMEDriver trata datos personales en su diseño (nombres, teléfonos, direcciones, ubicación GPS, fotos y firmas de evidencia y mensajes de chat) que entran en el ámbito de la Ley 1581 de 2012. En esta etapa son datos de prueba; antes de trabajar con personas reales se requerirán autorización informada, finalidad definida y medidas de seguridad, cuyo cumplimiento no se ha verificado ni se afirma. El software no se registrará ante la Dirección Nacional de Derecho de Autor en esta etapa, porque se concibe como un desarrollo para Logytech Mobile; la titularidad de los derechos está por definir con esa organización (sección 4.8).</w:t>
       </w:r>
     </w:p>
     <w:p>
@@ -8162,24 +8075,7 @@
           <w:sz w:val="22"/>
           <w:szCs w:val="22"/>
         </w:rPr>
-        <w:t xml:space="preserve"> En el desarrollo del prototipo, la documentación técnica y los borradores de este documento se empleó Claude, un modelo de lenguaje de Anthropic (Anthropic, 2026), como asistente para generar código, documentación y borradores de redacción. El estudiante supervisó el trabajo, editó y reinterpretó el contenido, y las fuentes fueron verificadas contra sus registros originales antes de incluirlas. El asistente no sustituye la autoría ni la responsabilidad del estudiante. La IA fue una herramienta del autor en el desarrollo y la redacción; el prototipo no incorpora ningún modelo de lenguaje en su ejecución. </w:t>
-      </w:r>
-      <w:r>
-        <w:rPr>
-          <w:rFonts w:ascii="Arial" w:cs="Arial" w:eastAsia="Arial" w:hAnsi="Arial"/>
-          <w:sz w:val="22"/>
-          <w:szCs w:val="22"/>
-          <w:highlight w:val="yellow"/>
-        </w:rPr>
-        <w:t xml:space="preserve">[COMPLETAR: el estudiante debe confirmar el alcance exacto del uso de IA]</w:t>
-      </w:r>
-      <w:r>
-        <w:rPr>
-          <w:rFonts w:ascii="Arial" w:cs="Arial" w:eastAsia="Arial" w:hAnsi="Arial"/>
-          <w:sz w:val="22"/>
-          <w:szCs w:val="22"/>
-        </w:rPr>
-        <w:t xml:space="preserve">.</w:t>
+        <w:t xml:space="preserve"> En el desarrollo del prototipo, la documentación técnica y los borradores de este documento se empleó Claude, un modelo de lenguaje de Anthropic (Anthropic, 2026), como asistente en cuatro actividades: la redacción de borradores de este documento, la búsqueda y verificación inicial de fuentes, la elaboración de la documentación y los diagramas técnicos (requerimientos, modelo entidad-relación, BPMN, modelo C4 y matriz de trazabilidad) y la modificación y prueba del código del prototipo. El estudiante supervisó el trabajo, editó y reinterpretó el contenido, y las fuentes fueron verificadas contra sus registros originales antes de incluirlas. El asistente no sustituye la autoría ni la responsabilidad del estudiante. La IA fue una herramienta del autor en el desarrollo y la redacción; el prototipo no incorpora ningún modelo de lenguaje en su ejecución.</w:t>
       </w:r>
     </w:p>
     <w:p>

--- a/paper/Proyecto_CMEDriver_Entrega2.docx
+++ b/paper/Proyecto_CMEDriver_Entrega2.docx
@@ -290,7 +290,7 @@
           <w:sz w:val="22"/>
           <w:szCs w:val="22"/>
         </w:rPr>
-        <w:t xml:space="preserve">Este capítulo retoma, sin replantearlo, el problema de la Introducción: la fragmentación de la información en la mensajería de última milla (quién tiene el pedido, dónde está, si se entregó y cómo consta) y la ausencia de una plataforma integrada y accesible para un operador de mensajería, con Logytech Mobile (empresa multinacional de logística) como organización de aplicación en Colombia durante el segundo semestre de 2026. Integra conceptos clave, enfoques de ingeniería de software de la guía de la asignatura y normativa colombiana, y cada subtítulo cierra explicando su relación con el problema y con los objetivos específicos de la sección 3.3: 4.1 y 4.2 sustentan el Objetivo 1; 4.3 a 4.7, los Objetivos 2 y 3; 4.8 y 4.9, los Objetivos 2 a 4; y 4.10 sintetiza los vacíos del Objetivo 4. La Tabla 1 fija seis términos técnicos que se usan en el resto del capítulo, definidos con fuentes especializadas y no con diccionario.</w:t>
+        <w:t xml:space="preserve">Este capítulo retoma, sin replantearlo, el problema de la Introducción: la fragmentación de la información en la mensajería de última milla (quién tiene el pedido, dónde está, si se entregó y cómo consta) y la ausencia de una plataforma integrada y accesible para un operador de mensajería, con Logytech Mobile (empresa multinacional de logística) como organización de aplicación en Colombia durante el segundo semestre de 2026. Integra conceptos clave, enfoques de ingeniería de software de la guía de la asignatura y normativa colombiana, y cada subtítulo cierra explicando su relación con el problema y con los objetivos específicos de la sección 3.3. La Tabla 1 fija seis términos técnicos que se usan en el resto del capítulo, definidos con fuentes especializadas y no con diccionario.</w:t>
       </w:r>
     </w:p>
     <w:p>
@@ -360,9 +360,9 @@
             </w:tcBorders>
             <w:shd w:fill="D9D9D9" w:color="auto" w:val="clear"/>
             <w:tcMar>
-              <w:top w:type="dxa" w:w="50"/>
-              <w:left w:type="dxa" w:w="90"/>
-              <w:bottom w:type="dxa" w:w="50"/>
+              <w:top w:type="dxa" w:w="30"/>
+              <w:left w:type="dxa" w:w="90"/>
+              <w:bottom w:type="dxa" w:w="30"/>
               <w:right w:type="dxa" w:w="90"/>
             </w:tcMar>
           </w:tcPr>
@@ -394,9 +394,9 @@
             </w:tcBorders>
             <w:shd w:fill="D9D9D9" w:color="auto" w:val="clear"/>
             <w:tcMar>
-              <w:top w:type="dxa" w:w="50"/>
-              <w:left w:type="dxa" w:w="90"/>
-              <w:bottom w:type="dxa" w:w="50"/>
+              <w:top w:type="dxa" w:w="30"/>
+              <w:left w:type="dxa" w:w="90"/>
+              <w:bottom w:type="dxa" w:w="30"/>
               <w:right w:type="dxa" w:w="90"/>
             </w:tcMar>
           </w:tcPr>
@@ -428,9 +428,9 @@
             </w:tcBorders>
             <w:shd w:fill="D9D9D9" w:color="auto" w:val="clear"/>
             <w:tcMar>
-              <w:top w:type="dxa" w:w="50"/>
-              <w:left w:type="dxa" w:w="90"/>
-              <w:bottom w:type="dxa" w:w="50"/>
+              <w:top w:type="dxa" w:w="30"/>
+              <w:left w:type="dxa" w:w="90"/>
+              <w:bottom w:type="dxa" w:w="30"/>
               <w:right w:type="dxa" w:w="90"/>
             </w:tcMar>
           </w:tcPr>
@@ -467,9 +467,9 @@
               <w:right w:val="single" w:color="808080" w:sz="4"/>
             </w:tcBorders>
             <w:tcMar>
-              <w:top w:type="dxa" w:w="50"/>
-              <w:left w:type="dxa" w:w="90"/>
-              <w:bottom w:type="dxa" w:w="50"/>
+              <w:top w:type="dxa" w:w="30"/>
+              <w:left w:type="dxa" w:w="90"/>
+              <w:bottom w:type="dxa" w:w="30"/>
               <w:right w:type="dxa" w:w="90"/>
             </w:tcMar>
           </w:tcPr>
@@ -500,9 +500,9 @@
               <w:right w:val="single" w:color="808080" w:sz="4"/>
             </w:tcBorders>
             <w:tcMar>
-              <w:top w:type="dxa" w:w="50"/>
-              <w:left w:type="dxa" w:w="90"/>
-              <w:bottom w:type="dxa" w:w="50"/>
+              <w:top w:type="dxa" w:w="30"/>
+              <w:left w:type="dxa" w:w="90"/>
+              <w:bottom w:type="dxa" w:w="30"/>
               <w:right w:type="dxa" w:w="90"/>
             </w:tcMar>
           </w:tcPr>
@@ -533,9 +533,9 @@
               <w:right w:val="single" w:color="808080" w:sz="4"/>
             </w:tcBorders>
             <w:tcMar>
-              <w:top w:type="dxa" w:w="50"/>
-              <w:left w:type="dxa" w:w="90"/>
-              <w:bottom w:type="dxa" w:w="50"/>
+              <w:top w:type="dxa" w:w="30"/>
+              <w:left w:type="dxa" w:w="90"/>
+              <w:bottom w:type="dxa" w:w="30"/>
               <w:right w:type="dxa" w:w="90"/>
             </w:tcMar>
           </w:tcPr>
@@ -572,9 +572,9 @@
               <w:right w:val="single" w:color="808080" w:sz="4"/>
             </w:tcBorders>
             <w:tcMar>
-              <w:top w:type="dxa" w:w="50"/>
-              <w:left w:type="dxa" w:w="90"/>
-              <w:bottom w:type="dxa" w:w="50"/>
+              <w:top w:type="dxa" w:w="30"/>
+              <w:left w:type="dxa" w:w="90"/>
+              <w:bottom w:type="dxa" w:w="30"/>
               <w:right w:type="dxa" w:w="90"/>
             </w:tcMar>
           </w:tcPr>
@@ -605,9 +605,9 @@
               <w:right w:val="single" w:color="808080" w:sz="4"/>
             </w:tcBorders>
             <w:tcMar>
-              <w:top w:type="dxa" w:w="50"/>
-              <w:left w:type="dxa" w:w="90"/>
-              <w:bottom w:type="dxa" w:w="50"/>
+              <w:top w:type="dxa" w:w="30"/>
+              <w:left w:type="dxa" w:w="90"/>
+              <w:bottom w:type="dxa" w:w="30"/>
               <w:right w:type="dxa" w:w="90"/>
             </w:tcMar>
           </w:tcPr>
@@ -638,9 +638,9 @@
               <w:right w:val="single" w:color="808080" w:sz="4"/>
             </w:tcBorders>
             <w:tcMar>
-              <w:top w:type="dxa" w:w="50"/>
-              <w:left w:type="dxa" w:w="90"/>
-              <w:bottom w:type="dxa" w:w="50"/>
+              <w:top w:type="dxa" w:w="30"/>
+              <w:left w:type="dxa" w:w="90"/>
+              <w:bottom w:type="dxa" w:w="30"/>
               <w:right w:type="dxa" w:w="90"/>
             </w:tcMar>
           </w:tcPr>
@@ -677,9 +677,9 @@
               <w:right w:val="single" w:color="808080" w:sz="4"/>
             </w:tcBorders>
             <w:tcMar>
-              <w:top w:type="dxa" w:w="50"/>
-              <w:left w:type="dxa" w:w="90"/>
-              <w:bottom w:type="dxa" w:w="50"/>
+              <w:top w:type="dxa" w:w="30"/>
+              <w:left w:type="dxa" w:w="90"/>
+              <w:bottom w:type="dxa" w:w="30"/>
               <w:right w:type="dxa" w:w="90"/>
             </w:tcMar>
           </w:tcPr>
@@ -710,9 +710,9 @@
               <w:right w:val="single" w:color="808080" w:sz="4"/>
             </w:tcBorders>
             <w:tcMar>
-              <w:top w:type="dxa" w:w="50"/>
-              <w:left w:type="dxa" w:w="90"/>
-              <w:bottom w:type="dxa" w:w="50"/>
+              <w:top w:type="dxa" w:w="30"/>
+              <w:left w:type="dxa" w:w="90"/>
+              <w:bottom w:type="dxa" w:w="30"/>
               <w:right w:type="dxa" w:w="90"/>
             </w:tcMar>
           </w:tcPr>
@@ -743,26 +743,26 @@
               <w:right w:val="single" w:color="808080" w:sz="4"/>
             </w:tcBorders>
             <w:tcMar>
-              <w:top w:type="dxa" w:w="50"/>
-              <w:left w:type="dxa" w:w="90"/>
-              <w:bottom w:type="dxa" w:w="50"/>
-              <w:right w:type="dxa" w:w="90"/>
-            </w:tcMar>
-          </w:tcPr>
-          <w:p>
-            <w:pPr>
-              <w:spacing w:after="0" w:line="240"/>
-              <w:jc w:val="left"/>
-            </w:pPr>
-            <w:r>
-              <w:rPr>
-                <w:rFonts w:ascii="Arial" w:cs="Arial" w:eastAsia="Arial" w:hAnsi="Arial"/>
-                <w:b w:val="false"/>
-                <w:bCs w:val="false"/>
-                <w:sz w:val="18"/>
-                <w:szCs w:val="18"/>
-              </w:rPr>
-              <w:t xml:space="preserve">Al-Qora'n y Al-Said Ahmad (2025)</w:t>
+              <w:top w:type="dxa" w:w="30"/>
+              <w:left w:type="dxa" w:w="90"/>
+              <w:bottom w:type="dxa" w:w="30"/>
+              <w:right w:type="dxa" w:w="90"/>
+            </w:tcMar>
+          </w:tcPr>
+          <w:p>
+            <w:pPr>
+              <w:spacing w:after="0" w:line="240"/>
+              <w:jc w:val="left"/>
+            </w:pPr>
+            <w:r>
+              <w:rPr>
+                <w:rFonts w:ascii="Arial" w:cs="Arial" w:eastAsia="Arial" w:hAnsi="Arial"/>
+                <w:b w:val="false"/>
+                <w:bCs w:val="false"/>
+                <w:sz w:val="18"/>
+                <w:szCs w:val="18"/>
+              </w:rPr>
+              <w:t xml:space="preserve">Al-Qora’n y Al-Said Ahmad (2025)</w:t>
             </w:r>
           </w:p>
         </w:tc>
@@ -782,9 +782,9 @@
               <w:right w:val="single" w:color="808080" w:sz="4"/>
             </w:tcBorders>
             <w:tcMar>
-              <w:top w:type="dxa" w:w="50"/>
-              <w:left w:type="dxa" w:w="90"/>
-              <w:bottom w:type="dxa" w:w="50"/>
+              <w:top w:type="dxa" w:w="30"/>
+              <w:left w:type="dxa" w:w="90"/>
+              <w:bottom w:type="dxa" w:w="30"/>
               <w:right w:type="dxa" w:w="90"/>
             </w:tcMar>
           </w:tcPr>
@@ -837,9 +837,9 @@
               <w:right w:val="single" w:color="808080" w:sz="4"/>
             </w:tcBorders>
             <w:tcMar>
-              <w:top w:type="dxa" w:w="50"/>
-              <w:left w:type="dxa" w:w="90"/>
-              <w:bottom w:type="dxa" w:w="50"/>
+              <w:top w:type="dxa" w:w="30"/>
+              <w:left w:type="dxa" w:w="90"/>
+              <w:bottom w:type="dxa" w:w="30"/>
               <w:right w:type="dxa" w:w="90"/>
             </w:tcMar>
           </w:tcPr>
@@ -870,9 +870,9 @@
               <w:right w:val="single" w:color="808080" w:sz="4"/>
             </w:tcBorders>
             <w:tcMar>
-              <w:top w:type="dxa" w:w="50"/>
-              <w:left w:type="dxa" w:w="90"/>
-              <w:bottom w:type="dxa" w:w="50"/>
+              <w:top w:type="dxa" w:w="30"/>
+              <w:left w:type="dxa" w:w="90"/>
+              <w:bottom w:type="dxa" w:w="30"/>
               <w:right w:type="dxa" w:w="90"/>
             </w:tcMar>
           </w:tcPr>
@@ -909,9 +909,9 @@
               <w:right w:val="single" w:color="808080" w:sz="4"/>
             </w:tcBorders>
             <w:tcMar>
-              <w:top w:type="dxa" w:w="50"/>
-              <w:left w:type="dxa" w:w="90"/>
-              <w:bottom w:type="dxa" w:w="50"/>
+              <w:top w:type="dxa" w:w="30"/>
+              <w:left w:type="dxa" w:w="90"/>
+              <w:bottom w:type="dxa" w:w="30"/>
               <w:right w:type="dxa" w:w="90"/>
             </w:tcMar>
           </w:tcPr>
@@ -942,9 +942,9 @@
               <w:right w:val="single" w:color="808080" w:sz="4"/>
             </w:tcBorders>
             <w:tcMar>
-              <w:top w:type="dxa" w:w="50"/>
-              <w:left w:type="dxa" w:w="90"/>
-              <w:bottom w:type="dxa" w:w="50"/>
+              <w:top w:type="dxa" w:w="30"/>
+              <w:left w:type="dxa" w:w="90"/>
+              <w:bottom w:type="dxa" w:w="30"/>
               <w:right w:type="dxa" w:w="90"/>
             </w:tcMar>
           </w:tcPr>
@@ -975,9 +975,9 @@
               <w:right w:val="single" w:color="808080" w:sz="4"/>
             </w:tcBorders>
             <w:tcMar>
-              <w:top w:type="dxa" w:w="50"/>
-              <w:left w:type="dxa" w:w="90"/>
-              <w:bottom w:type="dxa" w:w="50"/>
+              <w:top w:type="dxa" w:w="30"/>
+              <w:left w:type="dxa" w:w="90"/>
+              <w:bottom w:type="dxa" w:w="30"/>
               <w:right w:type="dxa" w:w="90"/>
             </w:tcMar>
           </w:tcPr>
@@ -1014,9 +1014,9 @@
               <w:right w:val="single" w:color="808080" w:sz="4"/>
             </w:tcBorders>
             <w:tcMar>
-              <w:top w:type="dxa" w:w="50"/>
-              <w:left w:type="dxa" w:w="90"/>
-              <w:bottom w:type="dxa" w:w="50"/>
+              <w:top w:type="dxa" w:w="30"/>
+              <w:left w:type="dxa" w:w="90"/>
+              <w:bottom w:type="dxa" w:w="30"/>
               <w:right w:type="dxa" w:w="90"/>
             </w:tcMar>
           </w:tcPr>
@@ -1047,9 +1047,9 @@
               <w:right w:val="single" w:color="808080" w:sz="4"/>
             </w:tcBorders>
             <w:tcMar>
-              <w:top w:type="dxa" w:w="50"/>
-              <w:left w:type="dxa" w:w="90"/>
-              <w:bottom w:type="dxa" w:w="50"/>
+              <w:top w:type="dxa" w:w="30"/>
+              <w:left w:type="dxa" w:w="90"/>
+              <w:bottom w:type="dxa" w:w="30"/>
               <w:right w:type="dxa" w:w="90"/>
             </w:tcMar>
           </w:tcPr>
@@ -1080,9 +1080,9 @@
               <w:right w:val="single" w:color="808080" w:sz="4"/>
             </w:tcBorders>
             <w:tcMar>
-              <w:top w:type="dxa" w:w="50"/>
-              <w:left w:type="dxa" w:w="90"/>
-              <w:bottom w:type="dxa" w:w="50"/>
+              <w:top w:type="dxa" w:w="30"/>
+              <w:left w:type="dxa" w:w="90"/>
+              <w:bottom w:type="dxa" w:w="30"/>
               <w:right w:type="dxa" w:w="90"/>
             </w:tcMar>
           </w:tcPr>
@@ -1107,12 +1107,12 @@
     </w:tbl>
     <w:p>
       <w:pPr>
-        <w:spacing w:after="0" w:line="240"/>
-      </w:pPr>
-    </w:p>
-    <w:p>
-      <w:pPr>
-        <w:spacing w:after="200" w:before="60" w:line="240"/>
+        <w:spacing w:after="0" w:line="100" w:lineRule="exact"/>
+      </w:pPr>
+    </w:p>
+    <w:p>
+      <w:pPr>
+        <w:spacing w:after="140" w:before="40" w:line="240"/>
         <w:jc w:val="left"/>
       </w:pPr>
       <w:r>
@@ -1256,7 +1256,7 @@
           <w:sz w:val="22"/>
           <w:szCs w:val="22"/>
         </w:rPr>
-        <w:t xml:space="preserve">En cuanto al despliegue, Al-Qora'n y Al-Said Ahmad (2025) describen el monolito modular como un híbrido que combina simplicidad operativa con modularidad y mantenibilidad. Su revisión sistemática (15 estudios primarios) identifica como factores de adopción el despliegue simplificado, la mantenibilidad y la menor sobrecarga de orquestación, y reporta evidencia comparativa de que conviene cuando los microservicios introducen complejidad o costos excesivos; señalan también vacíos que impiden tomarla como receta: falta una definición consensuada, hay poca evidencia de rendimiento y el soporte de herramientas es insuficiente. Esa lectura contrasta con la adopción por defecto de microservicios, cuyo costo operativo difícilmente puede asumir un equipo de una persona (inferencia de diseño), aunque la revisión no compara sistemas pequeños.</w:t>
+        <w:t xml:space="preserve">En cuanto al despliegue, Al-Qora’n y Al-Said Ahmad (2025) describen el monolito modular como un híbrido que combina simplicidad operativa con modularidad y mantenibilidad. Su revisión sistemática (15 estudios primarios) identifica como factores de adopción el despliegue simplificado, la mantenibilidad y la menor sobrecarga de orquestación, y reporta evidencia comparativa de que conviene cuando los microservicios introducen complejidad o costos excesivos; señalan también vacíos que impiden tomarla como receta: falta una definición consensuada, hay poca evidencia de rendimiento y el soporte de herramientas es insuficiente. Esa lectura contrasta con la adopción por defecto de microservicios, cuyo costo operativo difícilmente puede asumir un equipo de una persona (inferencia de diseño), aunque la revisión no compara sistemas pequeños.</w:t>
       </w:r>
     </w:p>
     <w:p>
@@ -1342,7 +1342,7 @@
           <w:sz w:val="22"/>
           <w:szCs w:val="22"/>
         </w:rPr>
-        <w:t xml:space="preserve">Sobre la comunicación directa, el pool verificado no incluye estudios del chat entre cliente y mensajero. El más cercano, Gracia Orejuela et al. (2024), usó un chat en línea para comparar protocolos y no mide el efecto de la comunicación sobre la entrega. La Introducción (3.4) vinculó las entregas fallidas con la coordinación entre cliente y repartidor; que un chat la mejore es una hipótesis a validar. Hay, en cambio, un criterio de diseño: los mensajes son datos personales (Tabla 2) y la Ley 1581 de 2012 establece, entre sus principios, la finalidad y el acceso y la circulación restringidos (art. 4). Por eso el chat de un servicio admite solo al cliente propietario y al motorizado asignado, por REST y por WebSocket; el Administrador y el Alistador no participan. El OWASP API Security Project (2023) incluye entre sus diez riesgos la autorización rota a nivel de objeto (API1:2023), que aquí equivaldría a leer o escribir mensajes de un servicio ajeno; evitarlo exige verificar en el backend, en cada solicitud, la relación del usuario con el servicio. Randerath y Friedrich (2025) advierten que el rastreo sirve para coordinar y para vigilar; no tratan el chat, pero por analogía conviene limitar quién lee los mensajes y con qué finalidad. El subtítulo respalda los Objetivos 3 y 4 y conduce a la planificación de rutas, otra función que se resuelve sobre el mismo backend.</w:t>
+        <w:t xml:space="preserve">Sobre la comunicación directa, el pool verificado no incluye estudios del chat entre cliente y mensajero. El más cercano, Gracia Orejuela et al. (2024), usó un chat en línea para comparar protocolos y no mide el efecto de la comunicación sobre la entrega. La Introducción (3.4) vinculó las entregas fallidas con la coordinación entre cliente y repartidor; que un chat la mejore es una hipótesis a validar. Hay, en cambio, un criterio de diseño: los mensajes son datos personales (Tabla 2) y la Ley 1581 de 2012 establece, entre sus principios, la finalidad y el acceso y la circulación restringidos (art. 4). Por eso el chat de un servicio admite solo al cliente propietario y al motorizado asignado, por REST y por WebSocket; el Administrador y el Alistador no participan. El OWASP API Security Project (2023) incluye entre sus riesgos la autorización rota a nivel de objeto (API1:2023), que aquí equivaldría a leer o escribir mensajes de un servicio ajeno; se retoma en 4.7. El subtítulo respalda los Objetivos 3 y 4 y conduce a la planificación de rutas, otra función que se resuelve sobre el mismo backend.</w:t>
       </w:r>
     </w:p>
     <w:p>
@@ -1603,9 +1603,9 @@
             </w:tcBorders>
             <w:shd w:fill="D9D9D9" w:color="auto" w:val="clear"/>
             <w:tcMar>
-              <w:top w:type="dxa" w:w="50"/>
-              <w:left w:type="dxa" w:w="90"/>
-              <w:bottom w:type="dxa" w:w="50"/>
+              <w:top w:type="dxa" w:w="30"/>
+              <w:left w:type="dxa" w:w="90"/>
+              <w:bottom w:type="dxa" w:w="30"/>
               <w:right w:type="dxa" w:w="90"/>
             </w:tcMar>
           </w:tcPr>
@@ -1637,9 +1637,9 @@
             </w:tcBorders>
             <w:shd w:fill="D9D9D9" w:color="auto" w:val="clear"/>
             <w:tcMar>
-              <w:top w:type="dxa" w:w="50"/>
-              <w:left w:type="dxa" w:w="90"/>
-              <w:bottom w:type="dxa" w:w="50"/>
+              <w:top w:type="dxa" w:w="30"/>
+              <w:left w:type="dxa" w:w="90"/>
+              <w:bottom w:type="dxa" w:w="30"/>
               <w:right w:type="dxa" w:w="90"/>
             </w:tcMar>
           </w:tcPr>
@@ -1671,9 +1671,9 @@
             </w:tcBorders>
             <w:shd w:fill="D9D9D9" w:color="auto" w:val="clear"/>
             <w:tcMar>
-              <w:top w:type="dxa" w:w="50"/>
-              <w:left w:type="dxa" w:w="90"/>
-              <w:bottom w:type="dxa" w:w="50"/>
+              <w:top w:type="dxa" w:w="30"/>
+              <w:left w:type="dxa" w:w="90"/>
+              <w:bottom w:type="dxa" w:w="30"/>
               <w:right w:type="dxa" w:w="90"/>
             </w:tcMar>
           </w:tcPr>
@@ -1710,9 +1710,9 @@
               <w:right w:val="single" w:color="808080" w:sz="4"/>
             </w:tcBorders>
             <w:tcMar>
-              <w:top w:type="dxa" w:w="50"/>
-              <w:left w:type="dxa" w:w="90"/>
-              <w:bottom w:type="dxa" w:w="50"/>
+              <w:top w:type="dxa" w:w="30"/>
+              <w:left w:type="dxa" w:w="90"/>
+              <w:bottom w:type="dxa" w:w="30"/>
               <w:right w:type="dxa" w:w="90"/>
             </w:tcMar>
           </w:tcPr>
@@ -1743,9 +1743,9 @@
               <w:right w:val="single" w:color="808080" w:sz="4"/>
             </w:tcBorders>
             <w:tcMar>
-              <w:top w:type="dxa" w:w="50"/>
-              <w:left w:type="dxa" w:w="90"/>
-              <w:bottom w:type="dxa" w:w="50"/>
+              <w:top w:type="dxa" w:w="30"/>
+              <w:left w:type="dxa" w:w="90"/>
+              <w:bottom w:type="dxa" w:w="30"/>
               <w:right w:type="dxa" w:w="90"/>
             </w:tcMar>
           </w:tcPr>
@@ -1776,9 +1776,9 @@
               <w:right w:val="single" w:color="808080" w:sz="4"/>
             </w:tcBorders>
             <w:tcMar>
-              <w:top w:type="dxa" w:w="50"/>
-              <w:left w:type="dxa" w:w="90"/>
-              <w:bottom w:type="dxa" w:w="50"/>
+              <w:top w:type="dxa" w:w="30"/>
+              <w:left w:type="dxa" w:w="90"/>
+              <w:bottom w:type="dxa" w:w="30"/>
               <w:right w:type="dxa" w:w="90"/>
             </w:tcMar>
           </w:tcPr>
@@ -1815,9 +1815,9 @@
               <w:right w:val="single" w:color="808080" w:sz="4"/>
             </w:tcBorders>
             <w:tcMar>
-              <w:top w:type="dxa" w:w="50"/>
-              <w:left w:type="dxa" w:w="90"/>
-              <w:bottom w:type="dxa" w:w="50"/>
+              <w:top w:type="dxa" w:w="30"/>
+              <w:left w:type="dxa" w:w="90"/>
+              <w:bottom w:type="dxa" w:w="30"/>
               <w:right w:type="dxa" w:w="90"/>
             </w:tcMar>
           </w:tcPr>
@@ -1848,9 +1848,9 @@
               <w:right w:val="single" w:color="808080" w:sz="4"/>
             </w:tcBorders>
             <w:tcMar>
-              <w:top w:type="dxa" w:w="50"/>
-              <w:left w:type="dxa" w:w="90"/>
-              <w:bottom w:type="dxa" w:w="50"/>
+              <w:top w:type="dxa" w:w="30"/>
+              <w:left w:type="dxa" w:w="90"/>
+              <w:bottom w:type="dxa" w:w="30"/>
               <w:right w:type="dxa" w:w="90"/>
             </w:tcMar>
           </w:tcPr>
@@ -1881,9 +1881,9 @@
               <w:right w:val="single" w:color="808080" w:sz="4"/>
             </w:tcBorders>
             <w:tcMar>
-              <w:top w:type="dxa" w:w="50"/>
-              <w:left w:type="dxa" w:w="90"/>
-              <w:bottom w:type="dxa" w:w="50"/>
+              <w:top w:type="dxa" w:w="30"/>
+              <w:left w:type="dxa" w:w="90"/>
+              <w:bottom w:type="dxa" w:w="30"/>
               <w:right w:type="dxa" w:w="90"/>
             </w:tcMar>
           </w:tcPr>
@@ -1920,9 +1920,9 @@
               <w:right w:val="single" w:color="808080" w:sz="4"/>
             </w:tcBorders>
             <w:tcMar>
-              <w:top w:type="dxa" w:w="50"/>
-              <w:left w:type="dxa" w:w="90"/>
-              <w:bottom w:type="dxa" w:w="50"/>
+              <w:top w:type="dxa" w:w="30"/>
+              <w:left w:type="dxa" w:w="90"/>
+              <w:bottom w:type="dxa" w:w="30"/>
               <w:right w:type="dxa" w:w="90"/>
             </w:tcMar>
           </w:tcPr>
@@ -1953,9 +1953,9 @@
               <w:right w:val="single" w:color="808080" w:sz="4"/>
             </w:tcBorders>
             <w:tcMar>
-              <w:top w:type="dxa" w:w="50"/>
-              <w:left w:type="dxa" w:w="90"/>
-              <w:bottom w:type="dxa" w:w="50"/>
+              <w:top w:type="dxa" w:w="30"/>
+              <w:left w:type="dxa" w:w="90"/>
+              <w:bottom w:type="dxa" w:w="30"/>
               <w:right w:type="dxa" w:w="90"/>
             </w:tcMar>
           </w:tcPr>
@@ -1986,9 +1986,9 @@
               <w:right w:val="single" w:color="808080" w:sz="4"/>
             </w:tcBorders>
             <w:tcMar>
-              <w:top w:type="dxa" w:w="50"/>
-              <w:left w:type="dxa" w:w="90"/>
-              <w:bottom w:type="dxa" w:w="50"/>
+              <w:top w:type="dxa" w:w="30"/>
+              <w:left w:type="dxa" w:w="90"/>
+              <w:bottom w:type="dxa" w:w="30"/>
               <w:right w:type="dxa" w:w="90"/>
             </w:tcMar>
           </w:tcPr>
@@ -2025,9 +2025,9 @@
               <w:right w:val="single" w:color="808080" w:sz="4"/>
             </w:tcBorders>
             <w:tcMar>
-              <w:top w:type="dxa" w:w="50"/>
-              <w:left w:type="dxa" w:w="90"/>
-              <w:bottom w:type="dxa" w:w="50"/>
+              <w:top w:type="dxa" w:w="30"/>
+              <w:left w:type="dxa" w:w="90"/>
+              <w:bottom w:type="dxa" w:w="30"/>
               <w:right w:type="dxa" w:w="90"/>
             </w:tcMar>
           </w:tcPr>
@@ -2058,9 +2058,9 @@
               <w:right w:val="single" w:color="808080" w:sz="4"/>
             </w:tcBorders>
             <w:tcMar>
-              <w:top w:type="dxa" w:w="50"/>
-              <w:left w:type="dxa" w:w="90"/>
-              <w:bottom w:type="dxa" w:w="50"/>
+              <w:top w:type="dxa" w:w="30"/>
+              <w:left w:type="dxa" w:w="90"/>
+              <w:bottom w:type="dxa" w:w="30"/>
               <w:right w:type="dxa" w:w="90"/>
             </w:tcMar>
           </w:tcPr>
@@ -2091,9 +2091,9 @@
               <w:right w:val="single" w:color="808080" w:sz="4"/>
             </w:tcBorders>
             <w:tcMar>
-              <w:top w:type="dxa" w:w="50"/>
-              <w:left w:type="dxa" w:w="90"/>
-              <w:bottom w:type="dxa" w:w="50"/>
+              <w:top w:type="dxa" w:w="30"/>
+              <w:left w:type="dxa" w:w="90"/>
+              <w:bottom w:type="dxa" w:w="30"/>
               <w:right w:type="dxa" w:w="90"/>
             </w:tcMar>
           </w:tcPr>
@@ -2118,12 +2118,12 @@
     </w:tbl>
     <w:p>
       <w:pPr>
-        <w:spacing w:after="0" w:line="240"/>
-      </w:pPr>
-    </w:p>
-    <w:p>
-      <w:pPr>
-        <w:spacing w:after="200" w:before="60" w:line="240"/>
+        <w:spacing w:after="0" w:line="100" w:lineRule="exact"/>
+      </w:pPr>
+    </w:p>
+    <w:p>
+      <w:pPr>
+        <w:spacing w:after="140" w:before="40" w:line="240"/>
         <w:jc w:val="left"/>
       </w:pPr>
       <w:r>
@@ -2359,9 +2359,9 @@
             </w:tcBorders>
             <w:shd w:fill="D9D9D9" w:color="auto" w:val="clear"/>
             <w:tcMar>
-              <w:top w:type="dxa" w:w="50"/>
-              <w:left w:type="dxa" w:w="90"/>
-              <w:bottom w:type="dxa" w:w="50"/>
+              <w:top w:type="dxa" w:w="30"/>
+              <w:left w:type="dxa" w:w="90"/>
+              <w:bottom w:type="dxa" w:w="30"/>
               <w:right w:type="dxa" w:w="90"/>
             </w:tcMar>
           </w:tcPr>
@@ -2393,9 +2393,9 @@
             </w:tcBorders>
             <w:shd w:fill="D9D9D9" w:color="auto" w:val="clear"/>
             <w:tcMar>
-              <w:top w:type="dxa" w:w="50"/>
-              <w:left w:type="dxa" w:w="90"/>
-              <w:bottom w:type="dxa" w:w="50"/>
+              <w:top w:type="dxa" w:w="30"/>
+              <w:left w:type="dxa" w:w="90"/>
+              <w:bottom w:type="dxa" w:w="30"/>
               <w:right w:type="dxa" w:w="90"/>
             </w:tcMar>
           </w:tcPr>
@@ -2427,9 +2427,9 @@
             </w:tcBorders>
             <w:shd w:fill="D9D9D9" w:color="auto" w:val="clear"/>
             <w:tcMar>
-              <w:top w:type="dxa" w:w="50"/>
-              <w:left w:type="dxa" w:w="90"/>
-              <w:bottom w:type="dxa" w:w="50"/>
+              <w:top w:type="dxa" w:w="30"/>
+              <w:left w:type="dxa" w:w="90"/>
+              <w:bottom w:type="dxa" w:w="30"/>
               <w:right w:type="dxa" w:w="90"/>
             </w:tcMar>
           </w:tcPr>
@@ -2461,9 +2461,9 @@
             </w:tcBorders>
             <w:shd w:fill="D9D9D9" w:color="auto" w:val="clear"/>
             <w:tcMar>
-              <w:top w:type="dxa" w:w="50"/>
-              <w:left w:type="dxa" w:w="90"/>
-              <w:bottom w:type="dxa" w:w="50"/>
+              <w:top w:type="dxa" w:w="30"/>
+              <w:left w:type="dxa" w:w="90"/>
+              <w:bottom w:type="dxa" w:w="30"/>
               <w:right w:type="dxa" w:w="90"/>
             </w:tcMar>
           </w:tcPr>
@@ -2500,9 +2500,9 @@
               <w:right w:val="single" w:color="808080" w:sz="4"/>
             </w:tcBorders>
             <w:tcMar>
-              <w:top w:type="dxa" w:w="50"/>
-              <w:left w:type="dxa" w:w="90"/>
-              <w:bottom w:type="dxa" w:w="50"/>
+              <w:top w:type="dxa" w:w="30"/>
+              <w:left w:type="dxa" w:w="90"/>
+              <w:bottom w:type="dxa" w:w="30"/>
               <w:right w:type="dxa" w:w="90"/>
             </w:tcMar>
           </w:tcPr>
@@ -2533,9 +2533,9 @@
               <w:right w:val="single" w:color="808080" w:sz="4"/>
             </w:tcBorders>
             <w:tcMar>
-              <w:top w:type="dxa" w:w="50"/>
-              <w:left w:type="dxa" w:w="90"/>
-              <w:bottom w:type="dxa" w:w="50"/>
+              <w:top w:type="dxa" w:w="30"/>
+              <w:left w:type="dxa" w:w="90"/>
+              <w:bottom w:type="dxa" w:w="30"/>
               <w:right w:type="dxa" w:w="90"/>
             </w:tcMar>
           </w:tcPr>
@@ -2566,9 +2566,9 @@
               <w:right w:val="single" w:color="808080" w:sz="4"/>
             </w:tcBorders>
             <w:tcMar>
-              <w:top w:type="dxa" w:w="50"/>
-              <w:left w:type="dxa" w:w="90"/>
-              <w:bottom w:type="dxa" w:w="50"/>
+              <w:top w:type="dxa" w:w="30"/>
+              <w:left w:type="dxa" w:w="90"/>
+              <w:bottom w:type="dxa" w:w="30"/>
               <w:right w:type="dxa" w:w="90"/>
             </w:tcMar>
           </w:tcPr>
@@ -2599,9 +2599,9 @@
               <w:right w:val="single" w:color="808080" w:sz="4"/>
             </w:tcBorders>
             <w:tcMar>
-              <w:top w:type="dxa" w:w="50"/>
-              <w:left w:type="dxa" w:w="90"/>
-              <w:bottom w:type="dxa" w:w="50"/>
+              <w:top w:type="dxa" w:w="30"/>
+              <w:left w:type="dxa" w:w="90"/>
+              <w:bottom w:type="dxa" w:w="30"/>
               <w:right w:type="dxa" w:w="90"/>
             </w:tcMar>
           </w:tcPr>
@@ -2638,9 +2638,9 @@
               <w:right w:val="single" w:color="808080" w:sz="4"/>
             </w:tcBorders>
             <w:tcMar>
-              <w:top w:type="dxa" w:w="50"/>
-              <w:left w:type="dxa" w:w="90"/>
-              <w:bottom w:type="dxa" w:w="50"/>
+              <w:top w:type="dxa" w:w="30"/>
+              <w:left w:type="dxa" w:w="90"/>
+              <w:bottom w:type="dxa" w:w="30"/>
               <w:right w:type="dxa" w:w="90"/>
             </w:tcMar>
           </w:tcPr>
@@ -2671,9 +2671,9 @@
               <w:right w:val="single" w:color="808080" w:sz="4"/>
             </w:tcBorders>
             <w:tcMar>
-              <w:top w:type="dxa" w:w="50"/>
-              <w:left w:type="dxa" w:w="90"/>
-              <w:bottom w:type="dxa" w:w="50"/>
+              <w:top w:type="dxa" w:w="30"/>
+              <w:left w:type="dxa" w:w="90"/>
+              <w:bottom w:type="dxa" w:w="30"/>
               <w:right w:type="dxa" w:w="90"/>
             </w:tcMar>
           </w:tcPr>
@@ -2704,9 +2704,9 @@
               <w:right w:val="single" w:color="808080" w:sz="4"/>
             </w:tcBorders>
             <w:tcMar>
-              <w:top w:type="dxa" w:w="50"/>
-              <w:left w:type="dxa" w:w="90"/>
-              <w:bottom w:type="dxa" w:w="50"/>
+              <w:top w:type="dxa" w:w="30"/>
+              <w:left w:type="dxa" w:w="90"/>
+              <w:bottom w:type="dxa" w:w="30"/>
               <w:right w:type="dxa" w:w="90"/>
             </w:tcMar>
           </w:tcPr>
@@ -2737,9 +2737,9 @@
               <w:right w:val="single" w:color="808080" w:sz="4"/>
             </w:tcBorders>
             <w:tcMar>
-              <w:top w:type="dxa" w:w="50"/>
-              <w:left w:type="dxa" w:w="90"/>
-              <w:bottom w:type="dxa" w:w="50"/>
+              <w:top w:type="dxa" w:w="30"/>
+              <w:left w:type="dxa" w:w="90"/>
+              <w:bottom w:type="dxa" w:w="30"/>
               <w:right w:type="dxa" w:w="90"/>
             </w:tcMar>
           </w:tcPr>
@@ -2776,9 +2776,9 @@
               <w:right w:val="single" w:color="808080" w:sz="4"/>
             </w:tcBorders>
             <w:tcMar>
-              <w:top w:type="dxa" w:w="50"/>
-              <w:left w:type="dxa" w:w="90"/>
-              <w:bottom w:type="dxa" w:w="50"/>
+              <w:top w:type="dxa" w:w="30"/>
+              <w:left w:type="dxa" w:w="90"/>
+              <w:bottom w:type="dxa" w:w="30"/>
               <w:right w:type="dxa" w:w="90"/>
             </w:tcMar>
           </w:tcPr>
@@ -2809,9 +2809,9 @@
               <w:right w:val="single" w:color="808080" w:sz="4"/>
             </w:tcBorders>
             <w:tcMar>
-              <w:top w:type="dxa" w:w="50"/>
-              <w:left w:type="dxa" w:w="90"/>
-              <w:bottom w:type="dxa" w:w="50"/>
+              <w:top w:type="dxa" w:w="30"/>
+              <w:left w:type="dxa" w:w="90"/>
+              <w:bottom w:type="dxa" w:w="30"/>
               <w:right w:type="dxa" w:w="90"/>
             </w:tcMar>
           </w:tcPr>
@@ -2842,9 +2842,9 @@
               <w:right w:val="single" w:color="808080" w:sz="4"/>
             </w:tcBorders>
             <w:tcMar>
-              <w:top w:type="dxa" w:w="50"/>
-              <w:left w:type="dxa" w:w="90"/>
-              <w:bottom w:type="dxa" w:w="50"/>
+              <w:top w:type="dxa" w:w="30"/>
+              <w:left w:type="dxa" w:w="90"/>
+              <w:bottom w:type="dxa" w:w="30"/>
               <w:right w:type="dxa" w:w="90"/>
             </w:tcMar>
           </w:tcPr>
@@ -2875,9 +2875,9 @@
               <w:right w:val="single" w:color="808080" w:sz="4"/>
             </w:tcBorders>
             <w:tcMar>
-              <w:top w:type="dxa" w:w="50"/>
-              <w:left w:type="dxa" w:w="90"/>
-              <w:bottom w:type="dxa" w:w="50"/>
+              <w:top w:type="dxa" w:w="30"/>
+              <w:left w:type="dxa" w:w="90"/>
+              <w:bottom w:type="dxa" w:w="30"/>
               <w:right w:type="dxa" w:w="90"/>
             </w:tcMar>
           </w:tcPr>
@@ -2914,9 +2914,9 @@
               <w:right w:val="single" w:color="808080" w:sz="4"/>
             </w:tcBorders>
             <w:tcMar>
-              <w:top w:type="dxa" w:w="50"/>
-              <w:left w:type="dxa" w:w="90"/>
-              <w:bottom w:type="dxa" w:w="50"/>
+              <w:top w:type="dxa" w:w="30"/>
+              <w:left w:type="dxa" w:w="90"/>
+              <w:bottom w:type="dxa" w:w="30"/>
               <w:right w:type="dxa" w:w="90"/>
             </w:tcMar>
           </w:tcPr>
@@ -2947,9 +2947,9 @@
               <w:right w:val="single" w:color="808080" w:sz="4"/>
             </w:tcBorders>
             <w:tcMar>
-              <w:top w:type="dxa" w:w="50"/>
-              <w:left w:type="dxa" w:w="90"/>
-              <w:bottom w:type="dxa" w:w="50"/>
+              <w:top w:type="dxa" w:w="30"/>
+              <w:left w:type="dxa" w:w="90"/>
+              <w:bottom w:type="dxa" w:w="30"/>
               <w:right w:type="dxa" w:w="90"/>
             </w:tcMar>
           </w:tcPr>
@@ -2980,9 +2980,9 @@
               <w:right w:val="single" w:color="808080" w:sz="4"/>
             </w:tcBorders>
             <w:tcMar>
-              <w:top w:type="dxa" w:w="50"/>
-              <w:left w:type="dxa" w:w="90"/>
-              <w:bottom w:type="dxa" w:w="50"/>
+              <w:top w:type="dxa" w:w="30"/>
+              <w:left w:type="dxa" w:w="90"/>
+              <w:bottom w:type="dxa" w:w="30"/>
               <w:right w:type="dxa" w:w="90"/>
             </w:tcMar>
           </w:tcPr>
@@ -3013,9 +3013,9 @@
               <w:right w:val="single" w:color="808080" w:sz="4"/>
             </w:tcBorders>
             <w:tcMar>
-              <w:top w:type="dxa" w:w="50"/>
-              <w:left w:type="dxa" w:w="90"/>
-              <w:bottom w:type="dxa" w:w="50"/>
+              <w:top w:type="dxa" w:w="30"/>
+              <w:left w:type="dxa" w:w="90"/>
+              <w:bottom w:type="dxa" w:w="30"/>
               <w:right w:type="dxa" w:w="90"/>
             </w:tcMar>
           </w:tcPr>
@@ -3052,9 +3052,9 @@
               <w:right w:val="single" w:color="808080" w:sz="4"/>
             </w:tcBorders>
             <w:tcMar>
-              <w:top w:type="dxa" w:w="50"/>
-              <w:left w:type="dxa" w:w="90"/>
-              <w:bottom w:type="dxa" w:w="50"/>
+              <w:top w:type="dxa" w:w="30"/>
+              <w:left w:type="dxa" w:w="90"/>
+              <w:bottom w:type="dxa" w:w="30"/>
               <w:right w:type="dxa" w:w="90"/>
             </w:tcMar>
           </w:tcPr>
@@ -3085,9 +3085,9 @@
               <w:right w:val="single" w:color="808080" w:sz="4"/>
             </w:tcBorders>
             <w:tcMar>
-              <w:top w:type="dxa" w:w="50"/>
-              <w:left w:type="dxa" w:w="90"/>
-              <w:bottom w:type="dxa" w:w="50"/>
+              <w:top w:type="dxa" w:w="30"/>
+              <w:left w:type="dxa" w:w="90"/>
+              <w:bottom w:type="dxa" w:w="30"/>
               <w:right w:type="dxa" w:w="90"/>
             </w:tcMar>
           </w:tcPr>
@@ -3118,9 +3118,9 @@
               <w:right w:val="single" w:color="808080" w:sz="4"/>
             </w:tcBorders>
             <w:tcMar>
-              <w:top w:type="dxa" w:w="50"/>
-              <w:left w:type="dxa" w:w="90"/>
-              <w:bottom w:type="dxa" w:w="50"/>
+              <w:top w:type="dxa" w:w="30"/>
+              <w:left w:type="dxa" w:w="90"/>
+              <w:bottom w:type="dxa" w:w="30"/>
               <w:right w:type="dxa" w:w="90"/>
             </w:tcMar>
           </w:tcPr>
@@ -3151,9 +3151,9 @@
               <w:right w:val="single" w:color="808080" w:sz="4"/>
             </w:tcBorders>
             <w:tcMar>
-              <w:top w:type="dxa" w:w="50"/>
-              <w:left w:type="dxa" w:w="90"/>
-              <w:bottom w:type="dxa" w:w="50"/>
+              <w:top w:type="dxa" w:w="30"/>
+              <w:left w:type="dxa" w:w="90"/>
+              <w:bottom w:type="dxa" w:w="30"/>
               <w:right w:type="dxa" w:w="90"/>
             </w:tcMar>
           </w:tcPr>
@@ -3190,9 +3190,9 @@
               <w:right w:val="single" w:color="808080" w:sz="4"/>
             </w:tcBorders>
             <w:tcMar>
-              <w:top w:type="dxa" w:w="50"/>
-              <w:left w:type="dxa" w:w="90"/>
-              <w:bottom w:type="dxa" w:w="50"/>
+              <w:top w:type="dxa" w:w="30"/>
+              <w:left w:type="dxa" w:w="90"/>
+              <w:bottom w:type="dxa" w:w="30"/>
               <w:right w:type="dxa" w:w="90"/>
             </w:tcMar>
           </w:tcPr>
@@ -3223,9 +3223,9 @@
               <w:right w:val="single" w:color="808080" w:sz="4"/>
             </w:tcBorders>
             <w:tcMar>
-              <w:top w:type="dxa" w:w="50"/>
-              <w:left w:type="dxa" w:w="90"/>
-              <w:bottom w:type="dxa" w:w="50"/>
+              <w:top w:type="dxa" w:w="30"/>
+              <w:left w:type="dxa" w:w="90"/>
+              <w:bottom w:type="dxa" w:w="30"/>
               <w:right w:type="dxa" w:w="90"/>
             </w:tcMar>
           </w:tcPr>
@@ -3256,9 +3256,9 @@
               <w:right w:val="single" w:color="808080" w:sz="4"/>
             </w:tcBorders>
             <w:tcMar>
-              <w:top w:type="dxa" w:w="50"/>
-              <w:left w:type="dxa" w:w="90"/>
-              <w:bottom w:type="dxa" w:w="50"/>
+              <w:top w:type="dxa" w:w="30"/>
+              <w:left w:type="dxa" w:w="90"/>
+              <w:bottom w:type="dxa" w:w="30"/>
               <w:right w:type="dxa" w:w="90"/>
             </w:tcMar>
           </w:tcPr>
@@ -3289,9 +3289,9 @@
               <w:right w:val="single" w:color="808080" w:sz="4"/>
             </w:tcBorders>
             <w:tcMar>
-              <w:top w:type="dxa" w:w="50"/>
-              <w:left w:type="dxa" w:w="90"/>
-              <w:bottom w:type="dxa" w:w="50"/>
+              <w:top w:type="dxa" w:w="30"/>
+              <w:left w:type="dxa" w:w="90"/>
+              <w:bottom w:type="dxa" w:w="30"/>
               <w:right w:type="dxa" w:w="90"/>
             </w:tcMar>
           </w:tcPr>
@@ -3316,12 +3316,12 @@
     </w:tbl>
     <w:p>
       <w:pPr>
-        <w:spacing w:after="0" w:line="240"/>
-      </w:pPr>
-    </w:p>
-    <w:p>
-      <w:pPr>
-        <w:spacing w:after="200" w:before="60" w:line="240"/>
+        <w:spacing w:after="0" w:line="100" w:lineRule="exact"/>
+      </w:pPr>
+    </w:p>
+    <w:p>
+      <w:pPr>
+        <w:spacing w:after="140" w:before="40" w:line="240"/>
         <w:jc w:val="left"/>
       </w:pPr>
       <w:r>
@@ -3369,7 +3369,7 @@
           <w:sz w:val="22"/>
           <w:szCs w:val="22"/>
         </w:rPr>
-        <w:t xml:space="preserve">La teoría revisada converge en tres argumentos que sostienen el diseño de CMEDriver. Primero, la última milla es un problema de coordinación y de información además de logístico (Mohammad et al., 2023; Restrepo-Betancur et al., 2026), por lo que una plataforma integrada puede mejorar la visibilidad, no la informalidad estructural. Segundo, una arquitectura modular orientada a API con comunicación en tiempo real es coherente con el principio API-first y las reglas de diseño REST (Beaulieu et al., 2022; Bogner et al., 2023), con el monolito modular para un sistema pequeño (Al-Qora'n &amp; Al-Said Ahmad, 2025) y con WebSocket para la comunicación bidireccional (Gracia Orejuela et al., 2024), siempre que la autorización por rol y por objeto resida en el backend (OWASP API Security Project, 2023). Tercero, los datos de ubicación, firma, foto y chat convierten la privacidad y la evidencia en requisitos de diseño (Randerath &amp; Friedrich, 2025; Madhwal et al., 2022; Ley 1581 de 2012).</w:t>
+        <w:t xml:space="preserve">La teoría revisada converge en tres argumentos que sostienen el diseño de CMEDriver. Primero, la última milla es un problema de coordinación y de información además de logístico (Mohammad et al., 2023; Restrepo-Betancur et al., 2026), por lo que una plataforma integrada puede mejorar la visibilidad, no la informalidad estructural. Segundo, una arquitectura modular orientada a API con comunicación en tiempo real es coherente con el principio API-first y las reglas de diseño REST (Beaulieu et al., 2022; Bogner et al., 2023), con el monolito modular para un sistema pequeño (Al-Qora’n &amp; Al-Said Ahmad, 2025) y con WebSocket para la comunicación bidireccional (Gracia Orejuela et al., 2024), siempre que la autorización por rol y por objeto resida en el backend (OWASP API Security Project, 2023). Tercero, los datos de ubicación, firma, foto y chat convierten la privacidad y la evidencia en requisitos de diseño (Randerath &amp; Friedrich, 2025; Madhwal et al., 2022; Ley 1581 de 2012).</w:t>
       </w:r>
     </w:p>
     <w:p>
@@ -3409,7 +3409,7 @@
           <w:sz w:val="22"/>
           <w:szCs w:val="22"/>
         </w:rPr>
-        <w:t xml:space="preserve">Este capítulo retoma el problema, la pregunta y los cuatro objetivos específicos de la Introducción (sección 3.3) sin replantearlos, y explica cómo se estudió y construyó el prototipo CMEDriver. Se distingue siempre entre lo implementado, lo simulado y lo planificado para la asignatura Trabajo de Grado, donde Logytech Mobile, empresa multinacional de logística, es la organización de aplicación en Colombia (segundo semestre de 2026), sujeto a su autorización.</w:t>
+        <w:t xml:space="preserve">Este capítulo retoma, sin replantearlos, el problema, la pregunta y los cuatro objetivos específicos de la sección 3.3 y explica cómo se estudió y construyó CMEDriver, distinguiendo lo implementado, lo simulado y lo planificado para Trabajo de Grado, donde Logytech Mobile es la organización de aplicación.</w:t>
       </w:r>
     </w:p>
     <w:p>
@@ -3428,7 +3428,7 @@
           <w:sz w:val="22"/>
           <w:szCs w:val="22"/>
         </w:rPr>
-        <w:t xml:space="preserve">La pregunta de investigación indaga cómo una plataforma orientada a API puede integrar la gestión de servicios de mensajería, la trazabilidad en tiempo real, la evidencia digital y el chat directo entre cliente y mensajero: es una pregunta de diseño y no de medición de un fenómeno existente. Por eso el estudio es </w:t>
+        <w:t xml:space="preserve">La pregunta de investigación es de diseño y no de medición: indaga cómo integrar, en una plataforma orientada a API, la operación de mensajería, el seguimiento en tiempo real, la evidencia digital y el chat entre cliente y mensajero. Por eso el estudio es </w:t>
       </w:r>
       <w:r>
         <w:rPr>
@@ -3446,17 +3446,17 @@
           <w:sz w:val="22"/>
           <w:szCs w:val="22"/>
         </w:rPr>
-        <w:t xml:space="preserve">, guiada por Design Science Research (DSR), en la que el conocimiento se genera al construir y aplicar un artefacto (Peffers et al., 2007). Sus seis actividades se asocian así con el proyecto: la identificación del problema y los objetivos de la solución corresponden a la revisión de literatura y a los requisitos (Objetivo 1); el diseño y desarrollo, a los modelos y al prototipo (Objetivos 2 y 3); la demostración, a pruebas automatizadas del backend y recorridos con roles simulados, que no constituyen evaluación empírica; la evaluación, solo al protocolo (Objetivo 4), cuya ejecución es pendiente; y la comunicación, a este documento.</w:t>
-      </w:r>
-    </w:p>
-    <w:p>
-      <w:r>
-        <w:rPr>
-          <w:rFonts w:ascii="Arial" w:cs="Arial" w:eastAsia="Arial" w:hAnsi="Arial"/>
-          <w:sz w:val="22"/>
-          <w:szCs w:val="22"/>
-        </w:rPr>
-        <w:t xml:space="preserve">Frente a las rutas cuantitativa, cualitativa y mixta, el enfoque es </w:t>
+        <w:t xml:space="preserve">, guiada por Design Science Research (DSR), que genera conocimiento al construir un artefacto (Peffers et al., 2007): el problema y los requisitos corresponden al Objetivo 1; el diseño y el desarrollo, a los Objetivos 2 y 3; la demostración, a pruebas automatizadas y recorridos con roles simulados, que no son evaluación empírica; la evaluación, solo al protocolo del Objetivo 4, aún sin ejecutar; y la comunicación, a este documento.</w:t>
+      </w:r>
+    </w:p>
+    <w:p>
+      <w:r>
+        <w:rPr>
+          <w:rFonts w:ascii="Arial" w:cs="Arial" w:eastAsia="Arial" w:hAnsi="Arial"/>
+          <w:sz w:val="22"/>
+          <w:szCs w:val="22"/>
+        </w:rPr>
+        <w:t xml:space="preserve">El enfoque es </w:t>
       </w:r>
       <w:r>
         <w:rPr>
@@ -3466,15 +3466,15 @@
           <w:sz w:val="22"/>
           <w:szCs w:val="22"/>
         </w:rPr>
-        <w:t xml:space="preserve">predominantemente cualitativo-descriptivo en esta etapa</w:t>
-      </w:r>
-      <w:r>
-        <w:rPr>
-          <w:rFonts w:ascii="Arial" w:cs="Arial" w:eastAsia="Arial" w:hAnsi="Arial"/>
-          <w:sz w:val="22"/>
-          <w:szCs w:val="22"/>
-        </w:rPr>
-        <w:t xml:space="preserve">. Hernández-Sampieri y Mendoza Torres (2018) recogen la postura pragmática, según la cual el planteamiento del problema determina el método y la combinación de rutas solo se justifica si permite responder mejor la pregunta. Aquí no hay hipótesis causales ni variables que medir, porque no existen datos de usuarios reales; la ruta cuantitativa se descarta por ahora, pues afirmar mejoras sería infundado. Lo que se produce son requisitos, modelos y un prototipo descritos de forma sistemática. La ruta se vuelve </w:t>
+        <w:t xml:space="preserve">cualitativo-descriptivo en esta etapa</w:t>
+      </w:r>
+      <w:r>
+        <w:rPr>
+          <w:rFonts w:ascii="Arial" w:cs="Arial" w:eastAsia="Arial" w:hAnsi="Arial"/>
+          <w:sz w:val="22"/>
+          <w:szCs w:val="22"/>
+        </w:rPr>
+        <w:t xml:space="preserve">. Siguiendo la postura pragmática de Hernández-Sampieri y Mendoza Torres (2018), el problema determina el método: sin datos de usuarios reales no hay variables que medir ni hipótesis causales, y afirmar mejoras sería infundado, por lo que se descarta por ahora la ruta cuantitativa. La ruta será </w:t>
       </w:r>
       <w:r>
         <w:rPr>
@@ -3492,7 +3492,7 @@
           <w:sz w:val="22"/>
           <w:szCs w:val="22"/>
         </w:rPr>
-        <w:t xml:space="preserve"> en Trabajo de Grado, con datos cualitativos (entrevistas y observación) y cuantitativos (listas de chequeo, tiempos y escalas de percepción). La </w:t>
+        <w:t xml:space="preserve"> en Trabajo de Grado (entrevistas y observación; listas de chequeo y escalas de percepción). La </w:t>
       </w:r>
       <w:r>
         <w:rPr>
@@ -3510,7 +3510,7 @@
           <w:sz w:val="22"/>
           <w:szCs w:val="22"/>
         </w:rPr>
-        <w:t xml:space="preserve"> del estudio es descriptiva y de desarrollo; el </w:t>
+        <w:t xml:space="preserve"> es descriptiva y de desarrollo, y el </w:t>
       </w:r>
       <w:r>
         <w:rPr>
@@ -3528,7 +3528,7 @@
           <w:sz w:val="22"/>
           <w:szCs w:val="22"/>
         </w:rPr>
-        <w:t xml:space="preserve"> es de ciclos iterativos de construcción con evaluación diferida, sin alcance para comprobar causalidad ni generalizar.</w:t>
+        <w:t xml:space="preserve">, de ciclos iterativos de construcción con evaluación diferida, sin alcance para comprobar causalidad.</w:t>
       </w:r>
     </w:p>
     <w:p>
@@ -3547,7 +3547,7 @@
           <w:sz w:val="22"/>
           <w:szCs w:val="22"/>
         </w:rPr>
-        <w:t xml:space="preserve">En esta etapa no hay población ni muestra. La unidad de análisis es el </w:t>
+        <w:t xml:space="preserve">En esta etapa no hay población ni muestra: la unidad de análisis es el </w:t>
       </w:r>
       <w:r>
         <w:rPr>
@@ -3565,7 +3565,7 @@
           <w:sz w:val="22"/>
           <w:szCs w:val="22"/>
         </w:rPr>
-        <w:t xml:space="preserve"> (creación, asignación, ejecución, evidencia y cierre), las fuentes son la literatura y el análisis del dominio, y los roles de administrador, alistador, motorizado y cliente fueron </w:t>
+        <w:t xml:space="preserve">, las fuentes son la literatura y el análisis del dominio, y los cuatro roles fueron </w:t>
       </w:r>
       <w:r>
         <w:rPr>
@@ -3583,7 +3583,7 @@
           <w:sz w:val="22"/>
           <w:szCs w:val="22"/>
         </w:rPr>
-        <w:t xml:space="preserve">; ningún dato proviene de personas reales. Para Trabajo de Grado se </w:t>
+        <w:t xml:space="preserve">. Para Trabajo de Grado se </w:t>
       </w:r>
       <w:r>
         <w:rPr>
@@ -3601,7 +3601,7 @@
           <w:sz w:val="22"/>
           <w:szCs w:val="22"/>
         </w:rPr>
-        <w:t xml:space="preserve"> una población de personal administrativo y de alistamiento, motorizados y clientes de Logytech Mobile, sujeta a la autorización de la empresa, con muestreo por conveniencia y, por tanto, resultados no generalizables; la unidad de análisis pasa a ser el servicio de mensajería de esa organización. El número de participantes y el criterio de selección se definirán con la organización al solicitar la autorización; en esta etapa no se fija una cifra. La Tabla 1 separa los instrumentos usados de los planificados; </w:t>
+        <w:t xml:space="preserve"> una población de personal administrativo y de alistamiento, motorizados y clientes de Logytech Mobile, sujeta a su autorización y con muestreo por conveniencia (resultados no generalizables); el número de participantes y el criterio de selección se definirán con la organización. La Tabla 4 separa los instrumentos usados de los planificados; </w:t>
       </w:r>
       <w:r>
         <w:rPr>
@@ -3628,7 +3628,7 @@
           <w:sz w:val="22"/>
           <w:szCs w:val="22"/>
         </w:rPr>
-        <w:t xml:space="preserve">Tabla 1</w:t>
+        <w:t xml:space="preserve">Tabla 4</w:t>
       </w:r>
     </w:p>
     <w:p>
@@ -3661,11 +3661,11 @@
         </w:tblBorders>
       </w:tblPr>
       <w:tblGrid>
-        <w:gridCol w:w="2142"/>
-        <w:gridCol w:w="2142"/>
-        <w:gridCol w:w="2142"/>
-        <w:gridCol w:w="2142"/>
-        <w:gridCol w:w="792"/>
+        <w:gridCol w:w="1803"/>
+        <w:gridCol w:w="2242"/>
+        <w:gridCol w:w="2242"/>
+        <w:gridCol w:w="2242"/>
+        <w:gridCol w:w="831"/>
       </w:tblGrid>
       <w:tr>
         <w:trPr>
@@ -3674,7 +3674,7 @@
         </w:trPr>
         <w:tc>
           <w:tcPr>
-            <w:tcW w:type="dxa" w:w="2142"/>
+            <w:tcW w:type="dxa" w:w="1803"/>
             <w:tcBorders>
               <w:top w:val="single" w:color="808080" w:sz="4"/>
               <w:left w:val="single" w:color="808080" w:sz="4"/>
@@ -3683,9 +3683,9 @@
             </w:tcBorders>
             <w:shd w:fill="D9D9D9" w:color="auto" w:val="clear"/>
             <w:tcMar>
-              <w:top w:type="dxa" w:w="50"/>
-              <w:left w:type="dxa" w:w="90"/>
-              <w:bottom w:type="dxa" w:w="50"/>
+              <w:top w:type="dxa" w:w="30"/>
+              <w:left w:type="dxa" w:w="90"/>
+              <w:bottom w:type="dxa" w:w="30"/>
               <w:right w:type="dxa" w:w="90"/>
             </w:tcMar>
           </w:tcPr>
@@ -3708,7 +3708,7 @@
         </w:tc>
         <w:tc>
           <w:tcPr>
-            <w:tcW w:type="dxa" w:w="2142"/>
+            <w:tcW w:type="dxa" w:w="2242"/>
             <w:tcBorders>
               <w:top w:val="single" w:color="808080" w:sz="4"/>
               <w:left w:val="single" w:color="808080" w:sz="4"/>
@@ -3717,9 +3717,9 @@
             </w:tcBorders>
             <w:shd w:fill="D9D9D9" w:color="auto" w:val="clear"/>
             <w:tcMar>
-              <w:top w:type="dxa" w:w="50"/>
-              <w:left w:type="dxa" w:w="90"/>
-              <w:bottom w:type="dxa" w:w="50"/>
+              <w:top w:type="dxa" w:w="30"/>
+              <w:left w:type="dxa" w:w="90"/>
+              <w:bottom w:type="dxa" w:w="30"/>
               <w:right w:type="dxa" w:w="90"/>
             </w:tcMar>
           </w:tcPr>
@@ -3742,7 +3742,7 @@
         </w:tc>
         <w:tc>
           <w:tcPr>
-            <w:tcW w:type="dxa" w:w="2142"/>
+            <w:tcW w:type="dxa" w:w="2242"/>
             <w:tcBorders>
               <w:top w:val="single" w:color="808080" w:sz="4"/>
               <w:left w:val="single" w:color="808080" w:sz="4"/>
@@ -3751,9 +3751,9 @@
             </w:tcBorders>
             <w:shd w:fill="D9D9D9" w:color="auto" w:val="clear"/>
             <w:tcMar>
-              <w:top w:type="dxa" w:w="50"/>
-              <w:left w:type="dxa" w:w="90"/>
-              <w:bottom w:type="dxa" w:w="50"/>
+              <w:top w:type="dxa" w:w="30"/>
+              <w:left w:type="dxa" w:w="90"/>
+              <w:bottom w:type="dxa" w:w="30"/>
               <w:right w:type="dxa" w:w="90"/>
             </w:tcMar>
           </w:tcPr>
@@ -3776,7 +3776,7 @@
         </w:tc>
         <w:tc>
           <w:tcPr>
-            <w:tcW w:type="dxa" w:w="2142"/>
+            <w:tcW w:type="dxa" w:w="2242"/>
             <w:tcBorders>
               <w:top w:val="single" w:color="808080" w:sz="4"/>
               <w:left w:val="single" w:color="808080" w:sz="4"/>
@@ -3785,9 +3785,9 @@
             </w:tcBorders>
             <w:shd w:fill="D9D9D9" w:color="auto" w:val="clear"/>
             <w:tcMar>
-              <w:top w:type="dxa" w:w="50"/>
-              <w:left w:type="dxa" w:w="90"/>
-              <w:bottom w:type="dxa" w:w="50"/>
+              <w:top w:type="dxa" w:w="30"/>
+              <w:left w:type="dxa" w:w="90"/>
+              <w:bottom w:type="dxa" w:w="30"/>
               <w:right w:type="dxa" w:w="90"/>
             </w:tcMar>
           </w:tcPr>
@@ -3810,7 +3810,7 @@
         </w:tc>
         <w:tc>
           <w:tcPr>
-            <w:tcW w:type="dxa" w:w="792"/>
+            <w:tcW w:type="dxa" w:w="831"/>
             <w:tcBorders>
               <w:top w:val="single" w:color="808080" w:sz="4"/>
               <w:left w:val="single" w:color="808080" w:sz="4"/>
@@ -3819,9 +3819,9 @@
             </w:tcBorders>
             <w:shd w:fill="D9D9D9" w:color="auto" w:val="clear"/>
             <w:tcMar>
-              <w:top w:type="dxa" w:w="50"/>
-              <w:left w:type="dxa" w:w="90"/>
-              <w:bottom w:type="dxa" w:w="50"/>
+              <w:top w:type="dxa" w:w="30"/>
+              <w:left w:type="dxa" w:w="90"/>
+              <w:bottom w:type="dxa" w:w="30"/>
               <w:right w:type="dxa" w:w="90"/>
             </w:tcMar>
           </w:tcPr>
@@ -3850,83 +3850,83 @@
         </w:trPr>
         <w:tc>
           <w:tcPr>
-            <w:tcW w:type="dxa" w:w="2142"/>
-            <w:tcBorders>
-              <w:top w:val="single" w:color="808080" w:sz="4"/>
-              <w:left w:val="single" w:color="808080" w:sz="4"/>
-              <w:bottom w:val="single" w:color="808080" w:sz="4"/>
-              <w:right w:val="single" w:color="808080" w:sz="4"/>
-            </w:tcBorders>
-            <w:tcMar>
-              <w:top w:type="dxa" w:w="50"/>
-              <w:left w:type="dxa" w:w="90"/>
-              <w:bottom w:type="dxa" w:w="50"/>
-              <w:right w:type="dxa" w:w="90"/>
-            </w:tcMar>
-          </w:tcPr>
-          <w:p>
-            <w:pPr>
-              <w:spacing w:after="0" w:line="240"/>
-              <w:jc w:val="left"/>
-            </w:pPr>
-            <w:r>
-              <w:rPr>
-                <w:rFonts w:ascii="Arial" w:cs="Arial" w:eastAsia="Arial" w:hAnsi="Arial"/>
-                <w:b w:val="false"/>
-                <w:bCs w:val="false"/>
-                <w:sz w:val="18"/>
-                <w:szCs w:val="18"/>
-              </w:rPr>
-              <w:t xml:space="preserve">Revisión documental y análisis de requisitos</w:t>
-            </w:r>
-          </w:p>
-        </w:tc>
-        <w:tc>
-          <w:tcPr>
-            <w:tcW w:type="dxa" w:w="2142"/>
-            <w:tcBorders>
-              <w:top w:val="single" w:color="808080" w:sz="4"/>
-              <w:left w:val="single" w:color="808080" w:sz="4"/>
-              <w:bottom w:val="single" w:color="808080" w:sz="4"/>
-              <w:right w:val="single" w:color="808080" w:sz="4"/>
-            </w:tcBorders>
-            <w:tcMar>
-              <w:top w:type="dxa" w:w="50"/>
-              <w:left w:type="dxa" w:w="90"/>
-              <w:bottom w:type="dxa" w:w="50"/>
-              <w:right w:type="dxa" w:w="90"/>
-            </w:tcMar>
-          </w:tcPr>
-          <w:p>
-            <w:pPr>
-              <w:spacing w:after="0" w:line="240"/>
-              <w:jc w:val="left"/>
-            </w:pPr>
-            <w:r>
-              <w:rPr>
-                <w:rFonts w:ascii="Arial" w:cs="Arial" w:eastAsia="Arial" w:hAnsi="Arial"/>
-                <w:b w:val="false"/>
-                <w:bCs w:val="false"/>
-                <w:sz w:val="18"/>
-                <w:szCs w:val="18"/>
-              </w:rPr>
-              <w:t xml:space="preserve">Matriz de fuentes; fichas RF/RNF e historias de usuario</w:t>
-            </w:r>
-          </w:p>
-        </w:tc>
-        <w:tc>
-          <w:tcPr>
-            <w:tcW w:type="dxa" w:w="2142"/>
-            <w:tcBorders>
-              <w:top w:val="single" w:color="808080" w:sz="4"/>
-              <w:left w:val="single" w:color="808080" w:sz="4"/>
-              <w:bottom w:val="single" w:color="808080" w:sz="4"/>
-              <w:right w:val="single" w:color="808080" w:sz="4"/>
-            </w:tcBorders>
-            <w:tcMar>
-              <w:top w:type="dxa" w:w="50"/>
-              <w:left w:type="dxa" w:w="90"/>
-              <w:bottom w:type="dxa" w:w="50"/>
+            <w:tcW w:type="dxa" w:w="1803"/>
+            <w:tcBorders>
+              <w:top w:val="single" w:color="808080" w:sz="4"/>
+              <w:left w:val="single" w:color="808080" w:sz="4"/>
+              <w:bottom w:val="single" w:color="808080" w:sz="4"/>
+              <w:right w:val="single" w:color="808080" w:sz="4"/>
+            </w:tcBorders>
+            <w:tcMar>
+              <w:top w:type="dxa" w:w="30"/>
+              <w:left w:type="dxa" w:w="90"/>
+              <w:bottom w:type="dxa" w:w="30"/>
+              <w:right w:type="dxa" w:w="90"/>
+            </w:tcMar>
+          </w:tcPr>
+          <w:p>
+            <w:pPr>
+              <w:spacing w:after="0" w:line="240"/>
+              <w:jc w:val="left"/>
+            </w:pPr>
+            <w:r>
+              <w:rPr>
+                <w:rFonts w:ascii="Arial" w:cs="Arial" w:eastAsia="Arial" w:hAnsi="Arial"/>
+                <w:b w:val="false"/>
+                <w:bCs w:val="false"/>
+                <w:sz w:val="18"/>
+                <w:szCs w:val="18"/>
+              </w:rPr>
+              <w:t xml:space="preserve">Revisión documental</w:t>
+            </w:r>
+          </w:p>
+        </w:tc>
+        <w:tc>
+          <w:tcPr>
+            <w:tcW w:type="dxa" w:w="2242"/>
+            <w:tcBorders>
+              <w:top w:val="single" w:color="808080" w:sz="4"/>
+              <w:left w:val="single" w:color="808080" w:sz="4"/>
+              <w:bottom w:val="single" w:color="808080" w:sz="4"/>
+              <w:right w:val="single" w:color="808080" w:sz="4"/>
+            </w:tcBorders>
+            <w:tcMar>
+              <w:top w:type="dxa" w:w="30"/>
+              <w:left w:type="dxa" w:w="90"/>
+              <w:bottom w:type="dxa" w:w="30"/>
+              <w:right w:type="dxa" w:w="90"/>
+            </w:tcMar>
+          </w:tcPr>
+          <w:p>
+            <w:pPr>
+              <w:spacing w:after="0" w:line="240"/>
+              <w:jc w:val="left"/>
+            </w:pPr>
+            <w:r>
+              <w:rPr>
+                <w:rFonts w:ascii="Arial" w:cs="Arial" w:eastAsia="Arial" w:hAnsi="Arial"/>
+                <w:b w:val="false"/>
+                <w:bCs w:val="false"/>
+                <w:sz w:val="18"/>
+                <w:szCs w:val="18"/>
+              </w:rPr>
+              <w:t xml:space="preserve">Matriz de fuentes; fichas RF/RNF</w:t>
+            </w:r>
+          </w:p>
+        </w:tc>
+        <w:tc>
+          <w:tcPr>
+            <w:tcW w:type="dxa" w:w="2242"/>
+            <w:tcBorders>
+              <w:top w:val="single" w:color="808080" w:sz="4"/>
+              <w:left w:val="single" w:color="808080" w:sz="4"/>
+              <w:bottom w:val="single" w:color="808080" w:sz="4"/>
+              <w:right w:val="single" w:color="808080" w:sz="4"/>
+            </w:tcBorders>
+            <w:tcMar>
+              <w:top w:type="dxa" w:w="30"/>
+              <w:left w:type="dxa" w:w="90"/>
+              <w:bottom w:type="dxa" w:w="30"/>
               <w:right w:type="dxa" w:w="90"/>
             </w:tcMar>
           </w:tcPr>
@@ -3949,17 +3949,17 @@
         </w:tc>
         <w:tc>
           <w:tcPr>
-            <w:tcW w:type="dxa" w:w="2142"/>
-            <w:tcBorders>
-              <w:top w:val="single" w:color="808080" w:sz="4"/>
-              <w:left w:val="single" w:color="808080" w:sz="4"/>
-              <w:bottom w:val="single" w:color="808080" w:sz="4"/>
-              <w:right w:val="single" w:color="808080" w:sz="4"/>
-            </w:tcBorders>
-            <w:tcMar>
-              <w:top w:type="dxa" w:w="50"/>
-              <w:left w:type="dxa" w:w="90"/>
-              <w:bottom w:type="dxa" w:w="50"/>
+            <w:tcW w:type="dxa" w:w="2242"/>
+            <w:tcBorders>
+              <w:top w:val="single" w:color="808080" w:sz="4"/>
+              <w:left w:val="single" w:color="808080" w:sz="4"/>
+              <w:bottom w:val="single" w:color="808080" w:sz="4"/>
+              <w:right w:val="single" w:color="808080" w:sz="4"/>
+            </w:tcBorders>
+            <w:tcMar>
+              <w:top w:type="dxa" w:w="30"/>
+              <w:left w:type="dxa" w:w="90"/>
+              <w:bottom w:type="dxa" w:w="30"/>
               <w:right w:type="dxa" w:w="90"/>
             </w:tcMar>
           </w:tcPr>
@@ -3982,17 +3982,17 @@
         </w:tc>
         <w:tc>
           <w:tcPr>
-            <w:tcW w:type="dxa" w:w="792"/>
-            <w:tcBorders>
-              <w:top w:val="single" w:color="808080" w:sz="4"/>
-              <w:left w:val="single" w:color="808080" w:sz="4"/>
-              <w:bottom w:val="single" w:color="808080" w:sz="4"/>
-              <w:right w:val="single" w:color="808080" w:sz="4"/>
-            </w:tcBorders>
-            <w:tcMar>
-              <w:top w:type="dxa" w:w="50"/>
-              <w:left w:type="dxa" w:w="90"/>
-              <w:bottom w:type="dxa" w:w="50"/>
+            <w:tcW w:type="dxa" w:w="831"/>
+            <w:tcBorders>
+              <w:top w:val="single" w:color="808080" w:sz="4"/>
+              <w:left w:val="single" w:color="808080" w:sz="4"/>
+              <w:bottom w:val="single" w:color="808080" w:sz="4"/>
+              <w:right w:val="single" w:color="808080" w:sz="4"/>
+            </w:tcBorders>
+            <w:tcMar>
+              <w:top w:type="dxa" w:w="30"/>
+              <w:left w:type="dxa" w:w="90"/>
+              <w:bottom w:type="dxa" w:w="30"/>
               <w:right w:type="dxa" w:w="90"/>
             </w:tcMar>
           </w:tcPr>
@@ -4021,149 +4021,149 @@
         </w:trPr>
         <w:tc>
           <w:tcPr>
-            <w:tcW w:type="dxa" w:w="2142"/>
-            <w:tcBorders>
-              <w:top w:val="single" w:color="808080" w:sz="4"/>
-              <w:left w:val="single" w:color="808080" w:sz="4"/>
-              <w:bottom w:val="single" w:color="808080" w:sz="4"/>
-              <w:right w:val="single" w:color="808080" w:sz="4"/>
-            </w:tcBorders>
-            <w:tcMar>
-              <w:top w:type="dxa" w:w="50"/>
-              <w:left w:type="dxa" w:w="90"/>
-              <w:bottom w:type="dxa" w:w="50"/>
-              <w:right w:type="dxa" w:w="90"/>
-            </w:tcMar>
-          </w:tcPr>
-          <w:p>
-            <w:pPr>
-              <w:spacing w:after="0" w:line="240"/>
-              <w:jc w:val="left"/>
-            </w:pPr>
-            <w:r>
-              <w:rPr>
-                <w:rFonts w:ascii="Arial" w:cs="Arial" w:eastAsia="Arial" w:hAnsi="Arial"/>
-                <w:b w:val="false"/>
-                <w:bCs w:val="false"/>
-                <w:sz w:val="18"/>
-                <w:szCs w:val="18"/>
-              </w:rPr>
-              <w:t xml:space="preserve">Modelado y prototipado</w:t>
-            </w:r>
-          </w:p>
-        </w:tc>
-        <w:tc>
-          <w:tcPr>
-            <w:tcW w:type="dxa" w:w="2142"/>
-            <w:tcBorders>
-              <w:top w:val="single" w:color="808080" w:sz="4"/>
-              <w:left w:val="single" w:color="808080" w:sz="4"/>
-              <w:bottom w:val="single" w:color="808080" w:sz="4"/>
-              <w:right w:val="single" w:color="808080" w:sz="4"/>
-            </w:tcBorders>
-            <w:tcMar>
-              <w:top w:type="dxa" w:w="50"/>
-              <w:left w:type="dxa" w:w="90"/>
-              <w:bottom w:type="dxa" w:w="50"/>
-              <w:right w:type="dxa" w:w="90"/>
-            </w:tcMar>
-          </w:tcPr>
-          <w:p>
-            <w:pPr>
-              <w:spacing w:after="0" w:line="240"/>
-              <w:jc w:val="left"/>
-            </w:pPr>
-            <w:r>
-              <w:rPr>
-                <w:rFonts w:ascii="Arial" w:cs="Arial" w:eastAsia="Arial" w:hAnsi="Arial"/>
-                <w:b w:val="false"/>
-                <w:bCs w:val="false"/>
-                <w:sz w:val="18"/>
-                <w:szCs w:val="18"/>
-              </w:rPr>
-              <w:t xml:space="preserve">Casos de uso, clases, ER, C4; mockups y prototipo</w:t>
-            </w:r>
-          </w:p>
-        </w:tc>
-        <w:tc>
-          <w:tcPr>
-            <w:tcW w:type="dxa" w:w="2142"/>
-            <w:tcBorders>
-              <w:top w:val="single" w:color="808080" w:sz="4"/>
-              <w:left w:val="single" w:color="808080" w:sz="4"/>
-              <w:bottom w:val="single" w:color="808080" w:sz="4"/>
-              <w:right w:val="single" w:color="808080" w:sz="4"/>
-            </w:tcBorders>
-            <w:tcMar>
-              <w:top w:type="dxa" w:w="50"/>
-              <w:left w:type="dxa" w:w="90"/>
-              <w:bottom w:type="dxa" w:w="50"/>
-              <w:right w:type="dxa" w:w="90"/>
-            </w:tcMar>
-          </w:tcPr>
-          <w:p>
-            <w:pPr>
-              <w:spacing w:after="0" w:line="240"/>
-              <w:jc w:val="left"/>
-            </w:pPr>
-            <w:r>
-              <w:rPr>
-                <w:rFonts w:ascii="Arial" w:cs="Arial" w:eastAsia="Arial" w:hAnsi="Arial"/>
-                <w:b w:val="false"/>
-                <w:bCs w:val="false"/>
-                <w:sz w:val="18"/>
-                <w:szCs w:val="18"/>
-              </w:rPr>
-              <w:t xml:space="preserve">Documentar el diseño y hacer tangibles los requisitos</w:t>
-            </w:r>
-          </w:p>
-        </w:tc>
-        <w:tc>
-          <w:tcPr>
-            <w:tcW w:type="dxa" w:w="2142"/>
-            <w:tcBorders>
-              <w:top w:val="single" w:color="808080" w:sz="4"/>
-              <w:left w:val="single" w:color="808080" w:sz="4"/>
-              <w:bottom w:val="single" w:color="808080" w:sz="4"/>
-              <w:right w:val="single" w:color="808080" w:sz="4"/>
-            </w:tcBorders>
-            <w:tcMar>
-              <w:top w:type="dxa" w:w="50"/>
-              <w:left w:type="dxa" w:w="90"/>
-              <w:bottom w:type="dxa" w:w="50"/>
-              <w:right w:type="dxa" w:w="90"/>
-            </w:tcMar>
-          </w:tcPr>
-          <w:p>
-            <w:pPr>
-              <w:spacing w:after="0" w:line="240"/>
-              <w:jc w:val="left"/>
-            </w:pPr>
-            <w:r>
-              <w:rPr>
-                <w:rFonts w:ascii="Arial" w:cs="Arial" w:eastAsia="Arial" w:hAnsi="Arial"/>
-                <w:b w:val="false"/>
-                <w:bCs w:val="false"/>
-                <w:sz w:val="18"/>
-                <w:szCs w:val="18"/>
-              </w:rPr>
-              <w:t xml:space="preserve">Artefacto</w:t>
-            </w:r>
-          </w:p>
-        </w:tc>
-        <w:tc>
-          <w:tcPr>
-            <w:tcW w:type="dxa" w:w="792"/>
-            <w:tcBorders>
-              <w:top w:val="single" w:color="808080" w:sz="4"/>
-              <w:left w:val="single" w:color="808080" w:sz="4"/>
-              <w:bottom w:val="single" w:color="808080" w:sz="4"/>
-              <w:right w:val="single" w:color="808080" w:sz="4"/>
-            </w:tcBorders>
-            <w:tcMar>
-              <w:top w:type="dxa" w:w="50"/>
-              <w:left w:type="dxa" w:w="90"/>
-              <w:bottom w:type="dxa" w:w="50"/>
+            <w:tcW w:type="dxa" w:w="1803"/>
+            <w:tcBorders>
+              <w:top w:val="single" w:color="808080" w:sz="4"/>
+              <w:left w:val="single" w:color="808080" w:sz="4"/>
+              <w:bottom w:val="single" w:color="808080" w:sz="4"/>
+              <w:right w:val="single" w:color="808080" w:sz="4"/>
+            </w:tcBorders>
+            <w:tcMar>
+              <w:top w:type="dxa" w:w="30"/>
+              <w:left w:type="dxa" w:w="90"/>
+              <w:bottom w:type="dxa" w:w="30"/>
+              <w:right w:type="dxa" w:w="90"/>
+            </w:tcMar>
+          </w:tcPr>
+          <w:p>
+            <w:pPr>
+              <w:spacing w:after="0" w:line="240"/>
+              <w:jc w:val="left"/>
+            </w:pPr>
+            <w:r>
+              <w:rPr>
+                <w:rFonts w:ascii="Arial" w:cs="Arial" w:eastAsia="Arial" w:hAnsi="Arial"/>
+                <w:b w:val="false"/>
+                <w:bCs w:val="false"/>
+                <w:sz w:val="18"/>
+                <w:szCs w:val="18"/>
+              </w:rPr>
+              <w:t xml:space="preserve">Modelado, prototipado y pruebas</w:t>
+            </w:r>
+          </w:p>
+        </w:tc>
+        <w:tc>
+          <w:tcPr>
+            <w:tcW w:type="dxa" w:w="2242"/>
+            <w:tcBorders>
+              <w:top w:val="single" w:color="808080" w:sz="4"/>
+              <w:left w:val="single" w:color="808080" w:sz="4"/>
+              <w:bottom w:val="single" w:color="808080" w:sz="4"/>
+              <w:right w:val="single" w:color="808080" w:sz="4"/>
+            </w:tcBorders>
+            <w:tcMar>
+              <w:top w:type="dxa" w:w="30"/>
+              <w:left w:type="dxa" w:w="90"/>
+              <w:bottom w:type="dxa" w:w="30"/>
+              <w:right w:type="dxa" w:w="90"/>
+            </w:tcMar>
+          </w:tcPr>
+          <w:p>
+            <w:pPr>
+              <w:spacing w:after="0" w:line="240"/>
+              <w:jc w:val="left"/>
+            </w:pPr>
+            <w:r>
+              <w:rPr>
+                <w:rFonts w:ascii="Arial" w:cs="Arial" w:eastAsia="Arial" w:hAnsi="Arial"/>
+                <w:b w:val="false"/>
+                <w:bCs w:val="false"/>
+                <w:sz w:val="18"/>
+                <w:szCs w:val="18"/>
+              </w:rPr>
+              <w:t xml:space="preserve">Casos de uso, ER, C4, mockups; 72 pruebas automatizadas</w:t>
+            </w:r>
+          </w:p>
+        </w:tc>
+        <w:tc>
+          <w:tcPr>
+            <w:tcW w:type="dxa" w:w="2242"/>
+            <w:tcBorders>
+              <w:top w:val="single" w:color="808080" w:sz="4"/>
+              <w:left w:val="single" w:color="808080" w:sz="4"/>
+              <w:bottom w:val="single" w:color="808080" w:sz="4"/>
+              <w:right w:val="single" w:color="808080" w:sz="4"/>
+            </w:tcBorders>
+            <w:tcMar>
+              <w:top w:type="dxa" w:w="30"/>
+              <w:left w:type="dxa" w:w="90"/>
+              <w:bottom w:type="dxa" w:w="30"/>
+              <w:right w:type="dxa" w:w="90"/>
+            </w:tcMar>
+          </w:tcPr>
+          <w:p>
+            <w:pPr>
+              <w:spacing w:after="0" w:line="240"/>
+              <w:jc w:val="left"/>
+            </w:pPr>
+            <w:r>
+              <w:rPr>
+                <w:rFonts w:ascii="Arial" w:cs="Arial" w:eastAsia="Arial" w:hAnsi="Arial"/>
+                <w:b w:val="false"/>
+                <w:bCs w:val="false"/>
+                <w:sz w:val="18"/>
+                <w:szCs w:val="18"/>
+              </w:rPr>
+              <w:t xml:space="preserve">Documentar, hacer tangibles y verificar los requisitos</w:t>
+            </w:r>
+          </w:p>
+        </w:tc>
+        <w:tc>
+          <w:tcPr>
+            <w:tcW w:type="dxa" w:w="2242"/>
+            <w:tcBorders>
+              <w:top w:val="single" w:color="808080" w:sz="4"/>
+              <w:left w:val="single" w:color="808080" w:sz="4"/>
+              <w:bottom w:val="single" w:color="808080" w:sz="4"/>
+              <w:right w:val="single" w:color="808080" w:sz="4"/>
+            </w:tcBorders>
+            <w:tcMar>
+              <w:top w:type="dxa" w:w="30"/>
+              <w:left w:type="dxa" w:w="90"/>
+              <w:bottom w:type="dxa" w:w="30"/>
+              <w:right w:type="dxa" w:w="90"/>
+            </w:tcMar>
+          </w:tcPr>
+          <w:p>
+            <w:pPr>
+              <w:spacing w:after="0" w:line="240"/>
+              <w:jc w:val="left"/>
+            </w:pPr>
+            <w:r>
+              <w:rPr>
+                <w:rFonts w:ascii="Arial" w:cs="Arial" w:eastAsia="Arial" w:hAnsi="Arial"/>
+                <w:b w:val="false"/>
+                <w:bCs w:val="false"/>
+                <w:sz w:val="18"/>
+                <w:szCs w:val="18"/>
+              </w:rPr>
+              <w:t xml:space="preserve">Artefacto y código</w:t>
+            </w:r>
+          </w:p>
+        </w:tc>
+        <w:tc>
+          <w:tcPr>
+            <w:tcW w:type="dxa" w:w="831"/>
+            <w:tcBorders>
+              <w:top w:val="single" w:color="808080" w:sz="4"/>
+              <w:left w:val="single" w:color="808080" w:sz="4"/>
+              <w:bottom w:val="single" w:color="808080" w:sz="4"/>
+              <w:right w:val="single" w:color="808080" w:sz="4"/>
+            </w:tcBorders>
+            <w:tcMar>
+              <w:top w:type="dxa" w:w="30"/>
+              <w:left w:type="dxa" w:w="90"/>
+              <w:bottom w:type="dxa" w:w="30"/>
               <w:right w:type="dxa" w:w="90"/>
             </w:tcMar>
           </w:tcPr>
@@ -4192,166 +4192,166 @@
         </w:trPr>
         <w:tc>
           <w:tcPr>
-            <w:tcW w:type="dxa" w:w="2142"/>
-            <w:tcBorders>
-              <w:top w:val="single" w:color="808080" w:sz="4"/>
-              <w:left w:val="single" w:color="808080" w:sz="4"/>
-              <w:bottom w:val="single" w:color="808080" w:sz="4"/>
-              <w:right w:val="single" w:color="808080" w:sz="4"/>
-            </w:tcBorders>
-            <w:tcMar>
-              <w:top w:type="dxa" w:w="50"/>
-              <w:left w:type="dxa" w:w="90"/>
-              <w:bottom w:type="dxa" w:w="50"/>
-              <w:right w:type="dxa" w:w="90"/>
-            </w:tcMar>
-          </w:tcPr>
-          <w:p>
-            <w:pPr>
-              <w:spacing w:after="0" w:line="240"/>
-              <w:jc w:val="left"/>
-            </w:pPr>
-            <w:r>
-              <w:rPr>
-                <w:rFonts w:ascii="Arial" w:cs="Arial" w:eastAsia="Arial" w:hAnsi="Arial"/>
-                <w:b w:val="false"/>
-                <w:bCs w:val="false"/>
-                <w:sz w:val="18"/>
-                <w:szCs w:val="18"/>
-              </w:rPr>
-              <w:t xml:space="preserve">Pruebas automatizadas</w:t>
-            </w:r>
-          </w:p>
-        </w:tc>
-        <w:tc>
-          <w:tcPr>
-            <w:tcW w:type="dxa" w:w="2142"/>
-            <w:tcBorders>
-              <w:top w:val="single" w:color="808080" w:sz="4"/>
-              <w:left w:val="single" w:color="808080" w:sz="4"/>
-              <w:bottom w:val="single" w:color="808080" w:sz="4"/>
-              <w:right w:val="single" w:color="808080" w:sz="4"/>
-            </w:tcBorders>
-            <w:tcMar>
-              <w:top w:type="dxa" w:w="50"/>
-              <w:left w:type="dxa" w:w="90"/>
-              <w:bottom w:type="dxa" w:w="50"/>
-              <w:right w:type="dxa" w:w="90"/>
-            </w:tcMar>
-          </w:tcPr>
-          <w:p>
-            <w:pPr>
-              <w:spacing w:after="0" w:line="240"/>
-              <w:jc w:val="left"/>
-            </w:pPr>
-            <w:r>
-              <w:rPr>
-                <w:rFonts w:ascii="Arial" w:cs="Arial" w:eastAsia="Arial" w:hAnsi="Arial"/>
-                <w:b w:val="false"/>
-                <w:bCs w:val="false"/>
-                <w:sz w:val="18"/>
-                <w:szCs w:val="18"/>
-              </w:rPr>
-              <w:t xml:space="preserve">Suites de Django/DRF y de WebSockets (72 pruebas)</w:t>
-            </w:r>
-          </w:p>
-        </w:tc>
-        <w:tc>
-          <w:tcPr>
-            <w:tcW w:type="dxa" w:w="2142"/>
-            <w:tcBorders>
-              <w:top w:val="single" w:color="808080" w:sz="4"/>
-              <w:left w:val="single" w:color="808080" w:sz="4"/>
-              <w:bottom w:val="single" w:color="808080" w:sz="4"/>
-              <w:right w:val="single" w:color="808080" w:sz="4"/>
-            </w:tcBorders>
-            <w:tcMar>
-              <w:top w:type="dxa" w:w="50"/>
-              <w:left w:type="dxa" w:w="90"/>
-              <w:bottom w:type="dxa" w:w="50"/>
-              <w:right w:type="dxa" w:w="90"/>
-            </w:tcMar>
-          </w:tcPr>
-          <w:p>
-            <w:pPr>
-              <w:spacing w:after="0" w:line="240"/>
-              <w:jc w:val="left"/>
-            </w:pPr>
-            <w:r>
-              <w:rPr>
-                <w:rFonts w:ascii="Arial" w:cs="Arial" w:eastAsia="Arial" w:hAnsi="Arial"/>
-                <w:b w:val="false"/>
-                <w:bCs w:val="false"/>
-                <w:sz w:val="18"/>
-                <w:szCs w:val="18"/>
-              </w:rPr>
-              <w:t xml:space="preserve">Verificar el comportamiento del backend</w:t>
-            </w:r>
-          </w:p>
-        </w:tc>
-        <w:tc>
-          <w:tcPr>
-            <w:tcW w:type="dxa" w:w="2142"/>
-            <w:tcBorders>
-              <w:top w:val="single" w:color="808080" w:sz="4"/>
-              <w:left w:val="single" w:color="808080" w:sz="4"/>
-              <w:bottom w:val="single" w:color="808080" w:sz="4"/>
-              <w:right w:val="single" w:color="808080" w:sz="4"/>
-            </w:tcBorders>
-            <w:tcMar>
-              <w:top w:type="dxa" w:w="50"/>
-              <w:left w:type="dxa" w:w="90"/>
-              <w:bottom w:type="dxa" w:w="50"/>
-              <w:right w:type="dxa" w:w="90"/>
-            </w:tcMar>
-          </w:tcPr>
-          <w:p>
-            <w:pPr>
-              <w:spacing w:after="0" w:line="240"/>
-              <w:jc w:val="left"/>
-            </w:pPr>
-            <w:r>
-              <w:rPr>
-                <w:rFonts w:ascii="Arial" w:cs="Arial" w:eastAsia="Arial" w:hAnsi="Arial"/>
-                <w:b w:val="false"/>
-                <w:bCs w:val="false"/>
-                <w:sz w:val="18"/>
-                <w:szCs w:val="18"/>
-              </w:rPr>
-              <w:t xml:space="preserve">Código</w:t>
-            </w:r>
-          </w:p>
-        </w:tc>
-        <w:tc>
-          <w:tcPr>
-            <w:tcW w:type="dxa" w:w="792"/>
-            <w:tcBorders>
-              <w:top w:val="single" w:color="808080" w:sz="4"/>
-              <w:left w:val="single" w:color="808080" w:sz="4"/>
-              <w:bottom w:val="single" w:color="808080" w:sz="4"/>
-              <w:right w:val="single" w:color="808080" w:sz="4"/>
-            </w:tcBorders>
-            <w:tcMar>
-              <w:top w:type="dxa" w:w="50"/>
-              <w:left w:type="dxa" w:w="90"/>
-              <w:bottom w:type="dxa" w:w="50"/>
-              <w:right w:type="dxa" w:w="90"/>
-            </w:tcMar>
-          </w:tcPr>
-          <w:p>
-            <w:pPr>
-              <w:spacing w:after="0" w:line="240"/>
-              <w:jc w:val="left"/>
-            </w:pPr>
-            <w:r>
-              <w:rPr>
-                <w:rFonts w:ascii="Arial" w:cs="Arial" w:eastAsia="Arial" w:hAnsi="Arial"/>
-                <w:b w:val="false"/>
-                <w:bCs w:val="false"/>
-                <w:sz w:val="18"/>
-                <w:szCs w:val="18"/>
-              </w:rPr>
-              <w:t xml:space="preserve">Usado</w:t>
+            <w:tcW w:type="dxa" w:w="1803"/>
+            <w:tcBorders>
+              <w:top w:val="single" w:color="808080" w:sz="4"/>
+              <w:left w:val="single" w:color="808080" w:sz="4"/>
+              <w:bottom w:val="single" w:color="808080" w:sz="4"/>
+              <w:right w:val="single" w:color="808080" w:sz="4"/>
+            </w:tcBorders>
+            <w:tcMar>
+              <w:top w:type="dxa" w:w="30"/>
+              <w:left w:type="dxa" w:w="90"/>
+              <w:bottom w:type="dxa" w:w="30"/>
+              <w:right w:type="dxa" w:w="90"/>
+            </w:tcMar>
+          </w:tcPr>
+          <w:p>
+            <w:pPr>
+              <w:spacing w:after="0" w:line="240"/>
+              <w:jc w:val="left"/>
+            </w:pPr>
+            <w:r>
+              <w:rPr>
+                <w:rFonts w:ascii="Arial" w:cs="Arial" w:eastAsia="Arial" w:hAnsi="Arial"/>
+                <w:b w:val="false"/>
+                <w:bCs w:val="false"/>
+                <w:sz w:val="18"/>
+                <w:szCs w:val="18"/>
+              </w:rPr>
+              <w:t xml:space="preserve">Entrevista y observación</w:t>
+            </w:r>
+          </w:p>
+        </w:tc>
+        <w:tc>
+          <w:tcPr>
+            <w:tcW w:type="dxa" w:w="2242"/>
+            <w:tcBorders>
+              <w:top w:val="single" w:color="808080" w:sz="4"/>
+              <w:left w:val="single" w:color="808080" w:sz="4"/>
+              <w:bottom w:val="single" w:color="808080" w:sz="4"/>
+              <w:right w:val="single" w:color="808080" w:sz="4"/>
+            </w:tcBorders>
+            <w:tcMar>
+              <w:top w:type="dxa" w:w="30"/>
+              <w:left w:type="dxa" w:w="90"/>
+              <w:bottom w:type="dxa" w:w="30"/>
+              <w:right w:type="dxa" w:w="90"/>
+            </w:tcMar>
+          </w:tcPr>
+          <w:p>
+            <w:pPr>
+              <w:spacing w:after="0" w:line="240"/>
+              <w:jc w:val="left"/>
+            </w:pPr>
+            <w:r>
+              <w:rPr>
+                <w:rFonts w:ascii="Arial" w:cs="Arial" w:eastAsia="Arial" w:hAnsi="Arial"/>
+                <w:b w:val="false"/>
+                <w:bCs w:val="false"/>
+                <w:sz w:val="18"/>
+                <w:szCs w:val="18"/>
+              </w:rPr>
+              <w:t xml:space="preserve">Guion semiestructurado; pauta de observación</w:t>
+            </w:r>
+          </w:p>
+        </w:tc>
+        <w:tc>
+          <w:tcPr>
+            <w:tcW w:type="dxa" w:w="2242"/>
+            <w:tcBorders>
+              <w:top w:val="single" w:color="808080" w:sz="4"/>
+              <w:left w:val="single" w:color="808080" w:sz="4"/>
+              <w:bottom w:val="single" w:color="808080" w:sz="4"/>
+              <w:right w:val="single" w:color="808080" w:sz="4"/>
+            </w:tcBorders>
+            <w:tcMar>
+              <w:top w:type="dxa" w:w="30"/>
+              <w:left w:type="dxa" w:w="90"/>
+              <w:bottom w:type="dxa" w:w="30"/>
+              <w:right w:type="dxa" w:w="90"/>
+            </w:tcMar>
+          </w:tcPr>
+          <w:p>
+            <w:pPr>
+              <w:spacing w:after="0" w:line="240"/>
+              <w:jc w:val="left"/>
+            </w:pPr>
+            <w:r>
+              <w:rPr>
+                <w:rFonts w:ascii="Arial" w:cs="Arial" w:eastAsia="Arial" w:hAnsi="Arial"/>
+                <w:b w:val="false"/>
+                <w:bCs w:val="false"/>
+                <w:sz w:val="18"/>
+                <w:szCs w:val="18"/>
+              </w:rPr>
+              <w:t xml:space="preserve">Validar requisitos y contrastar el flujo con la práctica</w:t>
+            </w:r>
+          </w:p>
+        </w:tc>
+        <w:tc>
+          <w:tcPr>
+            <w:tcW w:type="dxa" w:w="2242"/>
+            <w:tcBorders>
+              <w:top w:val="single" w:color="808080" w:sz="4"/>
+              <w:left w:val="single" w:color="808080" w:sz="4"/>
+              <w:bottom w:val="single" w:color="808080" w:sz="4"/>
+              <w:right w:val="single" w:color="808080" w:sz="4"/>
+            </w:tcBorders>
+            <w:tcMar>
+              <w:top w:type="dxa" w:w="30"/>
+              <w:left w:type="dxa" w:w="90"/>
+              <w:bottom w:type="dxa" w:w="30"/>
+              <w:right w:type="dxa" w:w="90"/>
+            </w:tcMar>
+          </w:tcPr>
+          <w:p>
+            <w:pPr>
+              <w:spacing w:after="0" w:line="240"/>
+              <w:jc w:val="left"/>
+            </w:pPr>
+            <w:r>
+              <w:rPr>
+                <w:rFonts w:ascii="Arial" w:cs="Arial" w:eastAsia="Arial" w:hAnsi="Arial"/>
+                <w:b w:val="false"/>
+                <w:bCs w:val="false"/>
+                <w:sz w:val="18"/>
+                <w:szCs w:val="18"/>
+              </w:rPr>
+              <w:t xml:space="preserve">Personal y motorizados de Logytech Mobile</w:t>
+            </w:r>
+          </w:p>
+        </w:tc>
+        <w:tc>
+          <w:tcPr>
+            <w:tcW w:type="dxa" w:w="831"/>
+            <w:tcBorders>
+              <w:top w:val="single" w:color="808080" w:sz="4"/>
+              <w:left w:val="single" w:color="808080" w:sz="4"/>
+              <w:bottom w:val="single" w:color="808080" w:sz="4"/>
+              <w:right w:val="single" w:color="808080" w:sz="4"/>
+            </w:tcBorders>
+            <w:tcMar>
+              <w:top w:type="dxa" w:w="30"/>
+              <w:left w:type="dxa" w:w="90"/>
+              <w:bottom w:type="dxa" w:w="30"/>
+              <w:right w:type="dxa" w:w="90"/>
+            </w:tcMar>
+          </w:tcPr>
+          <w:p>
+            <w:pPr>
+              <w:spacing w:after="0" w:line="240"/>
+              <w:jc w:val="left"/>
+            </w:pPr>
+            <w:r>
+              <w:rPr>
+                <w:rFonts w:ascii="Arial" w:cs="Arial" w:eastAsia="Arial" w:hAnsi="Arial"/>
+                <w:b w:val="false"/>
+                <w:bCs w:val="false"/>
+                <w:sz w:val="18"/>
+                <w:szCs w:val="18"/>
+              </w:rPr>
+              <w:t xml:space="preserve">Planificado</w:t>
             </w:r>
           </w:p>
         </w:tc>
@@ -4363,149 +4363,149 @@
         </w:trPr>
         <w:tc>
           <w:tcPr>
-            <w:tcW w:type="dxa" w:w="2142"/>
-            <w:tcBorders>
-              <w:top w:val="single" w:color="808080" w:sz="4"/>
-              <w:left w:val="single" w:color="808080" w:sz="4"/>
-              <w:bottom w:val="single" w:color="808080" w:sz="4"/>
-              <w:right w:val="single" w:color="808080" w:sz="4"/>
-            </w:tcBorders>
-            <w:tcMar>
-              <w:top w:type="dxa" w:w="50"/>
-              <w:left w:type="dxa" w:w="90"/>
-              <w:bottom w:type="dxa" w:w="50"/>
-              <w:right w:type="dxa" w:w="90"/>
-            </w:tcMar>
-          </w:tcPr>
-          <w:p>
-            <w:pPr>
-              <w:spacing w:after="0" w:line="240"/>
-              <w:jc w:val="left"/>
-            </w:pPr>
-            <w:r>
-              <w:rPr>
-                <w:rFonts w:ascii="Arial" w:cs="Arial" w:eastAsia="Arial" w:hAnsi="Arial"/>
-                <w:b w:val="false"/>
-                <w:bCs w:val="false"/>
-                <w:sz w:val="18"/>
-                <w:szCs w:val="18"/>
-              </w:rPr>
-              <w:t xml:space="preserve">Entrevista semiestructurada</w:t>
-            </w:r>
-          </w:p>
-        </w:tc>
-        <w:tc>
-          <w:tcPr>
-            <w:tcW w:type="dxa" w:w="2142"/>
-            <w:tcBorders>
-              <w:top w:val="single" w:color="808080" w:sz="4"/>
-              <w:left w:val="single" w:color="808080" w:sz="4"/>
-              <w:bottom w:val="single" w:color="808080" w:sz="4"/>
-              <w:right w:val="single" w:color="808080" w:sz="4"/>
-            </w:tcBorders>
-            <w:tcMar>
-              <w:top w:type="dxa" w:w="50"/>
-              <w:left w:type="dxa" w:w="90"/>
-              <w:bottom w:type="dxa" w:w="50"/>
-              <w:right w:type="dxa" w:w="90"/>
-            </w:tcMar>
-          </w:tcPr>
-          <w:p>
-            <w:pPr>
-              <w:spacing w:after="0" w:line="240"/>
-              <w:jc w:val="left"/>
-            </w:pPr>
-            <w:r>
-              <w:rPr>
-                <w:rFonts w:ascii="Arial" w:cs="Arial" w:eastAsia="Arial" w:hAnsi="Arial"/>
-                <w:b w:val="false"/>
-                <w:bCs w:val="false"/>
-                <w:sz w:val="18"/>
-                <w:szCs w:val="18"/>
-              </w:rPr>
-              <w:t xml:space="preserve">Guion de preguntas</w:t>
-            </w:r>
-          </w:p>
-        </w:tc>
-        <w:tc>
-          <w:tcPr>
-            <w:tcW w:type="dxa" w:w="2142"/>
-            <w:tcBorders>
-              <w:top w:val="single" w:color="808080" w:sz="4"/>
-              <w:left w:val="single" w:color="808080" w:sz="4"/>
-              <w:bottom w:val="single" w:color="808080" w:sz="4"/>
-              <w:right w:val="single" w:color="808080" w:sz="4"/>
-            </w:tcBorders>
-            <w:tcMar>
-              <w:top w:type="dxa" w:w="50"/>
-              <w:left w:type="dxa" w:w="90"/>
-              <w:bottom w:type="dxa" w:w="50"/>
-              <w:right w:type="dxa" w:w="90"/>
-            </w:tcMar>
-          </w:tcPr>
-          <w:p>
-            <w:pPr>
-              <w:spacing w:after="0" w:line="240"/>
-              <w:jc w:val="left"/>
-            </w:pPr>
-            <w:r>
-              <w:rPr>
-                <w:rFonts w:ascii="Arial" w:cs="Arial" w:eastAsia="Arial" w:hAnsi="Arial"/>
-                <w:b w:val="false"/>
-                <w:bCs w:val="false"/>
-                <w:sz w:val="18"/>
-                <w:szCs w:val="18"/>
-              </w:rPr>
-              <w:t xml:space="preserve">Validar requisitos y flujos con quienes operan</w:t>
-            </w:r>
-          </w:p>
-        </w:tc>
-        <w:tc>
-          <w:tcPr>
-            <w:tcW w:type="dxa" w:w="2142"/>
-            <w:tcBorders>
-              <w:top w:val="single" w:color="808080" w:sz="4"/>
-              <w:left w:val="single" w:color="808080" w:sz="4"/>
-              <w:bottom w:val="single" w:color="808080" w:sz="4"/>
-              <w:right w:val="single" w:color="808080" w:sz="4"/>
-            </w:tcBorders>
-            <w:tcMar>
-              <w:top w:type="dxa" w:w="50"/>
-              <w:left w:type="dxa" w:w="90"/>
-              <w:bottom w:type="dxa" w:w="50"/>
-              <w:right w:type="dxa" w:w="90"/>
-            </w:tcMar>
-          </w:tcPr>
-          <w:p>
-            <w:pPr>
-              <w:spacing w:after="0" w:line="240"/>
-              <w:jc w:val="left"/>
-            </w:pPr>
-            <w:r>
-              <w:rPr>
-                <w:rFonts w:ascii="Arial" w:cs="Arial" w:eastAsia="Arial" w:hAnsi="Arial"/>
-                <w:b w:val="false"/>
-                <w:bCs w:val="false"/>
-                <w:sz w:val="18"/>
-                <w:szCs w:val="18"/>
-              </w:rPr>
-              <w:t xml:space="preserve">Personal administrativo y de alistamiento de Logytech Mobile</w:t>
-            </w:r>
-          </w:p>
-        </w:tc>
-        <w:tc>
-          <w:tcPr>
-            <w:tcW w:type="dxa" w:w="792"/>
-            <w:tcBorders>
-              <w:top w:val="single" w:color="808080" w:sz="4"/>
-              <w:left w:val="single" w:color="808080" w:sz="4"/>
-              <w:bottom w:val="single" w:color="808080" w:sz="4"/>
-              <w:right w:val="single" w:color="808080" w:sz="4"/>
-            </w:tcBorders>
-            <w:tcMar>
-              <w:top w:type="dxa" w:w="50"/>
-              <w:left w:type="dxa" w:w="90"/>
-              <w:bottom w:type="dxa" w:w="50"/>
+            <w:tcW w:type="dxa" w:w="1803"/>
+            <w:tcBorders>
+              <w:top w:val="single" w:color="808080" w:sz="4"/>
+              <w:left w:val="single" w:color="808080" w:sz="4"/>
+              <w:bottom w:val="single" w:color="808080" w:sz="4"/>
+              <w:right w:val="single" w:color="808080" w:sz="4"/>
+            </w:tcBorders>
+            <w:tcMar>
+              <w:top w:type="dxa" w:w="30"/>
+              <w:left w:type="dxa" w:w="90"/>
+              <w:bottom w:type="dxa" w:w="30"/>
+              <w:right w:type="dxa" w:w="90"/>
+            </w:tcMar>
+          </w:tcPr>
+          <w:p>
+            <w:pPr>
+              <w:spacing w:after="0" w:line="240"/>
+              <w:jc w:val="left"/>
+            </w:pPr>
+            <w:r>
+              <w:rPr>
+                <w:rFonts w:ascii="Arial" w:cs="Arial" w:eastAsia="Arial" w:hAnsi="Arial"/>
+                <w:b w:val="false"/>
+                <w:bCs w:val="false"/>
+                <w:sz w:val="18"/>
+                <w:szCs w:val="18"/>
+              </w:rPr>
+              <w:t xml:space="preserve">Encuesta</w:t>
+            </w:r>
+          </w:p>
+        </w:tc>
+        <w:tc>
+          <w:tcPr>
+            <w:tcW w:type="dxa" w:w="2242"/>
+            <w:tcBorders>
+              <w:top w:val="single" w:color="808080" w:sz="4"/>
+              <w:left w:val="single" w:color="808080" w:sz="4"/>
+              <w:bottom w:val="single" w:color="808080" w:sz="4"/>
+              <w:right w:val="single" w:color="808080" w:sz="4"/>
+            </w:tcBorders>
+            <w:tcMar>
+              <w:top w:type="dxa" w:w="30"/>
+              <w:left w:type="dxa" w:w="90"/>
+              <w:bottom w:type="dxa" w:w="30"/>
+              <w:right w:type="dxa" w:w="90"/>
+            </w:tcMar>
+          </w:tcPr>
+          <w:p>
+            <w:pPr>
+              <w:spacing w:after="0" w:line="240"/>
+              <w:jc w:val="left"/>
+            </w:pPr>
+            <w:r>
+              <w:rPr>
+                <w:rFonts w:ascii="Arial" w:cs="Arial" w:eastAsia="Arial" w:hAnsi="Arial"/>
+                <w:b w:val="false"/>
+                <w:bCs w:val="false"/>
+                <w:sz w:val="18"/>
+                <w:szCs w:val="18"/>
+              </w:rPr>
+              <w:t xml:space="preserve">Cuestionario con escala de usabilidad</w:t>
+            </w:r>
+          </w:p>
+        </w:tc>
+        <w:tc>
+          <w:tcPr>
+            <w:tcW w:type="dxa" w:w="2242"/>
+            <w:tcBorders>
+              <w:top w:val="single" w:color="808080" w:sz="4"/>
+              <w:left w:val="single" w:color="808080" w:sz="4"/>
+              <w:bottom w:val="single" w:color="808080" w:sz="4"/>
+              <w:right w:val="single" w:color="808080" w:sz="4"/>
+            </w:tcBorders>
+            <w:tcMar>
+              <w:top w:type="dxa" w:w="30"/>
+              <w:left w:type="dxa" w:w="90"/>
+              <w:bottom w:type="dxa" w:w="30"/>
+              <w:right w:type="dxa" w:w="90"/>
+            </w:tcMar>
+          </w:tcPr>
+          <w:p>
+            <w:pPr>
+              <w:spacing w:after="0" w:line="240"/>
+              <w:jc w:val="left"/>
+            </w:pPr>
+            <w:r>
+              <w:rPr>
+                <w:rFonts w:ascii="Arial" w:cs="Arial" w:eastAsia="Arial" w:hAnsi="Arial"/>
+                <w:b w:val="false"/>
+                <w:bCs w:val="false"/>
+                <w:sz w:val="18"/>
+                <w:szCs w:val="18"/>
+              </w:rPr>
+              <w:t xml:space="preserve">Medir la percepción del seguimiento y del chat</w:t>
+            </w:r>
+          </w:p>
+        </w:tc>
+        <w:tc>
+          <w:tcPr>
+            <w:tcW w:type="dxa" w:w="2242"/>
+            <w:tcBorders>
+              <w:top w:val="single" w:color="808080" w:sz="4"/>
+              <w:left w:val="single" w:color="808080" w:sz="4"/>
+              <w:bottom w:val="single" w:color="808080" w:sz="4"/>
+              <w:right w:val="single" w:color="808080" w:sz="4"/>
+            </w:tcBorders>
+            <w:tcMar>
+              <w:top w:type="dxa" w:w="30"/>
+              <w:left w:type="dxa" w:w="90"/>
+              <w:bottom w:type="dxa" w:w="30"/>
+              <w:right w:type="dxa" w:w="90"/>
+            </w:tcMar>
+          </w:tcPr>
+          <w:p>
+            <w:pPr>
+              <w:spacing w:after="0" w:line="240"/>
+              <w:jc w:val="left"/>
+            </w:pPr>
+            <w:r>
+              <w:rPr>
+                <w:rFonts w:ascii="Arial" w:cs="Arial" w:eastAsia="Arial" w:hAnsi="Arial"/>
+                <w:b w:val="false"/>
+                <w:bCs w:val="false"/>
+                <w:sz w:val="18"/>
+                <w:szCs w:val="18"/>
+              </w:rPr>
+              <w:t xml:space="preserve">Clientes de Logytech Mobile</w:t>
+            </w:r>
+          </w:p>
+        </w:tc>
+        <w:tc>
+          <w:tcPr>
+            <w:tcW w:type="dxa" w:w="831"/>
+            <w:tcBorders>
+              <w:top w:val="single" w:color="808080" w:sz="4"/>
+              <w:left w:val="single" w:color="808080" w:sz="4"/>
+              <w:bottom w:val="single" w:color="808080" w:sz="4"/>
+              <w:right w:val="single" w:color="808080" w:sz="4"/>
+            </w:tcBorders>
+            <w:tcMar>
+              <w:top w:type="dxa" w:w="30"/>
+              <w:left w:type="dxa" w:w="90"/>
+              <w:bottom w:type="dxa" w:w="30"/>
               <w:right w:type="dxa" w:w="90"/>
             </w:tcMar>
           </w:tcPr>
@@ -4534,359 +4534,17 @@
         </w:trPr>
         <w:tc>
           <w:tcPr>
-            <w:tcW w:type="dxa" w:w="2142"/>
-            <w:tcBorders>
-              <w:top w:val="single" w:color="808080" w:sz="4"/>
-              <w:left w:val="single" w:color="808080" w:sz="4"/>
-              <w:bottom w:val="single" w:color="808080" w:sz="4"/>
-              <w:right w:val="single" w:color="808080" w:sz="4"/>
-            </w:tcBorders>
-            <w:tcMar>
-              <w:top w:type="dxa" w:w="50"/>
-              <w:left w:type="dxa" w:w="90"/>
-              <w:bottom w:type="dxa" w:w="50"/>
-              <w:right w:type="dxa" w:w="90"/>
-            </w:tcMar>
-          </w:tcPr>
-          <w:p>
-            <w:pPr>
-              <w:spacing w:after="0" w:line="240"/>
-              <w:jc w:val="left"/>
-            </w:pPr>
-            <w:r>
-              <w:rPr>
-                <w:rFonts w:ascii="Arial" w:cs="Arial" w:eastAsia="Arial" w:hAnsi="Arial"/>
-                <w:b w:val="false"/>
-                <w:bCs w:val="false"/>
-                <w:sz w:val="18"/>
-                <w:szCs w:val="18"/>
-              </w:rPr>
-              <w:t xml:space="preserve">Observación</w:t>
-            </w:r>
-          </w:p>
-        </w:tc>
-        <w:tc>
-          <w:tcPr>
-            <w:tcW w:type="dxa" w:w="2142"/>
-            <w:tcBorders>
-              <w:top w:val="single" w:color="808080" w:sz="4"/>
-              <w:left w:val="single" w:color="808080" w:sz="4"/>
-              <w:bottom w:val="single" w:color="808080" w:sz="4"/>
-              <w:right w:val="single" w:color="808080" w:sz="4"/>
-            </w:tcBorders>
-            <w:tcMar>
-              <w:top w:type="dxa" w:w="50"/>
-              <w:left w:type="dxa" w:w="90"/>
-              <w:bottom w:type="dxa" w:w="50"/>
-              <w:right w:type="dxa" w:w="90"/>
-            </w:tcMar>
-          </w:tcPr>
-          <w:p>
-            <w:pPr>
-              <w:spacing w:after="0" w:line="240"/>
-              <w:jc w:val="left"/>
-            </w:pPr>
-            <w:r>
-              <w:rPr>
-                <w:rFonts w:ascii="Arial" w:cs="Arial" w:eastAsia="Arial" w:hAnsi="Arial"/>
-                <w:b w:val="false"/>
-                <w:bCs w:val="false"/>
-                <w:sz w:val="18"/>
-                <w:szCs w:val="18"/>
-              </w:rPr>
-              <w:t xml:space="preserve">Pauta de observación en campo</w:t>
-            </w:r>
-          </w:p>
-        </w:tc>
-        <w:tc>
-          <w:tcPr>
-            <w:tcW w:type="dxa" w:w="2142"/>
-            <w:tcBorders>
-              <w:top w:val="single" w:color="808080" w:sz="4"/>
-              <w:left w:val="single" w:color="808080" w:sz="4"/>
-              <w:bottom w:val="single" w:color="808080" w:sz="4"/>
-              <w:right w:val="single" w:color="808080" w:sz="4"/>
-            </w:tcBorders>
-            <w:tcMar>
-              <w:top w:type="dxa" w:w="50"/>
-              <w:left w:type="dxa" w:w="90"/>
-              <w:bottom w:type="dxa" w:w="50"/>
-              <w:right w:type="dxa" w:w="90"/>
-            </w:tcMar>
-          </w:tcPr>
-          <w:p>
-            <w:pPr>
-              <w:spacing w:after="0" w:line="240"/>
-              <w:jc w:val="left"/>
-            </w:pPr>
-            <w:r>
-              <w:rPr>
-                <w:rFonts w:ascii="Arial" w:cs="Arial" w:eastAsia="Arial" w:hAnsi="Arial"/>
-                <w:b w:val="false"/>
-                <w:bCs w:val="false"/>
-                <w:sz w:val="18"/>
-                <w:szCs w:val="18"/>
-              </w:rPr>
-              <w:t xml:space="preserve">Contrastar el flujo con la práctica real</w:t>
-            </w:r>
-          </w:p>
-        </w:tc>
-        <w:tc>
-          <w:tcPr>
-            <w:tcW w:type="dxa" w:w="2142"/>
-            <w:tcBorders>
-              <w:top w:val="single" w:color="808080" w:sz="4"/>
-              <w:left w:val="single" w:color="808080" w:sz="4"/>
-              <w:bottom w:val="single" w:color="808080" w:sz="4"/>
-              <w:right w:val="single" w:color="808080" w:sz="4"/>
-            </w:tcBorders>
-            <w:tcMar>
-              <w:top w:type="dxa" w:w="50"/>
-              <w:left w:type="dxa" w:w="90"/>
-              <w:bottom w:type="dxa" w:w="50"/>
-              <w:right w:type="dxa" w:w="90"/>
-            </w:tcMar>
-          </w:tcPr>
-          <w:p>
-            <w:pPr>
-              <w:spacing w:after="0" w:line="240"/>
-              <w:jc w:val="left"/>
-            </w:pPr>
-            <w:r>
-              <w:rPr>
-                <w:rFonts w:ascii="Arial" w:cs="Arial" w:eastAsia="Arial" w:hAnsi="Arial"/>
-                <w:b w:val="false"/>
-                <w:bCs w:val="false"/>
-                <w:sz w:val="18"/>
-                <w:szCs w:val="18"/>
-              </w:rPr>
-              <w:t xml:space="preserve">Motorizados de Logytech Mobile</w:t>
-            </w:r>
-          </w:p>
-        </w:tc>
-        <w:tc>
-          <w:tcPr>
-            <w:tcW w:type="dxa" w:w="792"/>
-            <w:tcBorders>
-              <w:top w:val="single" w:color="808080" w:sz="4"/>
-              <w:left w:val="single" w:color="808080" w:sz="4"/>
-              <w:bottom w:val="single" w:color="808080" w:sz="4"/>
-              <w:right w:val="single" w:color="808080" w:sz="4"/>
-            </w:tcBorders>
-            <w:tcMar>
-              <w:top w:type="dxa" w:w="50"/>
-              <w:left w:type="dxa" w:w="90"/>
-              <w:bottom w:type="dxa" w:w="50"/>
-              <w:right w:type="dxa" w:w="90"/>
-            </w:tcMar>
-          </w:tcPr>
-          <w:p>
-            <w:pPr>
-              <w:spacing w:after="0" w:line="240"/>
-              <w:jc w:val="left"/>
-            </w:pPr>
-            <w:r>
-              <w:rPr>
-                <w:rFonts w:ascii="Arial" w:cs="Arial" w:eastAsia="Arial" w:hAnsi="Arial"/>
-                <w:b w:val="false"/>
-                <w:bCs w:val="false"/>
-                <w:sz w:val="18"/>
-                <w:szCs w:val="18"/>
-              </w:rPr>
-              <w:t xml:space="preserve">Planificado</w:t>
-            </w:r>
-          </w:p>
-        </w:tc>
-      </w:tr>
-      <w:tr>
-        <w:trPr>
-          <w:cantSplit/>
-          <w:tblHeader w:val="off"/>
-        </w:trPr>
-        <w:tc>
-          <w:tcPr>
-            <w:tcW w:type="dxa" w:w="2142"/>
-            <w:tcBorders>
-              <w:top w:val="single" w:color="808080" w:sz="4"/>
-              <w:left w:val="single" w:color="808080" w:sz="4"/>
-              <w:bottom w:val="single" w:color="808080" w:sz="4"/>
-              <w:right w:val="single" w:color="808080" w:sz="4"/>
-            </w:tcBorders>
-            <w:tcMar>
-              <w:top w:type="dxa" w:w="50"/>
-              <w:left w:type="dxa" w:w="90"/>
-              <w:bottom w:type="dxa" w:w="50"/>
-              <w:right w:type="dxa" w:w="90"/>
-            </w:tcMar>
-          </w:tcPr>
-          <w:p>
-            <w:pPr>
-              <w:spacing w:after="0" w:line="240"/>
-              <w:jc w:val="left"/>
-            </w:pPr>
-            <w:r>
-              <w:rPr>
-                <w:rFonts w:ascii="Arial" w:cs="Arial" w:eastAsia="Arial" w:hAnsi="Arial"/>
-                <w:b w:val="false"/>
-                <w:bCs w:val="false"/>
-                <w:sz w:val="18"/>
-                <w:szCs w:val="18"/>
-              </w:rPr>
-              <w:t xml:space="preserve">Encuesta</w:t>
-            </w:r>
-          </w:p>
-        </w:tc>
-        <w:tc>
-          <w:tcPr>
-            <w:tcW w:type="dxa" w:w="2142"/>
-            <w:tcBorders>
-              <w:top w:val="single" w:color="808080" w:sz="4"/>
-              <w:left w:val="single" w:color="808080" w:sz="4"/>
-              <w:bottom w:val="single" w:color="808080" w:sz="4"/>
-              <w:right w:val="single" w:color="808080" w:sz="4"/>
-            </w:tcBorders>
-            <w:tcMar>
-              <w:top w:type="dxa" w:w="50"/>
-              <w:left w:type="dxa" w:w="90"/>
-              <w:bottom w:type="dxa" w:w="50"/>
-              <w:right w:type="dxa" w:w="90"/>
-            </w:tcMar>
-          </w:tcPr>
-          <w:p>
-            <w:pPr>
-              <w:spacing w:after="0" w:line="240"/>
-              <w:jc w:val="left"/>
-            </w:pPr>
-            <w:r>
-              <w:rPr>
-                <w:rFonts w:ascii="Arial" w:cs="Arial" w:eastAsia="Arial" w:hAnsi="Arial"/>
-                <w:b w:val="false"/>
-                <w:bCs w:val="false"/>
-                <w:sz w:val="18"/>
-                <w:szCs w:val="18"/>
-              </w:rPr>
-              <w:t xml:space="preserve">Cuestionario con escala de usabilidad</w:t>
-            </w:r>
-          </w:p>
-        </w:tc>
-        <w:tc>
-          <w:tcPr>
-            <w:tcW w:type="dxa" w:w="2142"/>
-            <w:tcBorders>
-              <w:top w:val="single" w:color="808080" w:sz="4"/>
-              <w:left w:val="single" w:color="808080" w:sz="4"/>
-              <w:bottom w:val="single" w:color="808080" w:sz="4"/>
-              <w:right w:val="single" w:color="808080" w:sz="4"/>
-            </w:tcBorders>
-            <w:tcMar>
-              <w:top w:type="dxa" w:w="50"/>
-              <w:left w:type="dxa" w:w="90"/>
-              <w:bottom w:type="dxa" w:w="50"/>
-              <w:right w:type="dxa" w:w="90"/>
-            </w:tcMar>
-          </w:tcPr>
-          <w:p>
-            <w:pPr>
-              <w:spacing w:after="0" w:line="240"/>
-              <w:jc w:val="left"/>
-            </w:pPr>
-            <w:r>
-              <w:rPr>
-                <w:rFonts w:ascii="Arial" w:cs="Arial" w:eastAsia="Arial" w:hAnsi="Arial"/>
-                <w:b w:val="false"/>
-                <w:bCs w:val="false"/>
-                <w:sz w:val="18"/>
-                <w:szCs w:val="18"/>
-              </w:rPr>
-              <w:t xml:space="preserve">Medir percepción del seguimiento y del chat con el mensajero</w:t>
-            </w:r>
-          </w:p>
-        </w:tc>
-        <w:tc>
-          <w:tcPr>
-            <w:tcW w:type="dxa" w:w="2142"/>
-            <w:tcBorders>
-              <w:top w:val="single" w:color="808080" w:sz="4"/>
-              <w:left w:val="single" w:color="808080" w:sz="4"/>
-              <w:bottom w:val="single" w:color="808080" w:sz="4"/>
-              <w:right w:val="single" w:color="808080" w:sz="4"/>
-            </w:tcBorders>
-            <w:tcMar>
-              <w:top w:type="dxa" w:w="50"/>
-              <w:left w:type="dxa" w:w="90"/>
-              <w:bottom w:type="dxa" w:w="50"/>
-              <w:right w:type="dxa" w:w="90"/>
-            </w:tcMar>
-          </w:tcPr>
-          <w:p>
-            <w:pPr>
-              <w:spacing w:after="0" w:line="240"/>
-              <w:jc w:val="left"/>
-            </w:pPr>
-            <w:r>
-              <w:rPr>
-                <w:rFonts w:ascii="Arial" w:cs="Arial" w:eastAsia="Arial" w:hAnsi="Arial"/>
-                <w:b w:val="false"/>
-                <w:bCs w:val="false"/>
-                <w:sz w:val="18"/>
-                <w:szCs w:val="18"/>
-              </w:rPr>
-              <w:t xml:space="preserve">Clientes de Logytech Mobile</w:t>
-            </w:r>
-          </w:p>
-        </w:tc>
-        <w:tc>
-          <w:tcPr>
-            <w:tcW w:type="dxa" w:w="792"/>
-            <w:tcBorders>
-              <w:top w:val="single" w:color="808080" w:sz="4"/>
-              <w:left w:val="single" w:color="808080" w:sz="4"/>
-              <w:bottom w:val="single" w:color="808080" w:sz="4"/>
-              <w:right w:val="single" w:color="808080" w:sz="4"/>
-            </w:tcBorders>
-            <w:tcMar>
-              <w:top w:type="dxa" w:w="50"/>
-              <w:left w:type="dxa" w:w="90"/>
-              <w:bottom w:type="dxa" w:w="50"/>
-              <w:right w:type="dxa" w:w="90"/>
-            </w:tcMar>
-          </w:tcPr>
-          <w:p>
-            <w:pPr>
-              <w:spacing w:after="0" w:line="240"/>
-              <w:jc w:val="left"/>
-            </w:pPr>
-            <w:r>
-              <w:rPr>
-                <w:rFonts w:ascii="Arial" w:cs="Arial" w:eastAsia="Arial" w:hAnsi="Arial"/>
-                <w:b w:val="false"/>
-                <w:bCs w:val="false"/>
-                <w:sz w:val="18"/>
-                <w:szCs w:val="18"/>
-              </w:rPr>
-              <w:t xml:space="preserve">Planificado</w:t>
-            </w:r>
-          </w:p>
-        </w:tc>
-      </w:tr>
-      <w:tr>
-        <w:trPr>
-          <w:cantSplit/>
-          <w:tblHeader w:val="off"/>
-        </w:trPr>
-        <w:tc>
-          <w:tcPr>
-            <w:tcW w:type="dxa" w:w="2142"/>
-            <w:tcBorders>
-              <w:top w:val="single" w:color="808080" w:sz="4"/>
-              <w:left w:val="single" w:color="808080" w:sz="4"/>
-              <w:bottom w:val="single" w:color="808080" w:sz="4"/>
-              <w:right w:val="single" w:color="808080" w:sz="4"/>
-            </w:tcBorders>
-            <w:tcMar>
-              <w:top w:type="dxa" w:w="50"/>
-              <w:left w:type="dxa" w:w="90"/>
-              <w:bottom w:type="dxa" w:w="50"/>
+            <w:tcW w:type="dxa" w:w="1803"/>
+            <w:tcBorders>
+              <w:top w:val="single" w:color="808080" w:sz="4"/>
+              <w:left w:val="single" w:color="808080" w:sz="4"/>
+              <w:bottom w:val="single" w:color="808080" w:sz="4"/>
+              <w:right w:val="single" w:color="808080" w:sz="4"/>
+            </w:tcBorders>
+            <w:tcMar>
+              <w:top w:type="dxa" w:w="30"/>
+              <w:left w:type="dxa" w:w="90"/>
+              <w:bottom w:type="dxa" w:w="30"/>
               <w:right w:type="dxa" w:w="90"/>
             </w:tcMar>
           </w:tcPr>
@@ -4909,17 +4567,17 @@
         </w:tc>
         <w:tc>
           <w:tcPr>
-            <w:tcW w:type="dxa" w:w="2142"/>
-            <w:tcBorders>
-              <w:top w:val="single" w:color="808080" w:sz="4"/>
-              <w:left w:val="single" w:color="808080" w:sz="4"/>
-              <w:bottom w:val="single" w:color="808080" w:sz="4"/>
-              <w:right w:val="single" w:color="808080" w:sz="4"/>
-            </w:tcBorders>
-            <w:tcMar>
-              <w:top w:type="dxa" w:w="50"/>
-              <w:left w:type="dxa" w:w="90"/>
-              <w:bottom w:type="dxa" w:w="50"/>
+            <w:tcW w:type="dxa" w:w="2242"/>
+            <w:tcBorders>
+              <w:top w:val="single" w:color="808080" w:sz="4"/>
+              <w:left w:val="single" w:color="808080" w:sz="4"/>
+              <w:bottom w:val="single" w:color="808080" w:sz="4"/>
+              <w:right w:val="single" w:color="808080" w:sz="4"/>
+            </w:tcBorders>
+            <w:tcMar>
+              <w:top w:type="dxa" w:w="30"/>
+              <w:left w:type="dxa" w:w="90"/>
+              <w:bottom w:type="dxa" w:w="30"/>
               <w:right w:type="dxa" w:w="90"/>
             </w:tcMar>
           </w:tcPr>
@@ -4942,17 +4600,17 @@
         </w:tc>
         <w:tc>
           <w:tcPr>
-            <w:tcW w:type="dxa" w:w="2142"/>
-            <w:tcBorders>
-              <w:top w:val="single" w:color="808080" w:sz="4"/>
-              <w:left w:val="single" w:color="808080" w:sz="4"/>
-              <w:bottom w:val="single" w:color="808080" w:sz="4"/>
-              <w:right w:val="single" w:color="808080" w:sz="4"/>
-            </w:tcBorders>
-            <w:tcMar>
-              <w:top w:type="dxa" w:w="50"/>
-              <w:left w:type="dxa" w:w="90"/>
-              <w:bottom w:type="dxa" w:w="50"/>
+            <w:tcW w:type="dxa" w:w="2242"/>
+            <w:tcBorders>
+              <w:top w:val="single" w:color="808080" w:sz="4"/>
+              <w:left w:val="single" w:color="808080" w:sz="4"/>
+              <w:bottom w:val="single" w:color="808080" w:sz="4"/>
+              <w:right w:val="single" w:color="808080" w:sz="4"/>
+            </w:tcBorders>
+            <w:tcMar>
+              <w:top w:type="dxa" w:w="30"/>
+              <w:left w:type="dxa" w:w="90"/>
+              <w:bottom w:type="dxa" w:w="30"/>
               <w:right w:type="dxa" w:w="90"/>
             </w:tcMar>
           </w:tcPr>
@@ -4975,50 +4633,50 @@
         </w:tc>
         <w:tc>
           <w:tcPr>
-            <w:tcW w:type="dxa" w:w="2142"/>
-            <w:tcBorders>
-              <w:top w:val="single" w:color="808080" w:sz="4"/>
-              <w:left w:val="single" w:color="808080" w:sz="4"/>
-              <w:bottom w:val="single" w:color="808080" w:sz="4"/>
-              <w:right w:val="single" w:color="808080" w:sz="4"/>
-            </w:tcBorders>
-            <w:tcMar>
-              <w:top w:type="dxa" w:w="50"/>
-              <w:left w:type="dxa" w:w="90"/>
-              <w:bottom w:type="dxa" w:w="50"/>
-              <w:right w:type="dxa" w:w="90"/>
-            </w:tcMar>
-          </w:tcPr>
-          <w:p>
-            <w:pPr>
-              <w:spacing w:after="0" w:line="240"/>
-              <w:jc w:val="left"/>
-            </w:pPr>
-            <w:r>
-              <w:rPr>
-                <w:rFonts w:ascii="Arial" w:cs="Arial" w:eastAsia="Arial" w:hAnsi="Arial"/>
-                <w:b w:val="false"/>
-                <w:bCs w:val="false"/>
-                <w:sz w:val="18"/>
-                <w:szCs w:val="18"/>
-              </w:rPr>
-              <w:t xml:space="preserve">Los cuatro roles, en Logytech Mobile</w:t>
-            </w:r>
-          </w:p>
-        </w:tc>
-        <w:tc>
-          <w:tcPr>
-            <w:tcW w:type="dxa" w:w="792"/>
-            <w:tcBorders>
-              <w:top w:val="single" w:color="808080" w:sz="4"/>
-              <w:left w:val="single" w:color="808080" w:sz="4"/>
-              <w:bottom w:val="single" w:color="808080" w:sz="4"/>
-              <w:right w:val="single" w:color="808080" w:sz="4"/>
-            </w:tcBorders>
-            <w:tcMar>
-              <w:top w:type="dxa" w:w="50"/>
-              <w:left w:type="dxa" w:w="90"/>
-              <w:bottom w:type="dxa" w:w="50"/>
+            <w:tcW w:type="dxa" w:w="2242"/>
+            <w:tcBorders>
+              <w:top w:val="single" w:color="808080" w:sz="4"/>
+              <w:left w:val="single" w:color="808080" w:sz="4"/>
+              <w:bottom w:val="single" w:color="808080" w:sz="4"/>
+              <w:right w:val="single" w:color="808080" w:sz="4"/>
+            </w:tcBorders>
+            <w:tcMar>
+              <w:top w:type="dxa" w:w="30"/>
+              <w:left w:type="dxa" w:w="90"/>
+              <w:bottom w:type="dxa" w:w="30"/>
+              <w:right w:type="dxa" w:w="90"/>
+            </w:tcMar>
+          </w:tcPr>
+          <w:p>
+            <w:pPr>
+              <w:spacing w:after="0" w:line="240"/>
+              <w:jc w:val="left"/>
+            </w:pPr>
+            <w:r>
+              <w:rPr>
+                <w:rFonts w:ascii="Arial" w:cs="Arial" w:eastAsia="Arial" w:hAnsi="Arial"/>
+                <w:b w:val="false"/>
+                <w:bCs w:val="false"/>
+                <w:sz w:val="18"/>
+                <w:szCs w:val="18"/>
+              </w:rPr>
+              <w:t xml:space="preserve">Los cuatro roles</w:t>
+            </w:r>
+          </w:p>
+        </w:tc>
+        <w:tc>
+          <w:tcPr>
+            <w:tcW w:type="dxa" w:w="831"/>
+            <w:tcBorders>
+              <w:top w:val="single" w:color="808080" w:sz="4"/>
+              <w:left w:val="single" w:color="808080" w:sz="4"/>
+              <w:bottom w:val="single" w:color="808080" w:sz="4"/>
+              <w:right w:val="single" w:color="808080" w:sz="4"/>
+            </w:tcBorders>
+            <w:tcMar>
+              <w:top w:type="dxa" w:w="30"/>
+              <w:left w:type="dxa" w:w="90"/>
+              <w:bottom w:type="dxa" w:w="30"/>
               <w:right w:type="dxa" w:w="90"/>
             </w:tcMar>
           </w:tcPr>
@@ -5043,12 +4701,12 @@
     </w:tbl>
     <w:p>
       <w:pPr>
-        <w:spacing w:after="0" w:line="240"/>
-      </w:pPr>
-    </w:p>
-    <w:p>
-      <w:pPr>
-        <w:spacing w:after="200" w:before="60" w:line="240"/>
+        <w:spacing w:after="0" w:line="100" w:lineRule="exact"/>
+      </w:pPr>
+    </w:p>
+    <w:p>
+      <w:pPr>
+        <w:spacing w:after="140" w:before="40" w:line="240"/>
         <w:jc w:val="left"/>
       </w:pPr>
       <w:r>
@@ -5086,7 +4744,7 @@
           <w:sz w:val="22"/>
           <w:szCs w:val="22"/>
         </w:rPr>
-        <w:t xml:space="preserve">La selección siguió cuatro pasos: listar las capacidades que exigen los objetivos (API, tiempo real, aplicación multirol, mapas, evidencia, integraciones), identificar alternativas, puntuarlas con criterios explícitos y registrar la decisión y la alternativa descartada. Los criterios fueron costo cero y ausencia de credenciales (restricción de un proyecto académico individual), rapidez de desarrollo, soporte de los requisitos, posibilidad de evolución a producción y madurez del ecosistema. Las decisiones provienen de la documentación técnica del proyecto (Anexo A) y no de un estudio comparativo formal, lo que se reconoce como limitación. La Tabla 2 presenta el resultado.</w:t>
+        <w:t xml:space="preserve">La selección siguió cuatro pasos: listar las capacidades que exigen los objetivos, identificar alternativas, puntuarlas con criterios explícitos (costo cero y sin credenciales, rapidez, soporte de los requisitos, evolución a producción y madurez) y registrar la decisión y la alternativa descartada (Tabla 5). Provienen de la documentación técnica del proyecto (Anexo A) y no de un estudio comparativo formal, lo que se reconoce como limitación.</w:t>
       </w:r>
     </w:p>
     <w:p>
@@ -5103,7 +4761,7 @@
           <w:sz w:val="22"/>
           <w:szCs w:val="22"/>
         </w:rPr>
-        <w:t xml:space="preserve">Tabla 2</w:t>
+        <w:t xml:space="preserve">Tabla 5</w:t>
       </w:r>
     </w:p>
     <w:p>
@@ -5136,10 +4794,10 @@
         </w:tblBorders>
       </w:tblPr>
       <w:tblGrid>
-        <w:gridCol w:w="1625"/>
-        <w:gridCol w:w="2578"/>
-        <w:gridCol w:w="2578"/>
-        <w:gridCol w:w="2579"/>
+        <w:gridCol w:w="1751"/>
+        <w:gridCol w:w="2777"/>
+        <w:gridCol w:w="2053"/>
+        <w:gridCol w:w="2779"/>
       </w:tblGrid>
       <w:tr>
         <w:trPr>
@@ -5148,7 +4806,7 @@
         </w:trPr>
         <w:tc>
           <w:tcPr>
-            <w:tcW w:type="dxa" w:w="1625"/>
+            <w:tcW w:type="dxa" w:w="1751"/>
             <w:tcBorders>
               <w:top w:val="single" w:color="808080" w:sz="4"/>
               <w:left w:val="single" w:color="808080" w:sz="4"/>
@@ -5157,9 +4815,9 @@
             </w:tcBorders>
             <w:shd w:fill="D9D9D9" w:color="auto" w:val="clear"/>
             <w:tcMar>
-              <w:top w:type="dxa" w:w="50"/>
-              <w:left w:type="dxa" w:w="90"/>
-              <w:bottom w:type="dxa" w:w="50"/>
+              <w:top w:type="dxa" w:w="30"/>
+              <w:left w:type="dxa" w:w="90"/>
+              <w:bottom w:type="dxa" w:w="30"/>
               <w:right w:type="dxa" w:w="90"/>
             </w:tcMar>
           </w:tcPr>
@@ -5182,7 +4840,7 @@
         </w:tc>
         <w:tc>
           <w:tcPr>
-            <w:tcW w:type="dxa" w:w="2578"/>
+            <w:tcW w:type="dxa" w:w="2777"/>
             <w:tcBorders>
               <w:top w:val="single" w:color="808080" w:sz="4"/>
               <w:left w:val="single" w:color="808080" w:sz="4"/>
@@ -5191,9 +4849,9 @@
             </w:tcBorders>
             <w:shd w:fill="D9D9D9" w:color="auto" w:val="clear"/>
             <w:tcMar>
-              <w:top w:type="dxa" w:w="50"/>
-              <w:left w:type="dxa" w:w="90"/>
-              <w:bottom w:type="dxa" w:w="50"/>
+              <w:top w:type="dxa" w:w="30"/>
+              <w:left w:type="dxa" w:w="90"/>
+              <w:bottom w:type="dxa" w:w="30"/>
               <w:right w:type="dxa" w:w="90"/>
             </w:tcMar>
           </w:tcPr>
@@ -5216,7 +4874,7 @@
         </w:tc>
         <w:tc>
           <w:tcPr>
-            <w:tcW w:type="dxa" w:w="2578"/>
+            <w:tcW w:type="dxa" w:w="2053"/>
             <w:tcBorders>
               <w:top w:val="single" w:color="808080" w:sz="4"/>
               <w:left w:val="single" w:color="808080" w:sz="4"/>
@@ -5225,9 +4883,9 @@
             </w:tcBorders>
             <w:shd w:fill="D9D9D9" w:color="auto" w:val="clear"/>
             <w:tcMar>
-              <w:top w:type="dxa" w:w="50"/>
-              <w:left w:type="dxa" w:w="90"/>
-              <w:bottom w:type="dxa" w:w="50"/>
+              <w:top w:type="dxa" w:w="30"/>
+              <w:left w:type="dxa" w:w="90"/>
+              <w:bottom w:type="dxa" w:w="30"/>
               <w:right w:type="dxa" w:w="90"/>
             </w:tcMar>
           </w:tcPr>
@@ -5250,7 +4908,7 @@
         </w:tc>
         <w:tc>
           <w:tcPr>
-            <w:tcW w:type="dxa" w:w="2579"/>
+            <w:tcW w:type="dxa" w:w="2779"/>
             <w:tcBorders>
               <w:top w:val="single" w:color="808080" w:sz="4"/>
               <w:left w:val="single" w:color="808080" w:sz="4"/>
@@ -5259,9 +4917,9 @@
             </w:tcBorders>
             <w:shd w:fill="D9D9D9" w:color="auto" w:val="clear"/>
             <w:tcMar>
-              <w:top w:type="dxa" w:w="50"/>
-              <w:left w:type="dxa" w:w="90"/>
-              <w:bottom w:type="dxa" w:w="50"/>
+              <w:top w:type="dxa" w:w="30"/>
+              <w:left w:type="dxa" w:w="90"/>
+              <w:bottom w:type="dxa" w:w="30"/>
               <w:right w:type="dxa" w:w="90"/>
             </w:tcMar>
           </w:tcPr>
@@ -5290,17 +4948,17 @@
         </w:trPr>
         <w:tc>
           <w:tcPr>
-            <w:tcW w:type="dxa" w:w="1625"/>
-            <w:tcBorders>
-              <w:top w:val="single" w:color="808080" w:sz="4"/>
-              <w:left w:val="single" w:color="808080" w:sz="4"/>
-              <w:bottom w:val="single" w:color="808080" w:sz="4"/>
-              <w:right w:val="single" w:color="808080" w:sz="4"/>
-            </w:tcBorders>
-            <w:tcMar>
-              <w:top w:type="dxa" w:w="50"/>
-              <w:left w:type="dxa" w:w="90"/>
-              <w:bottom w:type="dxa" w:w="50"/>
+            <w:tcW w:type="dxa" w:w="1751"/>
+            <w:tcBorders>
+              <w:top w:val="single" w:color="808080" w:sz="4"/>
+              <w:left w:val="single" w:color="808080" w:sz="4"/>
+              <w:bottom w:val="single" w:color="808080" w:sz="4"/>
+              <w:right w:val="single" w:color="808080" w:sz="4"/>
+            </w:tcBorders>
+            <w:tcMar>
+              <w:top w:type="dxa" w:w="30"/>
+              <w:left w:type="dxa" w:w="90"/>
+              <w:bottom w:type="dxa" w:w="30"/>
               <w:right w:type="dxa" w:w="90"/>
             </w:tcMar>
           </w:tcPr>
@@ -5323,50 +4981,50 @@
         </w:tc>
         <w:tc>
           <w:tcPr>
-            <w:tcW w:type="dxa" w:w="2578"/>
-            <w:tcBorders>
-              <w:top w:val="single" w:color="808080" w:sz="4"/>
-              <w:left w:val="single" w:color="808080" w:sz="4"/>
-              <w:bottom w:val="single" w:color="808080" w:sz="4"/>
-              <w:right w:val="single" w:color="808080" w:sz="4"/>
-            </w:tcBorders>
-            <w:tcMar>
-              <w:top w:type="dxa" w:w="50"/>
-              <w:left w:type="dxa" w:w="90"/>
-              <w:bottom w:type="dxa" w:w="50"/>
-              <w:right w:type="dxa" w:w="90"/>
-            </w:tcMar>
-          </w:tcPr>
-          <w:p>
-            <w:pPr>
-              <w:spacing w:after="0" w:line="240"/>
-              <w:jc w:val="left"/>
-            </w:pPr>
-            <w:r>
-              <w:rPr>
-                <w:rFonts w:ascii="Arial" w:cs="Arial" w:eastAsia="Arial" w:hAnsi="Arial"/>
-                <w:b w:val="false"/>
-                <w:bCs w:val="false"/>
-                <w:sz w:val="18"/>
-                <w:szCs w:val="18"/>
-              </w:rPr>
-              <w:t xml:space="preserve">Django y Django REST Framework; JWT y API Key propia</w:t>
-            </w:r>
-          </w:p>
-        </w:tc>
-        <w:tc>
-          <w:tcPr>
-            <w:tcW w:type="dxa" w:w="2578"/>
-            <w:tcBorders>
-              <w:top w:val="single" w:color="808080" w:sz="4"/>
-              <w:left w:val="single" w:color="808080" w:sz="4"/>
-              <w:bottom w:val="single" w:color="808080" w:sz="4"/>
-              <w:right w:val="single" w:color="808080" w:sz="4"/>
-            </w:tcBorders>
-            <w:tcMar>
-              <w:top w:type="dxa" w:w="50"/>
-              <w:left w:type="dxa" w:w="90"/>
-              <w:bottom w:type="dxa" w:w="50"/>
+            <w:tcW w:type="dxa" w:w="2777"/>
+            <w:tcBorders>
+              <w:top w:val="single" w:color="808080" w:sz="4"/>
+              <w:left w:val="single" w:color="808080" w:sz="4"/>
+              <w:bottom w:val="single" w:color="808080" w:sz="4"/>
+              <w:right w:val="single" w:color="808080" w:sz="4"/>
+            </w:tcBorders>
+            <w:tcMar>
+              <w:top w:type="dxa" w:w="30"/>
+              <w:left w:type="dxa" w:w="90"/>
+              <w:bottom w:type="dxa" w:w="30"/>
+              <w:right w:type="dxa" w:w="90"/>
+            </w:tcMar>
+          </w:tcPr>
+          <w:p>
+            <w:pPr>
+              <w:spacing w:after="0" w:line="240"/>
+              <w:jc w:val="left"/>
+            </w:pPr>
+            <w:r>
+              <w:rPr>
+                <w:rFonts w:ascii="Arial" w:cs="Arial" w:eastAsia="Arial" w:hAnsi="Arial"/>
+                <w:b w:val="false"/>
+                <w:bCs w:val="false"/>
+                <w:sz w:val="18"/>
+                <w:szCs w:val="18"/>
+              </w:rPr>
+              <w:t xml:space="preserve">Django y DRF; JWT y API Key propia</w:t>
+            </w:r>
+          </w:p>
+        </w:tc>
+        <w:tc>
+          <w:tcPr>
+            <w:tcW w:type="dxa" w:w="2053"/>
+            <w:tcBorders>
+              <w:top w:val="single" w:color="808080" w:sz="4"/>
+              <w:left w:val="single" w:color="808080" w:sz="4"/>
+              <w:bottom w:val="single" w:color="808080" w:sz="4"/>
+              <w:right w:val="single" w:color="808080" w:sz="4"/>
+            </w:tcBorders>
+            <w:tcMar>
+              <w:top w:type="dxa" w:w="30"/>
+              <w:left w:type="dxa" w:w="90"/>
+              <w:bottom w:type="dxa" w:w="30"/>
               <w:right w:type="dxa" w:w="90"/>
             </w:tcMar>
           </w:tcPr>
@@ -5389,34 +5047,34 @@
         </w:tc>
         <w:tc>
           <w:tcPr>
-            <w:tcW w:type="dxa" w:w="2579"/>
-            <w:tcBorders>
-              <w:top w:val="single" w:color="808080" w:sz="4"/>
-              <w:left w:val="single" w:color="808080" w:sz="4"/>
-              <w:bottom w:val="single" w:color="808080" w:sz="4"/>
-              <w:right w:val="single" w:color="808080" w:sz="4"/>
-            </w:tcBorders>
-            <w:tcMar>
-              <w:top w:type="dxa" w:w="50"/>
-              <w:left w:type="dxa" w:w="90"/>
-              <w:bottom w:type="dxa" w:w="50"/>
-              <w:right w:type="dxa" w:w="90"/>
-            </w:tcMar>
-          </w:tcPr>
-          <w:p>
-            <w:pPr>
-              <w:spacing w:after="0" w:line="240"/>
-              <w:jc w:val="left"/>
-            </w:pPr>
-            <w:r>
-              <w:rPr>
-                <w:rFonts w:ascii="Arial" w:cs="Arial" w:eastAsia="Arial" w:hAnsi="Arial"/>
-                <w:b w:val="false"/>
-                <w:bCs w:val="false"/>
-                <w:sz w:val="18"/>
-                <w:szCs w:val="18"/>
-              </w:rPr>
-              <w:t xml:space="preserve">ORM, administración y autenticación integrados; OAuth2 queda como evolución</w:t>
+            <w:tcW w:type="dxa" w:w="2779"/>
+            <w:tcBorders>
+              <w:top w:val="single" w:color="808080" w:sz="4"/>
+              <w:left w:val="single" w:color="808080" w:sz="4"/>
+              <w:bottom w:val="single" w:color="808080" w:sz="4"/>
+              <w:right w:val="single" w:color="808080" w:sz="4"/>
+            </w:tcBorders>
+            <w:tcMar>
+              <w:top w:type="dxa" w:w="30"/>
+              <w:left w:type="dxa" w:w="90"/>
+              <w:bottom w:type="dxa" w:w="30"/>
+              <w:right w:type="dxa" w:w="90"/>
+            </w:tcMar>
+          </w:tcPr>
+          <w:p>
+            <w:pPr>
+              <w:spacing w:after="0" w:line="240"/>
+              <w:jc w:val="left"/>
+            </w:pPr>
+            <w:r>
+              <w:rPr>
+                <w:rFonts w:ascii="Arial" w:cs="Arial" w:eastAsia="Arial" w:hAnsi="Arial"/>
+                <w:b w:val="false"/>
+                <w:bCs w:val="false"/>
+                <w:sz w:val="18"/>
+                <w:szCs w:val="18"/>
+              </w:rPr>
+              <w:t xml:space="preserve">ORM, administración y autenticación integrados</w:t>
             </w:r>
           </w:p>
         </w:tc>
@@ -5428,17 +5086,17 @@
         </w:trPr>
         <w:tc>
           <w:tcPr>
-            <w:tcW w:type="dxa" w:w="1625"/>
-            <w:tcBorders>
-              <w:top w:val="single" w:color="808080" w:sz="4"/>
-              <w:left w:val="single" w:color="808080" w:sz="4"/>
-              <w:bottom w:val="single" w:color="808080" w:sz="4"/>
-              <w:right w:val="single" w:color="808080" w:sz="4"/>
-            </w:tcBorders>
-            <w:tcMar>
-              <w:top w:type="dxa" w:w="50"/>
-              <w:left w:type="dxa" w:w="90"/>
-              <w:bottom w:type="dxa" w:w="50"/>
+            <w:tcW w:type="dxa" w:w="1751"/>
+            <w:tcBorders>
+              <w:top w:val="single" w:color="808080" w:sz="4"/>
+              <w:left w:val="single" w:color="808080" w:sz="4"/>
+              <w:bottom w:val="single" w:color="808080" w:sz="4"/>
+              <w:right w:val="single" w:color="808080" w:sz="4"/>
+            </w:tcBorders>
+            <w:tcMar>
+              <w:top w:type="dxa" w:w="30"/>
+              <w:left w:type="dxa" w:w="90"/>
+              <w:bottom w:type="dxa" w:w="30"/>
               <w:right w:type="dxa" w:w="90"/>
             </w:tcMar>
           </w:tcPr>
@@ -5461,50 +5119,50 @@
         </w:tc>
         <w:tc>
           <w:tcPr>
-            <w:tcW w:type="dxa" w:w="2578"/>
-            <w:tcBorders>
-              <w:top w:val="single" w:color="808080" w:sz="4"/>
-              <w:left w:val="single" w:color="808080" w:sz="4"/>
-              <w:bottom w:val="single" w:color="808080" w:sz="4"/>
-              <w:right w:val="single" w:color="808080" w:sz="4"/>
-            </w:tcBorders>
-            <w:tcMar>
-              <w:top w:type="dxa" w:w="50"/>
-              <w:left w:type="dxa" w:w="90"/>
-              <w:bottom w:type="dxa" w:w="50"/>
-              <w:right w:type="dxa" w:w="90"/>
-            </w:tcMar>
-          </w:tcPr>
-          <w:p>
-            <w:pPr>
-              <w:spacing w:after="0" w:line="240"/>
-              <w:jc w:val="left"/>
-            </w:pPr>
-            <w:r>
-              <w:rPr>
-                <w:rFonts w:ascii="Arial" w:cs="Arial" w:eastAsia="Arial" w:hAnsi="Arial"/>
-                <w:b w:val="false"/>
-                <w:bCs w:val="false"/>
-                <w:sz w:val="18"/>
-                <w:szCs w:val="18"/>
-              </w:rPr>
-              <w:t xml:space="preserve">Django Channels y Daphne, con respaldo a sondeo</w:t>
-            </w:r>
-          </w:p>
-        </w:tc>
-        <w:tc>
-          <w:tcPr>
-            <w:tcW w:type="dxa" w:w="2578"/>
-            <w:tcBorders>
-              <w:top w:val="single" w:color="808080" w:sz="4"/>
-              <w:left w:val="single" w:color="808080" w:sz="4"/>
-              <w:bottom w:val="single" w:color="808080" w:sz="4"/>
-              <w:right w:val="single" w:color="808080" w:sz="4"/>
-            </w:tcBorders>
-            <w:tcMar>
-              <w:top w:type="dxa" w:w="50"/>
-              <w:left w:type="dxa" w:w="90"/>
-              <w:bottom w:type="dxa" w:w="50"/>
+            <w:tcW w:type="dxa" w:w="2777"/>
+            <w:tcBorders>
+              <w:top w:val="single" w:color="808080" w:sz="4"/>
+              <w:left w:val="single" w:color="808080" w:sz="4"/>
+              <w:bottom w:val="single" w:color="808080" w:sz="4"/>
+              <w:right w:val="single" w:color="808080" w:sz="4"/>
+            </w:tcBorders>
+            <w:tcMar>
+              <w:top w:type="dxa" w:w="30"/>
+              <w:left w:type="dxa" w:w="90"/>
+              <w:bottom w:type="dxa" w:w="30"/>
+              <w:right w:type="dxa" w:w="90"/>
+            </w:tcMar>
+          </w:tcPr>
+          <w:p>
+            <w:pPr>
+              <w:spacing w:after="0" w:line="240"/>
+              <w:jc w:val="left"/>
+            </w:pPr>
+            <w:r>
+              <w:rPr>
+                <w:rFonts w:ascii="Arial" w:cs="Arial" w:eastAsia="Arial" w:hAnsi="Arial"/>
+                <w:b w:val="false"/>
+                <w:bCs w:val="false"/>
+                <w:sz w:val="18"/>
+                <w:szCs w:val="18"/>
+              </w:rPr>
+              <w:t xml:space="preserve">Channels y Daphne, con respaldo a sondeo</w:t>
+            </w:r>
+          </w:p>
+        </w:tc>
+        <w:tc>
+          <w:tcPr>
+            <w:tcW w:type="dxa" w:w="2053"/>
+            <w:tcBorders>
+              <w:top w:val="single" w:color="808080" w:sz="4"/>
+              <w:left w:val="single" w:color="808080" w:sz="4"/>
+              <w:bottom w:val="single" w:color="808080" w:sz="4"/>
+              <w:right w:val="single" w:color="808080" w:sz="4"/>
+            </w:tcBorders>
+            <w:tcMar>
+              <w:top w:type="dxa" w:w="30"/>
+              <w:left w:type="dxa" w:w="90"/>
+              <w:bottom w:type="dxa" w:w="30"/>
               <w:right w:type="dxa" w:w="90"/>
             </w:tcMar>
           </w:tcPr>
@@ -5527,17 +5185,17 @@
         </w:tc>
         <w:tc>
           <w:tcPr>
-            <w:tcW w:type="dxa" w:w="2579"/>
-            <w:tcBorders>
-              <w:top w:val="single" w:color="808080" w:sz="4"/>
-              <w:left w:val="single" w:color="808080" w:sz="4"/>
-              <w:bottom w:val="single" w:color="808080" w:sz="4"/>
-              <w:right w:val="single" w:color="808080" w:sz="4"/>
-            </w:tcBorders>
-            <w:tcMar>
-              <w:top w:type="dxa" w:w="50"/>
-              <w:left w:type="dxa" w:w="90"/>
-              <w:bottom w:type="dxa" w:w="50"/>
+            <w:tcW w:type="dxa" w:w="2779"/>
+            <w:tcBorders>
+              <w:top w:val="single" w:color="808080" w:sz="4"/>
+              <w:left w:val="single" w:color="808080" w:sz="4"/>
+              <w:bottom w:val="single" w:color="808080" w:sz="4"/>
+              <w:right w:val="single" w:color="808080" w:sz="4"/>
+            </w:tcBorders>
+            <w:tcMar>
+              <w:top w:type="dxa" w:w="30"/>
+              <w:left w:type="dxa" w:w="90"/>
+              <w:bottom w:type="dxa" w:w="30"/>
               <w:right w:type="dxa" w:w="90"/>
             </w:tcMar>
           </w:tcPr>
@@ -5566,17 +5224,17 @@
         </w:trPr>
         <w:tc>
           <w:tcPr>
-            <w:tcW w:type="dxa" w:w="1625"/>
-            <w:tcBorders>
-              <w:top w:val="single" w:color="808080" w:sz="4"/>
-              <w:left w:val="single" w:color="808080" w:sz="4"/>
-              <w:bottom w:val="single" w:color="808080" w:sz="4"/>
-              <w:right w:val="single" w:color="808080" w:sz="4"/>
-            </w:tcBorders>
-            <w:tcMar>
-              <w:top w:type="dxa" w:w="50"/>
-              <w:left w:type="dxa" w:w="90"/>
-              <w:bottom w:type="dxa" w:w="50"/>
+            <w:tcW w:type="dxa" w:w="1751"/>
+            <w:tcBorders>
+              <w:top w:val="single" w:color="808080" w:sz="4"/>
+              <w:left w:val="single" w:color="808080" w:sz="4"/>
+              <w:bottom w:val="single" w:color="808080" w:sz="4"/>
+              <w:right w:val="single" w:color="808080" w:sz="4"/>
+            </w:tcBorders>
+            <w:tcMar>
+              <w:top w:type="dxa" w:w="30"/>
+              <w:left w:type="dxa" w:w="90"/>
+              <w:bottom w:type="dxa" w:w="30"/>
               <w:right w:type="dxa" w:w="90"/>
             </w:tcMar>
           </w:tcPr>
@@ -5599,50 +5257,50 @@
         </w:tc>
         <w:tc>
           <w:tcPr>
-            <w:tcW w:type="dxa" w:w="2578"/>
-            <w:tcBorders>
-              <w:top w:val="single" w:color="808080" w:sz="4"/>
-              <w:left w:val="single" w:color="808080" w:sz="4"/>
-              <w:bottom w:val="single" w:color="808080" w:sz="4"/>
-              <w:right w:val="single" w:color="808080" w:sz="4"/>
-            </w:tcBorders>
-            <w:tcMar>
-              <w:top w:type="dxa" w:w="50"/>
-              <w:left w:type="dxa" w:w="90"/>
-              <w:bottom w:type="dxa" w:w="50"/>
-              <w:right w:type="dxa" w:w="90"/>
-            </w:tcMar>
-          </w:tcPr>
-          <w:p>
-            <w:pPr>
-              <w:spacing w:after="0" w:line="240"/>
-              <w:jc w:val="left"/>
-            </w:pPr>
-            <w:r>
-              <w:rPr>
-                <w:rFonts w:ascii="Arial" w:cs="Arial" w:eastAsia="Arial" w:hAnsi="Arial"/>
-                <w:b w:val="false"/>
-                <w:bCs w:val="false"/>
-                <w:sz w:val="18"/>
-                <w:szCs w:val="18"/>
-              </w:rPr>
-              <w:t xml:space="preserve">SQLite (desarrollo), PostgreSQL (propuesta)</w:t>
-            </w:r>
-          </w:p>
-        </w:tc>
-        <w:tc>
-          <w:tcPr>
-            <w:tcW w:type="dxa" w:w="2578"/>
-            <w:tcBorders>
-              <w:top w:val="single" w:color="808080" w:sz="4"/>
-              <w:left w:val="single" w:color="808080" w:sz="4"/>
-              <w:bottom w:val="single" w:color="808080" w:sz="4"/>
-              <w:right w:val="single" w:color="808080" w:sz="4"/>
-            </w:tcBorders>
-            <w:tcMar>
-              <w:top w:type="dxa" w:w="50"/>
-              <w:left w:type="dxa" w:w="90"/>
-              <w:bottom w:type="dxa" w:w="50"/>
+            <w:tcW w:type="dxa" w:w="2777"/>
+            <w:tcBorders>
+              <w:top w:val="single" w:color="808080" w:sz="4"/>
+              <w:left w:val="single" w:color="808080" w:sz="4"/>
+              <w:bottom w:val="single" w:color="808080" w:sz="4"/>
+              <w:right w:val="single" w:color="808080" w:sz="4"/>
+            </w:tcBorders>
+            <w:tcMar>
+              <w:top w:type="dxa" w:w="30"/>
+              <w:left w:type="dxa" w:w="90"/>
+              <w:bottom w:type="dxa" w:w="30"/>
+              <w:right w:type="dxa" w:w="90"/>
+            </w:tcMar>
+          </w:tcPr>
+          <w:p>
+            <w:pPr>
+              <w:spacing w:after="0" w:line="240"/>
+              <w:jc w:val="left"/>
+            </w:pPr>
+            <w:r>
+              <w:rPr>
+                <w:rFonts w:ascii="Arial" w:cs="Arial" w:eastAsia="Arial" w:hAnsi="Arial"/>
+                <w:b w:val="false"/>
+                <w:bCs w:val="false"/>
+                <w:sz w:val="18"/>
+                <w:szCs w:val="18"/>
+              </w:rPr>
+              <w:t xml:space="preserve">SQLite (desarrollo); PostgreSQL (propuesta)</w:t>
+            </w:r>
+          </w:p>
+        </w:tc>
+        <w:tc>
+          <w:tcPr>
+            <w:tcW w:type="dxa" w:w="2053"/>
+            <w:tcBorders>
+              <w:top w:val="single" w:color="808080" w:sz="4"/>
+              <w:left w:val="single" w:color="808080" w:sz="4"/>
+              <w:bottom w:val="single" w:color="808080" w:sz="4"/>
+              <w:right w:val="single" w:color="808080" w:sz="4"/>
+            </w:tcBorders>
+            <w:tcMar>
+              <w:top w:type="dxa" w:w="30"/>
+              <w:left w:type="dxa" w:w="90"/>
+              <w:bottom w:type="dxa" w:w="30"/>
               <w:right w:type="dxa" w:w="90"/>
             </w:tcMar>
           </w:tcPr>
@@ -5665,34 +5323,34 @@
         </w:tc>
         <w:tc>
           <w:tcPr>
-            <w:tcW w:type="dxa" w:w="2579"/>
-            <w:tcBorders>
-              <w:top w:val="single" w:color="808080" w:sz="4"/>
-              <w:left w:val="single" w:color="808080" w:sz="4"/>
-              <w:bottom w:val="single" w:color="808080" w:sz="4"/>
-              <w:right w:val="single" w:color="808080" w:sz="4"/>
-            </w:tcBorders>
-            <w:tcMar>
-              <w:top w:type="dxa" w:w="50"/>
-              <w:left w:type="dxa" w:w="90"/>
-              <w:bottom w:type="dxa" w:w="50"/>
-              <w:right w:type="dxa" w:w="90"/>
-            </w:tcMar>
-          </w:tcPr>
-          <w:p>
-            <w:pPr>
-              <w:spacing w:after="0" w:line="240"/>
-              <w:jc w:val="left"/>
-            </w:pPr>
-            <w:r>
-              <w:rPr>
-                <w:rFonts w:ascii="Arial" w:cs="Arial" w:eastAsia="Arial" w:hAnsi="Arial"/>
-                <w:b w:val="false"/>
-                <w:bCs w:val="false"/>
-                <w:sz w:val="18"/>
-                <w:szCs w:val="18"/>
-              </w:rPr>
-              <w:t xml:space="preserve">Cero configuración ahora, mismo ORM después</w:t>
+            <w:tcW w:type="dxa" w:w="2779"/>
+            <w:tcBorders>
+              <w:top w:val="single" w:color="808080" w:sz="4"/>
+              <w:left w:val="single" w:color="808080" w:sz="4"/>
+              <w:bottom w:val="single" w:color="808080" w:sz="4"/>
+              <w:right w:val="single" w:color="808080" w:sz="4"/>
+            </w:tcBorders>
+            <w:tcMar>
+              <w:top w:type="dxa" w:w="30"/>
+              <w:left w:type="dxa" w:w="90"/>
+              <w:bottom w:type="dxa" w:w="30"/>
+              <w:right w:type="dxa" w:w="90"/>
+            </w:tcMar>
+          </w:tcPr>
+          <w:p>
+            <w:pPr>
+              <w:spacing w:after="0" w:line="240"/>
+              <w:jc w:val="left"/>
+            </w:pPr>
+            <w:r>
+              <w:rPr>
+                <w:rFonts w:ascii="Arial" w:cs="Arial" w:eastAsia="Arial" w:hAnsi="Arial"/>
+                <w:b w:val="false"/>
+                <w:bCs w:val="false"/>
+                <w:sz w:val="18"/>
+                <w:szCs w:val="18"/>
+              </w:rPr>
+              <w:t xml:space="preserve">Cero configuración; mismo ORM después</w:t>
             </w:r>
           </w:p>
         </w:tc>
@@ -5704,17 +5362,17 @@
         </w:trPr>
         <w:tc>
           <w:tcPr>
-            <w:tcW w:type="dxa" w:w="1625"/>
-            <w:tcBorders>
-              <w:top w:val="single" w:color="808080" w:sz="4"/>
-              <w:left w:val="single" w:color="808080" w:sz="4"/>
-              <w:bottom w:val="single" w:color="808080" w:sz="4"/>
-              <w:right w:val="single" w:color="808080" w:sz="4"/>
-            </w:tcBorders>
-            <w:tcMar>
-              <w:top w:type="dxa" w:w="50"/>
-              <w:left w:type="dxa" w:w="90"/>
-              <w:bottom w:type="dxa" w:w="50"/>
+            <w:tcW w:type="dxa" w:w="1751"/>
+            <w:tcBorders>
+              <w:top w:val="single" w:color="808080" w:sz="4"/>
+              <w:left w:val="single" w:color="808080" w:sz="4"/>
+              <w:bottom w:val="single" w:color="808080" w:sz="4"/>
+              <w:right w:val="single" w:color="808080" w:sz="4"/>
+            </w:tcBorders>
+            <w:tcMar>
+              <w:top w:type="dxa" w:w="30"/>
+              <w:left w:type="dxa" w:w="90"/>
+              <w:bottom w:type="dxa" w:w="30"/>
               <w:right w:type="dxa" w:w="90"/>
             </w:tcMar>
           </w:tcPr>
@@ -5737,17 +5395,17 @@
         </w:tc>
         <w:tc>
           <w:tcPr>
-            <w:tcW w:type="dxa" w:w="2578"/>
-            <w:tcBorders>
-              <w:top w:val="single" w:color="808080" w:sz="4"/>
-              <w:left w:val="single" w:color="808080" w:sz="4"/>
-              <w:bottom w:val="single" w:color="808080" w:sz="4"/>
-              <w:right w:val="single" w:color="808080" w:sz="4"/>
-            </w:tcBorders>
-            <w:tcMar>
-              <w:top w:type="dxa" w:w="50"/>
-              <w:left w:type="dxa" w:w="90"/>
-              <w:bottom w:type="dxa" w:w="50"/>
+            <w:tcW w:type="dxa" w:w="2777"/>
+            <w:tcBorders>
+              <w:top w:val="single" w:color="808080" w:sz="4"/>
+              <w:left w:val="single" w:color="808080" w:sz="4"/>
+              <w:bottom w:val="single" w:color="808080" w:sz="4"/>
+              <w:right w:val="single" w:color="808080" w:sz="4"/>
+            </w:tcBorders>
+            <w:tcMar>
+              <w:top w:type="dxa" w:w="30"/>
+              <w:left w:type="dxa" w:w="90"/>
+              <w:bottom w:type="dxa" w:w="30"/>
               <w:right w:type="dxa" w:w="90"/>
             </w:tcMar>
           </w:tcPr>
@@ -5770,67 +5428,67 @@
         </w:tc>
         <w:tc>
           <w:tcPr>
-            <w:tcW w:type="dxa" w:w="2578"/>
-            <w:tcBorders>
-              <w:top w:val="single" w:color="808080" w:sz="4"/>
-              <w:left w:val="single" w:color="808080" w:sz="4"/>
-              <w:bottom w:val="single" w:color="808080" w:sz="4"/>
-              <w:right w:val="single" w:color="808080" w:sz="4"/>
-            </w:tcBorders>
-            <w:tcMar>
-              <w:top w:type="dxa" w:w="50"/>
-              <w:left w:type="dxa" w:w="90"/>
-              <w:bottom w:type="dxa" w:w="50"/>
-              <w:right w:type="dxa" w:w="90"/>
-            </w:tcMar>
-          </w:tcPr>
-          <w:p>
-            <w:pPr>
-              <w:spacing w:after="0" w:line="240"/>
-              <w:jc w:val="left"/>
-            </w:pPr>
-            <w:r>
-              <w:rPr>
-                <w:rFonts w:ascii="Arial" w:cs="Arial" w:eastAsia="Arial" w:hAnsi="Arial"/>
-                <w:b w:val="false"/>
-                <w:bCs w:val="false"/>
-                <w:sz w:val="18"/>
-                <w:szCs w:val="18"/>
-              </w:rPr>
-              <w:t xml:space="preserve">Aplicaciones separadas por rol; desarrollo nativo</w:t>
-            </w:r>
-          </w:p>
-        </w:tc>
-        <w:tc>
-          <w:tcPr>
-            <w:tcW w:type="dxa" w:w="2579"/>
-            <w:tcBorders>
-              <w:top w:val="single" w:color="808080" w:sz="4"/>
-              <w:left w:val="single" w:color="808080" w:sz="4"/>
-              <w:bottom w:val="single" w:color="808080" w:sz="4"/>
-              <w:right w:val="single" w:color="808080" w:sz="4"/>
-            </w:tcBorders>
-            <w:tcMar>
-              <w:top w:type="dxa" w:w="50"/>
-              <w:left w:type="dxa" w:w="90"/>
-              <w:bottom w:type="dxa" w:w="50"/>
-              <w:right w:type="dxa" w:w="90"/>
-            </w:tcMar>
-          </w:tcPr>
-          <w:p>
-            <w:pPr>
-              <w:spacing w:after="0" w:line="240"/>
-              <w:jc w:val="left"/>
-            </w:pPr>
-            <w:r>
-              <w:rPr>
-                <w:rFonts w:ascii="Arial" w:cs="Arial" w:eastAsia="Arial" w:hAnsi="Arial"/>
-                <w:b w:val="false"/>
-                <w:bCs w:val="false"/>
-                <w:sz w:val="18"/>
-                <w:szCs w:val="18"/>
-              </w:rPr>
-              <w:t xml:space="preserve">Un código para cuatro roles; build de Android no verificado</w:t>
+            <w:tcW w:type="dxa" w:w="2053"/>
+            <w:tcBorders>
+              <w:top w:val="single" w:color="808080" w:sz="4"/>
+              <w:left w:val="single" w:color="808080" w:sz="4"/>
+              <w:bottom w:val="single" w:color="808080" w:sz="4"/>
+              <w:right w:val="single" w:color="808080" w:sz="4"/>
+            </w:tcBorders>
+            <w:tcMar>
+              <w:top w:type="dxa" w:w="30"/>
+              <w:left w:type="dxa" w:w="90"/>
+              <w:bottom w:type="dxa" w:w="30"/>
+              <w:right w:type="dxa" w:w="90"/>
+            </w:tcMar>
+          </w:tcPr>
+          <w:p>
+            <w:pPr>
+              <w:spacing w:after="0" w:line="240"/>
+              <w:jc w:val="left"/>
+            </w:pPr>
+            <w:r>
+              <w:rPr>
+                <w:rFonts w:ascii="Arial" w:cs="Arial" w:eastAsia="Arial" w:hAnsi="Arial"/>
+                <w:b w:val="false"/>
+                <w:bCs w:val="false"/>
+                <w:sz w:val="18"/>
+                <w:szCs w:val="18"/>
+              </w:rPr>
+              <w:t xml:space="preserve">Aplicaciones por rol; nativo</w:t>
+            </w:r>
+          </w:p>
+        </w:tc>
+        <w:tc>
+          <w:tcPr>
+            <w:tcW w:type="dxa" w:w="2779"/>
+            <w:tcBorders>
+              <w:top w:val="single" w:color="808080" w:sz="4"/>
+              <w:left w:val="single" w:color="808080" w:sz="4"/>
+              <w:bottom w:val="single" w:color="808080" w:sz="4"/>
+              <w:right w:val="single" w:color="808080" w:sz="4"/>
+            </w:tcBorders>
+            <w:tcMar>
+              <w:top w:type="dxa" w:w="30"/>
+              <w:left w:type="dxa" w:w="90"/>
+              <w:bottom w:type="dxa" w:w="30"/>
+              <w:right w:type="dxa" w:w="90"/>
+            </w:tcMar>
+          </w:tcPr>
+          <w:p>
+            <w:pPr>
+              <w:spacing w:after="0" w:line="240"/>
+              <w:jc w:val="left"/>
+            </w:pPr>
+            <w:r>
+              <w:rPr>
+                <w:rFonts w:ascii="Arial" w:cs="Arial" w:eastAsia="Arial" w:hAnsi="Arial"/>
+                <w:b w:val="false"/>
+                <w:bCs w:val="false"/>
+                <w:sz w:val="18"/>
+                <w:szCs w:val="18"/>
+              </w:rPr>
+              <w:t xml:space="preserve">Un código para cuatro roles; Android sin verificar</w:t>
             </w:r>
           </w:p>
         </w:tc>
@@ -5842,17 +5500,17 @@
         </w:trPr>
         <w:tc>
           <w:tcPr>
-            <w:tcW w:type="dxa" w:w="1625"/>
-            <w:tcBorders>
-              <w:top w:val="single" w:color="808080" w:sz="4"/>
-              <w:left w:val="single" w:color="808080" w:sz="4"/>
-              <w:bottom w:val="single" w:color="808080" w:sz="4"/>
-              <w:right w:val="single" w:color="808080" w:sz="4"/>
-            </w:tcBorders>
-            <w:tcMar>
-              <w:top w:type="dxa" w:w="50"/>
-              <w:left w:type="dxa" w:w="90"/>
-              <w:bottom w:type="dxa" w:w="50"/>
+            <w:tcW w:type="dxa" w:w="1751"/>
+            <w:tcBorders>
+              <w:top w:val="single" w:color="808080" w:sz="4"/>
+              <w:left w:val="single" w:color="808080" w:sz="4"/>
+              <w:bottom w:val="single" w:color="808080" w:sz="4"/>
+              <w:right w:val="single" w:color="808080" w:sz="4"/>
+            </w:tcBorders>
+            <w:tcMar>
+              <w:top w:type="dxa" w:w="30"/>
+              <w:left w:type="dxa" w:w="90"/>
+              <w:bottom w:type="dxa" w:w="30"/>
               <w:right w:type="dxa" w:w="90"/>
             </w:tcMar>
           </w:tcPr>
@@ -5875,17 +5533,17 @@
         </w:tc>
         <w:tc>
           <w:tcPr>
-            <w:tcW w:type="dxa" w:w="2578"/>
-            <w:tcBorders>
-              <w:top w:val="single" w:color="808080" w:sz="4"/>
-              <w:left w:val="single" w:color="808080" w:sz="4"/>
-              <w:bottom w:val="single" w:color="808080" w:sz="4"/>
-              <w:right w:val="single" w:color="808080" w:sz="4"/>
-            </w:tcBorders>
-            <w:tcMar>
-              <w:top w:type="dxa" w:w="50"/>
-              <w:left w:type="dxa" w:w="90"/>
-              <w:bottom w:type="dxa" w:w="50"/>
+            <w:tcW w:type="dxa" w:w="2777"/>
+            <w:tcBorders>
+              <w:top w:val="single" w:color="808080" w:sz="4"/>
+              <w:left w:val="single" w:color="808080" w:sz="4"/>
+              <w:bottom w:val="single" w:color="808080" w:sz="4"/>
+              <w:right w:val="single" w:color="808080" w:sz="4"/>
+            </w:tcBorders>
+            <w:tcMar>
+              <w:top w:type="dxa" w:w="30"/>
+              <w:left w:type="dxa" w:w="90"/>
+              <w:bottom w:type="dxa" w:w="30"/>
               <w:right w:type="dxa" w:w="90"/>
             </w:tcMar>
           </w:tcPr>
@@ -5908,17 +5566,17 @@
         </w:tc>
         <w:tc>
           <w:tcPr>
-            <w:tcW w:type="dxa" w:w="2578"/>
-            <w:tcBorders>
-              <w:top w:val="single" w:color="808080" w:sz="4"/>
-              <w:left w:val="single" w:color="808080" w:sz="4"/>
-              <w:bottom w:val="single" w:color="808080" w:sz="4"/>
-              <w:right w:val="single" w:color="808080" w:sz="4"/>
-            </w:tcBorders>
-            <w:tcMar>
-              <w:top w:type="dxa" w:w="50"/>
-              <w:left w:type="dxa" w:w="90"/>
-              <w:bottom w:type="dxa" w:w="50"/>
+            <w:tcW w:type="dxa" w:w="2053"/>
+            <w:tcBorders>
+              <w:top w:val="single" w:color="808080" w:sz="4"/>
+              <w:left w:val="single" w:color="808080" w:sz="4"/>
+              <w:bottom w:val="single" w:color="808080" w:sz="4"/>
+              <w:right w:val="single" w:color="808080" w:sz="4"/>
+            </w:tcBorders>
+            <w:tcMar>
+              <w:top w:type="dxa" w:w="30"/>
+              <w:left w:type="dxa" w:w="90"/>
+              <w:bottom w:type="dxa" w:w="30"/>
               <w:right w:type="dxa" w:w="90"/>
             </w:tcMar>
           </w:tcPr>
@@ -5941,17 +5599,17 @@
         </w:tc>
         <w:tc>
           <w:tcPr>
-            <w:tcW w:type="dxa" w:w="2579"/>
-            <w:tcBorders>
-              <w:top w:val="single" w:color="808080" w:sz="4"/>
-              <w:left w:val="single" w:color="808080" w:sz="4"/>
-              <w:bottom w:val="single" w:color="808080" w:sz="4"/>
-              <w:right w:val="single" w:color="808080" w:sz="4"/>
-            </w:tcBorders>
-            <w:tcMar>
-              <w:top w:type="dxa" w:w="50"/>
-              <w:left w:type="dxa" w:w="90"/>
-              <w:bottom w:type="dxa" w:w="50"/>
+            <w:tcW w:type="dxa" w:w="2779"/>
+            <w:tcBorders>
+              <w:top w:val="single" w:color="808080" w:sz="4"/>
+              <w:left w:val="single" w:color="808080" w:sz="4"/>
+              <w:bottom w:val="single" w:color="808080" w:sz="4"/>
+              <w:right w:val="single" w:color="808080" w:sz="4"/>
+            </w:tcBorders>
+            <w:tcMar>
+              <w:top w:type="dxa" w:w="30"/>
+              <w:left w:type="dxa" w:w="90"/>
+              <w:bottom w:type="dxa" w:w="30"/>
               <w:right w:type="dxa" w:w="90"/>
             </w:tcMar>
           </w:tcPr>
@@ -5980,17 +5638,17 @@
         </w:trPr>
         <w:tc>
           <w:tcPr>
-            <w:tcW w:type="dxa" w:w="1625"/>
-            <w:tcBorders>
-              <w:top w:val="single" w:color="808080" w:sz="4"/>
-              <w:left w:val="single" w:color="808080" w:sz="4"/>
-              <w:bottom w:val="single" w:color="808080" w:sz="4"/>
-              <w:right w:val="single" w:color="808080" w:sz="4"/>
-            </w:tcBorders>
-            <w:tcMar>
-              <w:top w:type="dxa" w:w="50"/>
-              <w:left w:type="dxa" w:w="90"/>
-              <w:bottom w:type="dxa" w:w="50"/>
+            <w:tcW w:type="dxa" w:w="1751"/>
+            <w:tcBorders>
+              <w:top w:val="single" w:color="808080" w:sz="4"/>
+              <w:left w:val="single" w:color="808080" w:sz="4"/>
+              <w:bottom w:val="single" w:color="808080" w:sz="4"/>
+              <w:right w:val="single" w:color="808080" w:sz="4"/>
+            </w:tcBorders>
+            <w:tcMar>
+              <w:top w:type="dxa" w:w="30"/>
+              <w:left w:type="dxa" w:w="90"/>
+              <w:bottom w:type="dxa" w:w="30"/>
               <w:right w:type="dxa" w:w="90"/>
             </w:tcMar>
           </w:tcPr>
@@ -6013,44 +5671,34 @@
         </w:tc>
         <w:tc>
           <w:tcPr>
-            <w:tcW w:type="dxa" w:w="2578"/>
-            <w:tcBorders>
-              <w:top w:val="single" w:color="808080" w:sz="4"/>
-              <w:left w:val="single" w:color="808080" w:sz="4"/>
-              <w:bottom w:val="single" w:color="808080" w:sz="4"/>
-              <w:right w:val="single" w:color="808080" w:sz="4"/>
-            </w:tcBorders>
-            <w:tcMar>
-              <w:top w:type="dxa" w:w="50"/>
-              <w:left w:type="dxa" w:w="90"/>
-              <w:bottom w:type="dxa" w:w="50"/>
-              <w:right w:type="dxa" w:w="90"/>
-            </w:tcMar>
-          </w:tcPr>
-          <w:p>
-            <w:pPr>
-              <w:spacing w:after="0" w:line="240"/>
-              <w:jc w:val="left"/>
-            </w:pPr>
-            <w:r>
-              <w:rPr>
-                <w:rFonts w:ascii="Consolas" w:cs="Consolas" w:eastAsia="Consolas" w:hAnsi="Consolas"/>
-                <w:b w:val="false"/>
-                <w:bCs w:val="false"/>
-                <w:sz w:val="16"/>
-                <w:szCs w:val="16"/>
-              </w:rPr>
-              <w:t xml:space="preserve">django.core.mail</w:t>
-            </w:r>
-            <w:r>
-              <w:rPr>
-                <w:rFonts w:ascii="Arial" w:cs="Arial" w:eastAsia="Arial" w:hAnsi="Arial"/>
-                <w:b w:val="false"/>
-                <w:bCs w:val="false"/>
-                <w:sz w:val="18"/>
-                <w:szCs w:val="18"/>
-              </w:rPr>
-              <w:t xml:space="preserve"> con backend de consola (</w:t>
+            <w:tcW w:type="dxa" w:w="2777"/>
+            <w:tcBorders>
+              <w:top w:val="single" w:color="808080" w:sz="4"/>
+              <w:left w:val="single" w:color="808080" w:sz="4"/>
+              <w:bottom w:val="single" w:color="808080" w:sz="4"/>
+              <w:right w:val="single" w:color="808080" w:sz="4"/>
+            </w:tcBorders>
+            <w:tcMar>
+              <w:top w:type="dxa" w:w="30"/>
+              <w:left w:type="dxa" w:w="90"/>
+              <w:bottom w:type="dxa" w:w="30"/>
+              <w:right w:type="dxa" w:w="90"/>
+            </w:tcMar>
+          </w:tcPr>
+          <w:p>
+            <w:pPr>
+              <w:spacing w:after="0" w:line="240"/>
+              <w:jc w:val="left"/>
+            </w:pPr>
+            <w:r>
+              <w:rPr>
+                <w:rFonts w:ascii="Arial" w:cs="Arial" w:eastAsia="Arial" w:hAnsi="Arial"/>
+                <w:b w:val="false"/>
+                <w:bCs w:val="false"/>
+                <w:sz w:val="18"/>
+                <w:szCs w:val="18"/>
+              </w:rPr>
+              <w:t xml:space="preserve">Backend de consola de Django (</w:t>
             </w:r>
             <w:r>
               <w:rPr>
@@ -6070,23 +5718,23 @@
                 <w:sz w:val="18"/>
                 <w:szCs w:val="18"/>
               </w:rPr>
-              <w:t xml:space="preserve"> en desarrollo)</w:t>
-            </w:r>
-          </w:p>
-        </w:tc>
-        <w:tc>
-          <w:tcPr>
-            <w:tcW w:type="dxa" w:w="2578"/>
-            <w:tcBorders>
-              <w:top w:val="single" w:color="808080" w:sz="4"/>
-              <w:left w:val="single" w:color="808080" w:sz="4"/>
-              <w:bottom w:val="single" w:color="808080" w:sz="4"/>
-              <w:right w:val="single" w:color="808080" w:sz="4"/>
-            </w:tcBorders>
-            <w:tcMar>
-              <w:top w:type="dxa" w:w="50"/>
-              <w:left w:type="dxa" w:w="90"/>
-              <w:bottom w:type="dxa" w:w="50"/>
+              <w:t xml:space="preserve">)</w:t>
+            </w:r>
+          </w:p>
+        </w:tc>
+        <w:tc>
+          <w:tcPr>
+            <w:tcW w:type="dxa" w:w="2053"/>
+            <w:tcBorders>
+              <w:top w:val="single" w:color="808080" w:sz="4"/>
+              <w:left w:val="single" w:color="808080" w:sz="4"/>
+              <w:bottom w:val="single" w:color="808080" w:sz="4"/>
+              <w:right w:val="single" w:color="808080" w:sz="4"/>
+            </w:tcBorders>
+            <w:tcMar>
+              <w:top w:type="dxa" w:w="30"/>
+              <w:left w:type="dxa" w:w="90"/>
+              <w:bottom w:type="dxa" w:w="30"/>
               <w:right w:type="dxa" w:w="90"/>
             </w:tcMar>
           </w:tcPr>
@@ -6109,172 +5757,34 @@
         </w:tc>
         <w:tc>
           <w:tcPr>
-            <w:tcW w:type="dxa" w:w="2579"/>
-            <w:tcBorders>
-              <w:top w:val="single" w:color="808080" w:sz="4"/>
-              <w:left w:val="single" w:color="808080" w:sz="4"/>
-              <w:bottom w:val="single" w:color="808080" w:sz="4"/>
-              <w:right w:val="single" w:color="808080" w:sz="4"/>
-            </w:tcBorders>
-            <w:tcMar>
-              <w:top w:type="dxa" w:w="50"/>
-              <w:left w:type="dxa" w:w="90"/>
-              <w:bottom w:type="dxa" w:w="50"/>
-              <w:right w:type="dxa" w:w="90"/>
-            </w:tcMar>
-          </w:tcPr>
-          <w:p>
-            <w:pPr>
-              <w:spacing w:after="0" w:line="240"/>
-              <w:jc w:val="left"/>
-            </w:pPr>
-            <w:r>
-              <w:rPr>
-                <w:rFonts w:ascii="Arial" w:cs="Arial" w:eastAsia="Arial" w:hAnsi="Arial"/>
-                <w:b w:val="false"/>
-                <w:bCs w:val="false"/>
-                <w:sz w:val="18"/>
-                <w:szCs w:val="18"/>
-              </w:rPr>
-              <w:t xml:space="preserve">Sin cuenta ni credenciales; se cambia por configuración</w:t>
-            </w:r>
-          </w:p>
-        </w:tc>
-      </w:tr>
-      <w:tr>
-        <w:trPr>
-          <w:cantSplit/>
-          <w:tblHeader w:val="off"/>
-        </w:trPr>
-        <w:tc>
-          <w:tcPr>
-            <w:tcW w:type="dxa" w:w="1625"/>
-            <w:tcBorders>
-              <w:top w:val="single" w:color="808080" w:sz="4"/>
-              <w:left w:val="single" w:color="808080" w:sz="4"/>
-              <w:bottom w:val="single" w:color="808080" w:sz="4"/>
-              <w:right w:val="single" w:color="808080" w:sz="4"/>
-            </w:tcBorders>
-            <w:tcMar>
-              <w:top w:type="dxa" w:w="50"/>
-              <w:left w:type="dxa" w:w="90"/>
-              <w:bottom w:type="dxa" w:w="50"/>
-              <w:right w:type="dxa" w:w="90"/>
-            </w:tcMar>
-          </w:tcPr>
-          <w:p>
-            <w:pPr>
-              <w:spacing w:after="0" w:line="240"/>
-              <w:jc w:val="left"/>
-            </w:pPr>
-            <w:r>
-              <w:rPr>
-                <w:rFonts w:ascii="Arial" w:cs="Arial" w:eastAsia="Arial" w:hAnsi="Arial"/>
-                <w:b w:val="false"/>
-                <w:bCs w:val="false"/>
-                <w:sz w:val="18"/>
-                <w:szCs w:val="18"/>
-              </w:rPr>
-              <w:t xml:space="preserve">Documentación</w:t>
-            </w:r>
-          </w:p>
-        </w:tc>
-        <w:tc>
-          <w:tcPr>
-            <w:tcW w:type="dxa" w:w="2578"/>
-            <w:tcBorders>
-              <w:top w:val="single" w:color="808080" w:sz="4"/>
-              <w:left w:val="single" w:color="808080" w:sz="4"/>
-              <w:bottom w:val="single" w:color="808080" w:sz="4"/>
-              <w:right w:val="single" w:color="808080" w:sz="4"/>
-            </w:tcBorders>
-            <w:tcMar>
-              <w:top w:type="dxa" w:w="50"/>
-              <w:left w:type="dxa" w:w="90"/>
-              <w:bottom w:type="dxa" w:w="50"/>
-              <w:right w:type="dxa" w:w="90"/>
-            </w:tcMar>
-          </w:tcPr>
-          <w:p>
-            <w:pPr>
-              <w:spacing w:after="0" w:line="240"/>
-              <w:jc w:val="left"/>
-            </w:pPr>
-            <w:r>
-              <w:rPr>
-                <w:rFonts w:ascii="Arial" w:cs="Arial" w:eastAsia="Arial" w:hAnsi="Arial"/>
-                <w:b w:val="false"/>
-                <w:bCs w:val="false"/>
-                <w:sz w:val="18"/>
-                <w:szCs w:val="18"/>
-              </w:rPr>
-              <w:t xml:space="preserve">Markdown, Mermaid y C4</w:t>
-            </w:r>
-          </w:p>
-        </w:tc>
-        <w:tc>
-          <w:tcPr>
-            <w:tcW w:type="dxa" w:w="2578"/>
-            <w:tcBorders>
-              <w:top w:val="single" w:color="808080" w:sz="4"/>
-              <w:left w:val="single" w:color="808080" w:sz="4"/>
-              <w:bottom w:val="single" w:color="808080" w:sz="4"/>
-              <w:right w:val="single" w:color="808080" w:sz="4"/>
-            </w:tcBorders>
-            <w:tcMar>
-              <w:top w:type="dxa" w:w="50"/>
-              <w:left w:type="dxa" w:w="90"/>
-              <w:bottom w:type="dxa" w:w="50"/>
-              <w:right w:type="dxa" w:w="90"/>
-            </w:tcMar>
-          </w:tcPr>
-          <w:p>
-            <w:pPr>
-              <w:spacing w:after="0" w:line="240"/>
-              <w:jc w:val="left"/>
-            </w:pPr>
-            <w:r>
-              <w:rPr>
-                <w:rFonts w:ascii="Arial" w:cs="Arial" w:eastAsia="Arial" w:hAnsi="Arial"/>
-                <w:b w:val="false"/>
-                <w:bCs w:val="false"/>
-                <w:sz w:val="18"/>
-                <w:szCs w:val="18"/>
-              </w:rPr>
-              <w:t xml:space="preserve">Herramientas de diseño externas</w:t>
-            </w:r>
-          </w:p>
-        </w:tc>
-        <w:tc>
-          <w:tcPr>
-            <w:tcW w:type="dxa" w:w="2579"/>
-            <w:tcBorders>
-              <w:top w:val="single" w:color="808080" w:sz="4"/>
-              <w:left w:val="single" w:color="808080" w:sz="4"/>
-              <w:bottom w:val="single" w:color="808080" w:sz="4"/>
-              <w:right w:val="single" w:color="808080" w:sz="4"/>
-            </w:tcBorders>
-            <w:tcMar>
-              <w:top w:type="dxa" w:w="50"/>
-              <w:left w:type="dxa" w:w="90"/>
-              <w:bottom w:type="dxa" w:w="50"/>
-              <w:right w:type="dxa" w:w="90"/>
-            </w:tcMar>
-          </w:tcPr>
-          <w:p>
-            <w:pPr>
-              <w:spacing w:after="0" w:line="240"/>
-              <w:jc w:val="left"/>
-            </w:pPr>
-            <w:r>
-              <w:rPr>
-                <w:rFonts w:ascii="Arial" w:cs="Arial" w:eastAsia="Arial" w:hAnsi="Arial"/>
-                <w:b w:val="false"/>
-                <w:bCs w:val="false"/>
-                <w:sz w:val="18"/>
-                <w:szCs w:val="18"/>
-              </w:rPr>
-              <w:t xml:space="preserve">Texto versionable junto al código</w:t>
+            <w:tcW w:type="dxa" w:w="2779"/>
+            <w:tcBorders>
+              <w:top w:val="single" w:color="808080" w:sz="4"/>
+              <w:left w:val="single" w:color="808080" w:sz="4"/>
+              <w:bottom w:val="single" w:color="808080" w:sz="4"/>
+              <w:right w:val="single" w:color="808080" w:sz="4"/>
+            </w:tcBorders>
+            <w:tcMar>
+              <w:top w:type="dxa" w:w="30"/>
+              <w:left w:type="dxa" w:w="90"/>
+              <w:bottom w:type="dxa" w:w="30"/>
+              <w:right w:type="dxa" w:w="90"/>
+            </w:tcMar>
+          </w:tcPr>
+          <w:p>
+            <w:pPr>
+              <w:spacing w:after="0" w:line="240"/>
+              <w:jc w:val="left"/>
+            </w:pPr>
+            <w:r>
+              <w:rPr>
+                <w:rFonts w:ascii="Arial" w:cs="Arial" w:eastAsia="Arial" w:hAnsi="Arial"/>
+                <w:b w:val="false"/>
+                <w:bCs w:val="false"/>
+                <w:sz w:val="18"/>
+                <w:szCs w:val="18"/>
+              </w:rPr>
+              <w:t xml:space="preserve">Sin cuenta ni credenciales</w:t>
             </w:r>
           </w:p>
         </w:tc>
@@ -6282,12 +5792,12 @@
     </w:tbl>
     <w:p>
       <w:pPr>
-        <w:spacing w:after="0" w:line="240"/>
-      </w:pPr>
-    </w:p>
-    <w:p>
-      <w:pPr>
-        <w:spacing w:after="200" w:before="60" w:line="240"/>
+        <w:spacing w:after="0" w:line="100" w:lineRule="exact"/>
+      </w:pPr>
+    </w:p>
+    <w:p>
+      <w:pPr>
+        <w:spacing w:after="140" w:before="40" w:line="240"/>
         <w:jc w:val="left"/>
       </w:pPr>
       <w:r>
@@ -6326,15 +5836,15 @@
           <w:sz w:val="22"/>
           <w:szCs w:val="22"/>
         </w:rPr>
-        <w:t xml:space="preserve">modular, orientada a API</w:t>
-      </w:r>
-      <w:r>
-        <w:rPr>
-          <w:rFonts w:ascii="Arial" w:cs="Arial" w:eastAsia="Arial" w:hAnsi="Arial"/>
-          <w:sz w:val="22"/>
-          <w:szCs w:val="22"/>
-        </w:rPr>
-        <w:t xml:space="preserve">, con seis aplicaciones de dominio (cuentas, cobertura, servicios, seguimiento, optimización e integraciones) en un backend único que persiste 12 entidades, separadas para poder extraerlas después. Se documenta con el modelo C4 (Brown, s. f.); la Figura 1 muestra el nivel de contenedores. La aplicación Ionic y Angular consume la API REST con JWT y recibe posiciones y mensajes por WebSocket; el chat de cada servicio admite solo al cliente propietario y al motorizado asignado, lo que comprueban pruebas automatizadas (REST y WebSocket). Los sistemas externos usan API Key y reciben webhooks firmados con HMAC; el geocodificador, las teselas del mapa y el servidor de correo son servicios externos.</w:t>
+        <w:t xml:space="preserve">modular y orientada a API</w:t>
+      </w:r>
+      <w:r>
+        <w:rPr>
+          <w:rFonts w:ascii="Arial" w:cs="Arial" w:eastAsia="Arial" w:hAnsi="Arial"/>
+          <w:sz w:val="22"/>
+          <w:szCs w:val="22"/>
+        </w:rPr>
+        <w:t xml:space="preserve">: seis aplicaciones de dominio (cuentas, cobertura, servicios, seguimiento, optimización e integraciones) en un backend único con 12 entidades, documentada con el modelo C4 (Brown, s. f.); la Figura 1 resume el nivel de contenedores. La aplicación Ionic y Angular consume la API REST con JWT y recibe posiciones y mensajes por WebSocket; el chat admite solo al cliente propietario del servicio y al motorizado asignado, lo que verifican pruebas automatizadas. Los sistemas externos usan API Key y reciben webhooks firmados con HMAC.</w:t>
       </w:r>
     </w:p>
     <w:p>
@@ -6368,7 +5878,7 @@
           <w:sz w:val="22"/>
           <w:szCs w:val="22"/>
         </w:rPr>
-        <w:t xml:space="preserve">Diagrama C4, nivel de contenedores de CMEDriver</w:t>
+        <w:t xml:space="preserve">Diagrama C4 resumido, nivel de contenedores de CMEDriver</w:t>
       </w:r>
     </w:p>
     <w:p>
@@ -6379,9 +5889,9 @@
       <w:r>
         <w:drawing>
           <wp:inline distT="0" distB="0" distL="0" distR="0">
-            <wp:extent cx="3924300" cy="5334000"/>
+            <wp:extent cx="5143500" cy="1800225"/>
             <wp:effectExtent t="0" r="0" b="0" l="0"/>
-            <wp:docPr id="1" name="fig" descr="Diagrama C4 de contenedores de CMEDriver: aplicación Ionic y Angular, API REST Django, servicio de tiempo real con Channels, base de datos, almacenamiento de evidencias y sistemas externos" title="Figura"/>
+            <wp:docPr id="1" name="fig" descr="Diagrama C4 resumido de contenedores de CMEDriver: usuarios, aplicación Ionic y Angular, API REST Django y servicio de tiempo real en el servidor Daphne, base de datos, almacenamiento de evidencias y sistemas externos" title="Figura"/>
             <wp:cNvGraphicFramePr>
               <a:graphicFrameLocks xmlns:a="http://schemas.openxmlformats.org/drawingml/2006/main" noChangeAspect="1"/>
             </wp:cNvGraphicFramePr>
@@ -6404,7 +5914,7 @@
                   <pic:spPr bwMode="auto">
                     <a:xfrm>
                       <a:off x="0" y="0"/>
-                      <a:ext cx="3924300" cy="5334000"/>
+                      <a:ext cx="5143500" cy="1800225"/>
                     </a:xfrm>
                     <a:prstGeom prst="rect">
                       <a:avLst/>
@@ -6419,7 +5929,7 @@
     </w:p>
     <w:p>
       <w:pPr>
-        <w:spacing w:after="200" w:before="60" w:line="240"/>
+        <w:spacing w:after="140" w:before="40" w:line="240"/>
         <w:jc w:val="left"/>
       </w:pPr>
       <w:r>
@@ -6438,7 +5948,7 @@
           <w:sz w:val="20"/>
           <w:szCs w:val="20"/>
         </w:rPr>
-        <w:t xml:space="preserve"> Fuente: Elaboración propia. Los niveles de contexto, componentes y código están en la documentación técnica del proyecto (Anexo A).</w:t>
+        <w:t xml:space="preserve"> Fuente: Elaboración propia. El diagrama completo y los demás niveles están en el Anexo A.</w:t>
       </w:r>
     </w:p>
     <w:p>
@@ -6450,15 +5960,15 @@
           <w:sz w:val="22"/>
           <w:szCs w:val="22"/>
         </w:rPr>
-        <w:t xml:space="preserve">Lo que se simula.</w:t>
-      </w:r>
-      <w:r>
-        <w:rPr>
-          <w:rFonts w:ascii="Arial" w:cs="Arial" w:eastAsia="Arial" w:hAnsi="Arial"/>
-          <w:sz w:val="22"/>
-          <w:szCs w:val="22"/>
-        </w:rPr>
-        <w:t xml:space="preserve"> Es poco y se declara: los usuarios (administrador, alistador, motorizado y cliente) son de prueba y, en desarrollo, el correo de restablecimiento de contraseña se imprime en la consola del servidor. El resto (autenticación, ciclo de vida, GPS, chat, webhooks y geocodificación con Nominatim) se ejecuta de verdad, pero en un entorno de desarrollo: el sistema no está desplegado.</w:t>
+        <w:t xml:space="preserve">Lo que se simula</w:t>
+      </w:r>
+      <w:r>
+        <w:rPr>
+          <w:rFonts w:ascii="Arial" w:cs="Arial" w:eastAsia="Arial" w:hAnsi="Arial"/>
+          <w:sz w:val="22"/>
+          <w:szCs w:val="22"/>
+        </w:rPr>
+        <w:t xml:space="preserve"> es poco: los usuarios, de prueba, y, en desarrollo, el correo de restablecimiento, que se imprime en consola. Lo demás se ejecuta de verdad, pero en desarrollo: el sistema no está desplegado.</w:t>
       </w:r>
     </w:p>
     <w:p>
@@ -6477,7 +5987,80 @@
           <w:sz w:val="22"/>
           <w:szCs w:val="22"/>
         </w:rPr>
-        <w:t xml:space="preserve">La guía de la asignatura contrasta tres familias de procesos, que la Tabla 3 compara con las condiciones del proyecto.</w:t>
+        <w:t xml:space="preserve">Frente a las tres familias de procesos de la guía de la asignatura, la cascada se descartó porque los requisitos cambian y no hay un cliente real que los fije; Scrum exige roles y equipo (Schwaber &amp; Sutherland, 2020) y trabajó una persona con asesoría docente, por lo que se adoptaron sus prácticas pero no el marco; y se eligió el desarrollo </w:t>
+      </w:r>
+      <w:r>
+        <w:rPr>
+          <w:rFonts w:ascii="Arial" w:cs="Arial" w:eastAsia="Arial" w:hAnsi="Arial"/>
+          <w:b/>
+          <w:bCs/>
+          <w:sz w:val="22"/>
+          <w:szCs w:val="22"/>
+        </w:rPr>
+        <w:t xml:space="preserve">por prototipos</w:t>
+      </w:r>
+      <w:r>
+        <w:rPr>
+          <w:rFonts w:ascii="Arial" w:cs="Arial" w:eastAsia="Arial" w:hAnsi="Arial"/>
+          <w:sz w:val="22"/>
+          <w:szCs w:val="22"/>
+        </w:rPr>
+        <w:t xml:space="preserve">, con documentación en paralelo para mitigar su riesgo de documentación escasa.</w:t>
+      </w:r>
+    </w:p>
+    <w:p>
+      <w:r>
+        <w:rPr>
+          <w:rFonts w:ascii="Arial" w:cs="Arial" w:eastAsia="Arial" w:hAnsi="Arial"/>
+          <w:sz w:val="22"/>
+          <w:szCs w:val="22"/>
+        </w:rPr>
+        <w:t xml:space="preserve">El desarrollo fue </w:t>
+      </w:r>
+      <w:r>
+        <w:rPr>
+          <w:rFonts w:ascii="Arial" w:cs="Arial" w:eastAsia="Arial" w:hAnsi="Arial"/>
+          <w:b/>
+          <w:bCs/>
+          <w:sz w:val="22"/>
+          <w:szCs w:val="22"/>
+        </w:rPr>
+        <w:t xml:space="preserve">incremental por prototipos, con iteraciones de inspiración ágil</w:t>
+      </w:r>
+      <w:r>
+        <w:rPr>
+          <w:rFonts w:ascii="Arial" w:cs="Arial" w:eastAsia="Arial" w:hAnsi="Arial"/>
+          <w:sz w:val="22"/>
+          <w:szCs w:val="22"/>
+        </w:rPr>
+        <w:t xml:space="preserve">: se entregó software funcionando por fases (núcleo con roles, servicios y evidencia; tiempo real y planificación de recolecciones; optimización de rutas, claves de API y webhooks) y se aceptaron cambios entre fases, como el ajuste de alcance de octubre de 2026 (sección 3.5). </w:t>
+      </w:r>
+      <w:r>
+        <w:rPr>
+          <w:rFonts w:ascii="Arial" w:cs="Arial" w:eastAsia="Arial" w:hAnsi="Arial"/>
+          <w:b/>
+          <w:bCs/>
+          <w:sz w:val="22"/>
+          <w:szCs w:val="22"/>
+        </w:rPr>
+        <w:t xml:space="preserve">No se aplicó Scrum completo</w:t>
+      </w:r>
+      <w:r>
+        <w:rPr>
+          <w:rFonts w:ascii="Arial" w:cs="Arial" w:eastAsia="Arial" w:hAnsi="Arial"/>
+          <w:sz w:val="22"/>
+          <w:szCs w:val="22"/>
+        </w:rPr>
+        <w:t xml:space="preserve">: no hubo roles diferenciados ni sprints formales. Las etapas son MVP y versión 2 (realizadas), Entrega 3 con avance de resultados y, en Trabajo de Grado, validación con usuarios, pruebas definitivas y despliegue.</w:t>
+      </w:r>
+    </w:p>
+    <w:p>
+      <w:pPr>
+        <w:pStyle w:val="Heading2"/>
+        <w:keepNext/>
+      </w:pPr>
+      <w:r>
+        <w:t xml:space="preserve">5.5 Actividad 3: síntesis metodológica</w:t>
       </w:r>
     </w:p>
     <w:p>
@@ -6494,576 +6077,7 @@
           <w:sz w:val="22"/>
           <w:szCs w:val="22"/>
         </w:rPr>
-        <w:t xml:space="preserve">Tabla 3</w:t>
-      </w:r>
-    </w:p>
-    <w:p>
-      <w:pPr>
-        <w:keepNext/>
-        <w:spacing w:after="60"/>
-        <w:jc w:val="left"/>
-      </w:pPr>
-      <w:r>
-        <w:rPr>
-          <w:rFonts w:ascii="Arial" w:cs="Arial" w:eastAsia="Arial" w:hAnsi="Arial"/>
-          <w:i/>
-          <w:iCs/>
-          <w:sz w:val="22"/>
-          <w:szCs w:val="22"/>
-        </w:rPr>
-        <w:t xml:space="preserve">Metodologías de desarrollo frente a las condiciones del proyecto</w:t>
-      </w:r>
-    </w:p>
-    <w:tbl>
-      <w:tblPr>
-        <w:tblW w:type="dxa" w:w="9360"/>
-        <w:tblBorders>
-          <w:top w:val="single" w:color="auto" w:sz="4"/>
-          <w:left w:val="single" w:color="auto" w:sz="4"/>
-          <w:bottom w:val="single" w:color="auto" w:sz="4"/>
-          <w:right w:val="single" w:color="auto" w:sz="4"/>
-          <w:insideH w:val="single" w:color="auto" w:sz="4"/>
-          <w:insideV w:val="single" w:color="auto" w:sz="4"/>
-        </w:tblBorders>
-      </w:tblPr>
-      <w:tblGrid>
-        <w:gridCol w:w="1671"/>
-        <w:gridCol w:w="3844"/>
-        <w:gridCol w:w="3845"/>
-      </w:tblGrid>
-      <w:tr>
-        <w:trPr>
-          <w:cantSplit/>
-          <w:tblHeader/>
-        </w:trPr>
-        <w:tc>
-          <w:tcPr>
-            <w:tcW w:type="dxa" w:w="1671"/>
-            <w:tcBorders>
-              <w:top w:val="single" w:color="808080" w:sz="4"/>
-              <w:left w:val="single" w:color="808080" w:sz="4"/>
-              <w:bottom w:val="single" w:color="808080" w:sz="4"/>
-              <w:right w:val="single" w:color="808080" w:sz="4"/>
-            </w:tcBorders>
-            <w:shd w:fill="D9D9D9" w:color="auto" w:val="clear"/>
-            <w:tcMar>
-              <w:top w:type="dxa" w:w="50"/>
-              <w:left w:type="dxa" w:w="90"/>
-              <w:bottom w:type="dxa" w:w="50"/>
-              <w:right w:type="dxa" w:w="90"/>
-            </w:tcMar>
-          </w:tcPr>
-          <w:p>
-            <w:pPr>
-              <w:spacing w:after="0" w:line="240"/>
-              <w:jc w:val="left"/>
-            </w:pPr>
-            <w:r>
-              <w:rPr>
-                <w:rFonts w:ascii="Arial" w:cs="Arial" w:eastAsia="Arial" w:hAnsi="Arial"/>
-                <w:b/>
-                <w:bCs/>
-                <w:sz w:val="18"/>
-                <w:szCs w:val="18"/>
-              </w:rPr>
-              <w:t xml:space="preserve">Metodología</w:t>
-            </w:r>
-          </w:p>
-        </w:tc>
-        <w:tc>
-          <w:tcPr>
-            <w:tcW w:type="dxa" w:w="3844"/>
-            <w:tcBorders>
-              <w:top w:val="single" w:color="808080" w:sz="4"/>
-              <w:left w:val="single" w:color="808080" w:sz="4"/>
-              <w:bottom w:val="single" w:color="808080" w:sz="4"/>
-              <w:right w:val="single" w:color="808080" w:sz="4"/>
-            </w:tcBorders>
-            <w:shd w:fill="D9D9D9" w:color="auto" w:val="clear"/>
-            <w:tcMar>
-              <w:top w:type="dxa" w:w="50"/>
-              <w:left w:type="dxa" w:w="90"/>
-              <w:bottom w:type="dxa" w:w="50"/>
-              <w:right w:type="dxa" w:w="90"/>
-            </w:tcMar>
-          </w:tcPr>
-          <w:p>
-            <w:pPr>
-              <w:spacing w:after="0" w:line="240"/>
-              <w:jc w:val="left"/>
-            </w:pPr>
-            <w:r>
-              <w:rPr>
-                <w:rFonts w:ascii="Arial" w:cs="Arial" w:eastAsia="Arial" w:hAnsi="Arial"/>
-                <w:b/>
-                <w:bCs/>
-                <w:sz w:val="18"/>
-                <w:szCs w:val="18"/>
-              </w:rPr>
-              <w:t xml:space="preserve">Limitación aquí</w:t>
-            </w:r>
-          </w:p>
-        </w:tc>
-        <w:tc>
-          <w:tcPr>
-            <w:tcW w:type="dxa" w:w="3845"/>
-            <w:tcBorders>
-              <w:top w:val="single" w:color="808080" w:sz="4"/>
-              <w:left w:val="single" w:color="808080" w:sz="4"/>
-              <w:bottom w:val="single" w:color="808080" w:sz="4"/>
-              <w:right w:val="single" w:color="808080" w:sz="4"/>
-            </w:tcBorders>
-            <w:shd w:fill="D9D9D9" w:color="auto" w:val="clear"/>
-            <w:tcMar>
-              <w:top w:type="dxa" w:w="50"/>
-              <w:left w:type="dxa" w:w="90"/>
-              <w:bottom w:type="dxa" w:w="50"/>
-              <w:right w:type="dxa" w:w="90"/>
-            </w:tcMar>
-          </w:tcPr>
-          <w:p>
-            <w:pPr>
-              <w:spacing w:after="0" w:line="240"/>
-              <w:jc w:val="left"/>
-            </w:pPr>
-            <w:r>
-              <w:rPr>
-                <w:rFonts w:ascii="Arial" w:cs="Arial" w:eastAsia="Arial" w:hAnsi="Arial"/>
-                <w:b/>
-                <w:bCs/>
-                <w:sz w:val="18"/>
-                <w:szCs w:val="18"/>
-              </w:rPr>
-              <w:t xml:space="preserve">Decisión</w:t>
-            </w:r>
-          </w:p>
-        </w:tc>
-      </w:tr>
-      <w:tr>
-        <w:trPr>
-          <w:cantSplit/>
-          <w:tblHeader w:val="off"/>
-        </w:trPr>
-        <w:tc>
-          <w:tcPr>
-            <w:tcW w:type="dxa" w:w="1671"/>
-            <w:tcBorders>
-              <w:top w:val="single" w:color="808080" w:sz="4"/>
-              <w:left w:val="single" w:color="808080" w:sz="4"/>
-              <w:bottom w:val="single" w:color="808080" w:sz="4"/>
-              <w:right w:val="single" w:color="808080" w:sz="4"/>
-            </w:tcBorders>
-            <w:tcMar>
-              <w:top w:type="dxa" w:w="50"/>
-              <w:left w:type="dxa" w:w="90"/>
-              <w:bottom w:type="dxa" w:w="50"/>
-              <w:right w:type="dxa" w:w="90"/>
-            </w:tcMar>
-          </w:tcPr>
-          <w:p>
-            <w:pPr>
-              <w:spacing w:after="0" w:line="240"/>
-              <w:jc w:val="left"/>
-            </w:pPr>
-            <w:r>
-              <w:rPr>
-                <w:rFonts w:ascii="Arial" w:cs="Arial" w:eastAsia="Arial" w:hAnsi="Arial"/>
-                <w:b w:val="false"/>
-                <w:bCs w:val="false"/>
-                <w:sz w:val="18"/>
-                <w:szCs w:val="18"/>
-              </w:rPr>
-              <w:t xml:space="preserve">Cascada</w:t>
-            </w:r>
-          </w:p>
-        </w:tc>
-        <w:tc>
-          <w:tcPr>
-            <w:tcW w:type="dxa" w:w="3844"/>
-            <w:tcBorders>
-              <w:top w:val="single" w:color="808080" w:sz="4"/>
-              <w:left w:val="single" w:color="808080" w:sz="4"/>
-              <w:bottom w:val="single" w:color="808080" w:sz="4"/>
-              <w:right w:val="single" w:color="808080" w:sz="4"/>
-            </w:tcBorders>
-            <w:tcMar>
-              <w:top w:type="dxa" w:w="50"/>
-              <w:left w:type="dxa" w:w="90"/>
-              <w:bottom w:type="dxa" w:w="50"/>
-              <w:right w:type="dxa" w:w="90"/>
-            </w:tcMar>
-          </w:tcPr>
-          <w:p>
-            <w:pPr>
-              <w:spacing w:after="0" w:line="240"/>
-              <w:jc w:val="left"/>
-            </w:pPr>
-            <w:r>
-              <w:rPr>
-                <w:rFonts w:ascii="Arial" w:cs="Arial" w:eastAsia="Arial" w:hAnsi="Arial"/>
-                <w:b w:val="false"/>
-                <w:bCs w:val="false"/>
-                <w:sz w:val="18"/>
-                <w:szCs w:val="18"/>
-              </w:rPr>
-              <w:t xml:space="preserve">Requisitos cambiantes y sin cliente real que los fije; retroalimentación tardía</w:t>
-            </w:r>
-          </w:p>
-        </w:tc>
-        <w:tc>
-          <w:tcPr>
-            <w:tcW w:type="dxa" w:w="3845"/>
-            <w:tcBorders>
-              <w:top w:val="single" w:color="808080" w:sz="4"/>
-              <w:left w:val="single" w:color="808080" w:sz="4"/>
-              <w:bottom w:val="single" w:color="808080" w:sz="4"/>
-              <w:right w:val="single" w:color="808080" w:sz="4"/>
-            </w:tcBorders>
-            <w:tcMar>
-              <w:top w:type="dxa" w:w="50"/>
-              <w:left w:type="dxa" w:w="90"/>
-              <w:bottom w:type="dxa" w:w="50"/>
-              <w:right w:type="dxa" w:w="90"/>
-            </w:tcMar>
-          </w:tcPr>
-          <w:p>
-            <w:pPr>
-              <w:spacing w:after="0" w:line="240"/>
-              <w:jc w:val="left"/>
-            </w:pPr>
-            <w:r>
-              <w:rPr>
-                <w:rFonts w:ascii="Arial" w:cs="Arial" w:eastAsia="Arial" w:hAnsi="Arial"/>
-                <w:b w:val="false"/>
-                <w:bCs w:val="false"/>
-                <w:sz w:val="18"/>
-                <w:szCs w:val="18"/>
-              </w:rPr>
-              <w:t xml:space="preserve">Descartada</w:t>
-            </w:r>
-          </w:p>
-        </w:tc>
-      </w:tr>
-      <w:tr>
-        <w:trPr>
-          <w:cantSplit/>
-          <w:tblHeader w:val="off"/>
-        </w:trPr>
-        <w:tc>
-          <w:tcPr>
-            <w:tcW w:type="dxa" w:w="1671"/>
-            <w:tcBorders>
-              <w:top w:val="single" w:color="808080" w:sz="4"/>
-              <w:left w:val="single" w:color="808080" w:sz="4"/>
-              <w:bottom w:val="single" w:color="808080" w:sz="4"/>
-              <w:right w:val="single" w:color="808080" w:sz="4"/>
-            </w:tcBorders>
-            <w:tcMar>
-              <w:top w:type="dxa" w:w="50"/>
-              <w:left w:type="dxa" w:w="90"/>
-              <w:bottom w:type="dxa" w:w="50"/>
-              <w:right w:type="dxa" w:w="90"/>
-            </w:tcMar>
-          </w:tcPr>
-          <w:p>
-            <w:pPr>
-              <w:spacing w:after="0" w:line="240"/>
-              <w:jc w:val="left"/>
-            </w:pPr>
-            <w:r>
-              <w:rPr>
-                <w:rFonts w:ascii="Arial" w:cs="Arial" w:eastAsia="Arial" w:hAnsi="Arial"/>
-                <w:b w:val="false"/>
-                <w:bCs w:val="false"/>
-                <w:sz w:val="18"/>
-                <w:szCs w:val="18"/>
-              </w:rPr>
-              <w:t xml:space="preserve">Ágil (Scrum)</w:t>
-            </w:r>
-          </w:p>
-        </w:tc>
-        <w:tc>
-          <w:tcPr>
-            <w:tcW w:type="dxa" w:w="3844"/>
-            <w:tcBorders>
-              <w:top w:val="single" w:color="808080" w:sz="4"/>
-              <w:left w:val="single" w:color="808080" w:sz="4"/>
-              <w:bottom w:val="single" w:color="808080" w:sz="4"/>
-              <w:right w:val="single" w:color="808080" w:sz="4"/>
-            </w:tcBorders>
-            <w:tcMar>
-              <w:top w:type="dxa" w:w="50"/>
-              <w:left w:type="dxa" w:w="90"/>
-              <w:bottom w:type="dxa" w:w="50"/>
-              <w:right w:type="dxa" w:w="90"/>
-            </w:tcMar>
-          </w:tcPr>
-          <w:p>
-            <w:pPr>
-              <w:spacing w:after="0" w:line="240"/>
-              <w:jc w:val="left"/>
-            </w:pPr>
-            <w:r>
-              <w:rPr>
-                <w:rFonts w:ascii="Arial" w:cs="Arial" w:eastAsia="Arial" w:hAnsi="Arial"/>
-                <w:b w:val="false"/>
-                <w:bCs w:val="false"/>
-                <w:sz w:val="18"/>
-                <w:szCs w:val="18"/>
-              </w:rPr>
-              <w:t xml:space="preserve">Scrum define Scrum Master, Product Owner y equipo (Schwaber &amp; Sutherland, 2020); trabajó una persona con asesoría docente</w:t>
-            </w:r>
-          </w:p>
-        </w:tc>
-        <w:tc>
-          <w:tcPr>
-            <w:tcW w:type="dxa" w:w="3845"/>
-            <w:tcBorders>
-              <w:top w:val="single" w:color="808080" w:sz="4"/>
-              <w:left w:val="single" w:color="808080" w:sz="4"/>
-              <w:bottom w:val="single" w:color="808080" w:sz="4"/>
-              <w:right w:val="single" w:color="808080" w:sz="4"/>
-            </w:tcBorders>
-            <w:tcMar>
-              <w:top w:type="dxa" w:w="50"/>
-              <w:left w:type="dxa" w:w="90"/>
-              <w:bottom w:type="dxa" w:w="50"/>
-              <w:right w:type="dxa" w:w="90"/>
-            </w:tcMar>
-          </w:tcPr>
-          <w:p>
-            <w:pPr>
-              <w:spacing w:after="0" w:line="240"/>
-              <w:jc w:val="left"/>
-            </w:pPr>
-            <w:r>
-              <w:rPr>
-                <w:rFonts w:ascii="Arial" w:cs="Arial" w:eastAsia="Arial" w:hAnsi="Arial"/>
-                <w:b w:val="false"/>
-                <w:bCs w:val="false"/>
-                <w:sz w:val="18"/>
-                <w:szCs w:val="18"/>
-              </w:rPr>
-              <w:t xml:space="preserve">Prácticas adoptadas, marco no</w:t>
-            </w:r>
-          </w:p>
-        </w:tc>
-      </w:tr>
-      <w:tr>
-        <w:trPr>
-          <w:cantSplit/>
-          <w:tblHeader w:val="off"/>
-        </w:trPr>
-        <w:tc>
-          <w:tcPr>
-            <w:tcW w:type="dxa" w:w="1671"/>
-            <w:tcBorders>
-              <w:top w:val="single" w:color="808080" w:sz="4"/>
-              <w:left w:val="single" w:color="808080" w:sz="4"/>
-              <w:bottom w:val="single" w:color="808080" w:sz="4"/>
-              <w:right w:val="single" w:color="808080" w:sz="4"/>
-            </w:tcBorders>
-            <w:tcMar>
-              <w:top w:type="dxa" w:w="50"/>
-              <w:left w:type="dxa" w:w="90"/>
-              <w:bottom w:type="dxa" w:w="50"/>
-              <w:right w:type="dxa" w:w="90"/>
-            </w:tcMar>
-          </w:tcPr>
-          <w:p>
-            <w:pPr>
-              <w:spacing w:after="0" w:line="240"/>
-              <w:jc w:val="left"/>
-            </w:pPr>
-            <w:r>
-              <w:rPr>
-                <w:rFonts w:ascii="Arial" w:cs="Arial" w:eastAsia="Arial" w:hAnsi="Arial"/>
-                <w:b w:val="false"/>
-                <w:bCs w:val="false"/>
-                <w:sz w:val="18"/>
-                <w:szCs w:val="18"/>
-              </w:rPr>
-              <w:t xml:space="preserve">Por prototipos</w:t>
-            </w:r>
-          </w:p>
-        </w:tc>
-        <w:tc>
-          <w:tcPr>
-            <w:tcW w:type="dxa" w:w="3844"/>
-            <w:tcBorders>
-              <w:top w:val="single" w:color="808080" w:sz="4"/>
-              <w:left w:val="single" w:color="808080" w:sz="4"/>
-              <w:bottom w:val="single" w:color="808080" w:sz="4"/>
-              <w:right w:val="single" w:color="808080" w:sz="4"/>
-            </w:tcBorders>
-            <w:tcMar>
-              <w:top w:type="dxa" w:w="50"/>
-              <w:left w:type="dxa" w:w="90"/>
-              <w:bottom w:type="dxa" w:w="50"/>
-              <w:right w:type="dxa" w:w="90"/>
-            </w:tcMar>
-          </w:tcPr>
-          <w:p>
-            <w:pPr>
-              <w:spacing w:after="0" w:line="240"/>
-              <w:jc w:val="left"/>
-            </w:pPr>
-            <w:r>
-              <w:rPr>
-                <w:rFonts w:ascii="Arial" w:cs="Arial" w:eastAsia="Arial" w:hAnsi="Arial"/>
-                <w:b w:val="false"/>
-                <w:bCs w:val="false"/>
-                <w:sz w:val="18"/>
-                <w:szCs w:val="18"/>
-              </w:rPr>
-              <w:t xml:space="preserve">Riesgo de documentación escasa</w:t>
-            </w:r>
-          </w:p>
-        </w:tc>
-        <w:tc>
-          <w:tcPr>
-            <w:tcW w:type="dxa" w:w="3845"/>
-            <w:tcBorders>
-              <w:top w:val="single" w:color="808080" w:sz="4"/>
-              <w:left w:val="single" w:color="808080" w:sz="4"/>
-              <w:bottom w:val="single" w:color="808080" w:sz="4"/>
-              <w:right w:val="single" w:color="808080" w:sz="4"/>
-            </w:tcBorders>
-            <w:tcMar>
-              <w:top w:type="dxa" w:w="50"/>
-              <w:left w:type="dxa" w:w="90"/>
-              <w:bottom w:type="dxa" w:w="50"/>
-              <w:right w:type="dxa" w:w="90"/>
-            </w:tcMar>
-          </w:tcPr>
-          <w:p>
-            <w:pPr>
-              <w:spacing w:after="0" w:line="240"/>
-              <w:jc w:val="left"/>
-            </w:pPr>
-            <w:r>
-              <w:rPr>
-                <w:rFonts w:ascii="Arial" w:cs="Arial" w:eastAsia="Arial" w:hAnsi="Arial"/>
-                <w:b/>
-                <w:bCs/>
-                <w:sz w:val="18"/>
-                <w:szCs w:val="18"/>
-              </w:rPr>
-              <w:t xml:space="preserve">Elegida</w:t>
-            </w:r>
-            <w:r>
-              <w:rPr>
-                <w:rFonts w:ascii="Arial" w:cs="Arial" w:eastAsia="Arial" w:hAnsi="Arial"/>
-                <w:b w:val="false"/>
-                <w:bCs w:val="false"/>
-                <w:sz w:val="18"/>
-                <w:szCs w:val="18"/>
-              </w:rPr>
-              <w:t xml:space="preserve">, con documentación en paralelo</w:t>
-            </w:r>
-          </w:p>
-        </w:tc>
-      </w:tr>
-    </w:tbl>
-    <w:p>
-      <w:pPr>
-        <w:spacing w:after="0" w:line="240"/>
-      </w:pPr>
-    </w:p>
-    <w:p>
-      <w:pPr>
-        <w:spacing w:after="200" w:before="60" w:line="240"/>
-        <w:jc w:val="left"/>
-      </w:pPr>
-      <w:r>
-        <w:rPr>
-          <w:rFonts w:ascii="Arial" w:cs="Arial" w:eastAsia="Arial" w:hAnsi="Arial"/>
-          <w:i/>
-          <w:iCs/>
-          <w:sz w:val="20"/>
-          <w:szCs w:val="20"/>
-        </w:rPr>
-        <w:t xml:space="preserve">Nota.</w:t>
-      </w:r>
-      <w:r>
-        <w:rPr>
-          <w:rFonts w:ascii="Arial" w:cs="Arial" w:eastAsia="Arial" w:hAnsi="Arial"/>
-          <w:sz w:val="20"/>
-          <w:szCs w:val="20"/>
-        </w:rPr>
-        <w:t xml:space="preserve"> Fuente: Elaboración propia.</w:t>
-      </w:r>
-    </w:p>
-    <w:p>
-      <w:r>
-        <w:rPr>
-          <w:rFonts w:ascii="Arial" w:cs="Arial" w:eastAsia="Arial" w:hAnsi="Arial"/>
-          <w:sz w:val="22"/>
-          <w:szCs w:val="22"/>
-        </w:rPr>
-        <w:t xml:space="preserve">El desarrollo fue </w:t>
-      </w:r>
-      <w:r>
-        <w:rPr>
-          <w:rFonts w:ascii="Arial" w:cs="Arial" w:eastAsia="Arial" w:hAnsi="Arial"/>
-          <w:b/>
-          <w:bCs/>
-          <w:sz w:val="22"/>
-          <w:szCs w:val="22"/>
-        </w:rPr>
-        <w:t xml:space="preserve">incremental por prototipos, con iteraciones de inspiración ágil</w:t>
-      </w:r>
-      <w:r>
-        <w:rPr>
-          <w:rFonts w:ascii="Arial" w:cs="Arial" w:eastAsia="Arial" w:hAnsi="Arial"/>
-          <w:sz w:val="22"/>
-          <w:szCs w:val="22"/>
-        </w:rPr>
-        <w:t xml:space="preserve">: se entregó software funcionando por fases (núcleo con roles, servicios y evidencia; tiempo real y planificación de recolecciones; y una segunda versión con optimización de rutas, claves de API y webhooks) y se aceptaron cambios entre fases, como la migración del sondeo a WebSockets y, en octubre de 2026, el ajuste del alcance (sección 3.5). </w:t>
-      </w:r>
-      <w:r>
-        <w:rPr>
-          <w:rFonts w:ascii="Arial" w:cs="Arial" w:eastAsia="Arial" w:hAnsi="Arial"/>
-          <w:b/>
-          <w:bCs/>
-          <w:sz w:val="22"/>
-          <w:szCs w:val="22"/>
-        </w:rPr>
-        <w:t xml:space="preserve">No se aplicó Scrum completo</w:t>
-      </w:r>
-      <w:r>
-        <w:rPr>
-          <w:rFonts w:ascii="Arial" w:cs="Arial" w:eastAsia="Arial" w:hAnsi="Arial"/>
-          <w:sz w:val="22"/>
-          <w:szCs w:val="22"/>
-        </w:rPr>
-        <w:t xml:space="preserve">: no hubo roles diferenciados, sprints formales ni retrospectivas con un equipo. Se mantuvieron la entrega temprana, la reflexión entre fases y una documentación paralela. Las etapas son MVP y versión 2 (realizadas), Entrega 3 con avance de resultados y, en Trabajo de Grado, validación con usuarios, pruebas definitivas y despliegue.</w:t>
-      </w:r>
-    </w:p>
-    <w:p>
-      <w:pPr>
-        <w:pStyle w:val="Heading2"/>
-        <w:keepNext/>
-      </w:pPr>
-      <w:r>
-        <w:t xml:space="preserve">5.5 Actividad 3: síntesis metodológica</w:t>
-      </w:r>
-    </w:p>
-    <w:p>
-      <w:pPr>
-        <w:keepNext/>
-        <w:spacing w:after="0" w:before="120"/>
-        <w:jc w:val="left"/>
-      </w:pPr>
-      <w:r>
-        <w:rPr>
-          <w:rFonts w:ascii="Arial" w:cs="Arial" w:eastAsia="Arial" w:hAnsi="Arial"/>
-          <w:b/>
-          <w:bCs/>
-          <w:sz w:val="22"/>
-          <w:szCs w:val="22"/>
-        </w:rPr>
-        <w:t xml:space="preserve">Tabla 4</w:t>
+        <w:t xml:space="preserve">Tabla 6</w:t>
       </w:r>
     </w:p>
     <w:p>
@@ -7117,9 +6131,9 @@
             </w:tcBorders>
             <w:shd w:fill="D9D9D9" w:color="auto" w:val="clear"/>
             <w:tcMar>
-              <w:top w:type="dxa" w:w="50"/>
-              <w:left w:type="dxa" w:w="90"/>
-              <w:bottom w:type="dxa" w:w="50"/>
+              <w:top w:type="dxa" w:w="30"/>
+              <w:left w:type="dxa" w:w="90"/>
+              <w:bottom w:type="dxa" w:w="30"/>
               <w:right w:type="dxa" w:w="90"/>
             </w:tcMar>
           </w:tcPr>
@@ -7151,9 +6165,9 @@
             </w:tcBorders>
             <w:shd w:fill="D9D9D9" w:color="auto" w:val="clear"/>
             <w:tcMar>
-              <w:top w:type="dxa" w:w="50"/>
-              <w:left w:type="dxa" w:w="90"/>
-              <w:bottom w:type="dxa" w:w="50"/>
+              <w:top w:type="dxa" w:w="30"/>
+              <w:left w:type="dxa" w:w="90"/>
+              <w:bottom w:type="dxa" w:w="30"/>
               <w:right w:type="dxa" w:w="90"/>
             </w:tcMar>
           </w:tcPr>
@@ -7185,9 +6199,9 @@
             </w:tcBorders>
             <w:shd w:fill="D9D9D9" w:color="auto" w:val="clear"/>
             <w:tcMar>
-              <w:top w:type="dxa" w:w="50"/>
-              <w:left w:type="dxa" w:w="90"/>
-              <w:bottom w:type="dxa" w:w="50"/>
+              <w:top w:type="dxa" w:w="30"/>
+              <w:left w:type="dxa" w:w="90"/>
+              <w:bottom w:type="dxa" w:w="30"/>
               <w:right w:type="dxa" w:w="90"/>
             </w:tcMar>
           </w:tcPr>
@@ -7219,9 +6233,9 @@
             </w:tcBorders>
             <w:shd w:fill="D9D9D9" w:color="auto" w:val="clear"/>
             <w:tcMar>
-              <w:top w:type="dxa" w:w="50"/>
-              <w:left w:type="dxa" w:w="90"/>
-              <w:bottom w:type="dxa" w:w="50"/>
+              <w:top w:type="dxa" w:w="30"/>
+              <w:left w:type="dxa" w:w="90"/>
+              <w:bottom w:type="dxa" w:w="30"/>
               <w:right w:type="dxa" w:w="90"/>
             </w:tcMar>
           </w:tcPr>
@@ -7258,26 +6272,26 @@
               <w:right w:val="single" w:color="808080" w:sz="4"/>
             </w:tcBorders>
             <w:tcMar>
-              <w:top w:type="dxa" w:w="50"/>
-              <w:left w:type="dxa" w:w="90"/>
-              <w:bottom w:type="dxa" w:w="50"/>
-              <w:right w:type="dxa" w:w="90"/>
-            </w:tcMar>
-          </w:tcPr>
-          <w:p>
-            <w:pPr>
-              <w:spacing w:after="0" w:line="240"/>
-              <w:jc w:val="left"/>
-            </w:pPr>
-            <w:r>
-              <w:rPr>
-                <w:rFonts w:ascii="Arial" w:cs="Arial" w:eastAsia="Arial" w:hAnsi="Arial"/>
-                <w:b w:val="false"/>
-                <w:bCs w:val="false"/>
-                <w:sz w:val="18"/>
-                <w:szCs w:val="18"/>
-              </w:rPr>
-              <w:t xml:space="preserve">Aplicada, de desarrollo tecnológico (DSR), enfoque cualitativo-descriptivo, mixto en Trabajo de Grado</w:t>
+              <w:top w:type="dxa" w:w="30"/>
+              <w:left w:type="dxa" w:w="90"/>
+              <w:bottom w:type="dxa" w:w="30"/>
+              <w:right w:type="dxa" w:w="90"/>
+            </w:tcMar>
+          </w:tcPr>
+          <w:p>
+            <w:pPr>
+              <w:spacing w:after="0" w:line="240"/>
+              <w:jc w:val="left"/>
+            </w:pPr>
+            <w:r>
+              <w:rPr>
+                <w:rFonts w:ascii="Arial" w:cs="Arial" w:eastAsia="Arial" w:hAnsi="Arial"/>
+                <w:b w:val="false"/>
+                <w:bCs w:val="false"/>
+                <w:sz w:val="18"/>
+                <w:szCs w:val="18"/>
+              </w:rPr>
+              <w:t xml:space="preserve">Aplicada (DSR), cualitativo-descriptivo; mixta en Trabajo de Grado</w:t>
             </w:r>
           </w:p>
         </w:tc>
@@ -7291,9 +6305,9 @@
               <w:right w:val="single" w:color="808080" w:sz="4"/>
             </w:tcBorders>
             <w:tcMar>
-              <w:top w:type="dxa" w:w="50"/>
-              <w:left w:type="dxa" w:w="90"/>
-              <w:bottom w:type="dxa" w:w="50"/>
+              <w:top w:type="dxa" w:w="30"/>
+              <w:left w:type="dxa" w:w="90"/>
+              <w:bottom w:type="dxa" w:w="30"/>
               <w:right w:type="dxa" w:w="90"/>
             </w:tcMar>
           </w:tcPr>
@@ -7324,26 +6338,26 @@
               <w:right w:val="single" w:color="808080" w:sz="4"/>
             </w:tcBorders>
             <w:tcMar>
-              <w:top w:type="dxa" w:w="50"/>
-              <w:left w:type="dxa" w:w="90"/>
-              <w:bottom w:type="dxa" w:w="50"/>
-              <w:right w:type="dxa" w:w="90"/>
-            </w:tcMar>
-          </w:tcPr>
-          <w:p>
-            <w:pPr>
-              <w:spacing w:after="0" w:line="240"/>
-              <w:jc w:val="left"/>
-            </w:pPr>
-            <w:r>
-              <w:rPr>
-                <w:rFonts w:ascii="Arial" w:cs="Arial" w:eastAsia="Arial" w:hAnsi="Arial"/>
-                <w:b w:val="false"/>
-                <w:bCs w:val="false"/>
-                <w:sz w:val="18"/>
-                <w:szCs w:val="18"/>
-              </w:rPr>
-              <w:t xml:space="preserve">Django y DRF, Channels, Angular e Ionic, Capacitor, SQLite y PostgreSQL, Leaflet y Nominatim, Mermaid</w:t>
+              <w:top w:type="dxa" w:w="30"/>
+              <w:left w:type="dxa" w:w="90"/>
+              <w:bottom w:type="dxa" w:w="30"/>
+              <w:right w:type="dxa" w:w="90"/>
+            </w:tcMar>
+          </w:tcPr>
+          <w:p>
+            <w:pPr>
+              <w:spacing w:after="0" w:line="240"/>
+              <w:jc w:val="left"/>
+            </w:pPr>
+            <w:r>
+              <w:rPr>
+                <w:rFonts w:ascii="Arial" w:cs="Arial" w:eastAsia="Arial" w:hAnsi="Arial"/>
+                <w:b w:val="false"/>
+                <w:bCs w:val="false"/>
+                <w:sz w:val="18"/>
+                <w:szCs w:val="18"/>
+              </w:rPr>
+              <w:t xml:space="preserve">Django y DRF, Channels, Angular e Ionic, SQLite y PostgreSQL, Leaflet y Nominatim</w:t>
             </w:r>
           </w:p>
         </w:tc>
@@ -7357,9 +6371,9 @@
               <w:right w:val="single" w:color="808080" w:sz="4"/>
             </w:tcBorders>
             <w:tcMar>
-              <w:top w:type="dxa" w:w="50"/>
-              <w:left w:type="dxa" w:w="90"/>
-              <w:bottom w:type="dxa" w:w="50"/>
+              <w:top w:type="dxa" w:w="30"/>
+              <w:left w:type="dxa" w:w="90"/>
+              <w:bottom w:type="dxa" w:w="30"/>
               <w:right w:type="dxa" w:w="90"/>
             </w:tcMar>
           </w:tcPr>
@@ -7384,12 +6398,12 @@
     </w:tbl>
     <w:p>
       <w:pPr>
-        <w:spacing w:after="0" w:line="240"/>
-      </w:pPr>
-    </w:p>
-    <w:p>
-      <w:pPr>
-        <w:spacing w:after="200" w:before="60" w:line="240"/>
+        <w:spacing w:after="0" w:line="100" w:lineRule="exact"/>
+      </w:pPr>
+    </w:p>
+    <w:p>
+      <w:pPr>
+        <w:spacing w:after="140" w:before="40" w:line="240"/>
         <w:jc w:val="left"/>
       </w:pPr>
       <w:r>
@@ -7421,16 +6435,6 @@
       </w:r>
     </w:p>
     <w:p>
-      <w:r>
-        <w:rPr>
-          <w:rFonts w:ascii="Arial" w:cs="Arial" w:eastAsia="Arial" w:hAnsi="Arial"/>
-          <w:sz w:val="22"/>
-          <w:szCs w:val="22"/>
-        </w:rPr>
-        <w:t xml:space="preserve">La Tabla 5 verifica si las decisiones anteriores permiten lograr cada objetivo específico.</w:t>
-      </w:r>
-    </w:p>
-    <w:p>
       <w:pPr>
         <w:keepNext/>
         <w:spacing w:after="0" w:before="120"/>
@@ -7444,7 +6448,7 @@
           <w:sz w:val="22"/>
           <w:szCs w:val="22"/>
         </w:rPr>
-        <w:t xml:space="preserve">Tabla 5</w:t>
+        <w:t xml:space="preserve">Tabla 7</w:t>
       </w:r>
     </w:p>
     <w:p>
@@ -7461,7 +6465,7 @@
           <w:sz w:val="22"/>
           <w:szCs w:val="22"/>
         </w:rPr>
-        <w:t xml:space="preserve">Objetivos específicos y decisiones que los respaldan</w:t>
+        <w:t xml:space="preserve">Coherencia: objetivos específicos y decisiones que los respaldan (¿se logran?)</w:t>
       </w:r>
     </w:p>
     <w:tbl>
@@ -7497,9 +6501,9 @@
             </w:tcBorders>
             <w:shd w:fill="D9D9D9" w:color="auto" w:val="clear"/>
             <w:tcMar>
-              <w:top w:type="dxa" w:w="50"/>
-              <w:left w:type="dxa" w:w="90"/>
-              <w:bottom w:type="dxa" w:w="50"/>
+              <w:top w:type="dxa" w:w="30"/>
+              <w:left w:type="dxa" w:w="90"/>
+              <w:bottom w:type="dxa" w:w="30"/>
               <w:right w:type="dxa" w:w="90"/>
             </w:tcMar>
           </w:tcPr>
@@ -7531,9 +6535,9 @@
             </w:tcBorders>
             <w:shd w:fill="D9D9D9" w:color="auto" w:val="clear"/>
             <w:tcMar>
-              <w:top w:type="dxa" w:w="50"/>
-              <w:left w:type="dxa" w:w="90"/>
-              <w:bottom w:type="dxa" w:w="50"/>
+              <w:top w:type="dxa" w:w="30"/>
+              <w:left w:type="dxa" w:w="90"/>
+              <w:bottom w:type="dxa" w:w="30"/>
               <w:right w:type="dxa" w:w="90"/>
             </w:tcMar>
           </w:tcPr>
@@ -7565,9 +6569,9 @@
             </w:tcBorders>
             <w:shd w:fill="D9D9D9" w:color="auto" w:val="clear"/>
             <w:tcMar>
-              <w:top w:type="dxa" w:w="50"/>
-              <w:left w:type="dxa" w:w="90"/>
-              <w:bottom w:type="dxa" w:w="50"/>
+              <w:top w:type="dxa" w:w="30"/>
+              <w:left w:type="dxa" w:w="90"/>
+              <w:bottom w:type="dxa" w:w="30"/>
               <w:right w:type="dxa" w:w="90"/>
             </w:tcMar>
           </w:tcPr>
@@ -7604,9 +6608,9 @@
               <w:right w:val="single" w:color="808080" w:sz="4"/>
             </w:tcBorders>
             <w:tcMar>
-              <w:top w:type="dxa" w:w="50"/>
-              <w:left w:type="dxa" w:w="90"/>
-              <w:bottom w:type="dxa" w:w="50"/>
+              <w:top w:type="dxa" w:w="30"/>
+              <w:left w:type="dxa" w:w="90"/>
+              <w:bottom w:type="dxa" w:w="30"/>
               <w:right w:type="dxa" w:w="90"/>
             </w:tcMar>
           </w:tcPr>
@@ -7637,26 +6641,26 @@
               <w:right w:val="single" w:color="808080" w:sz="4"/>
             </w:tcBorders>
             <w:tcMar>
-              <w:top w:type="dxa" w:w="50"/>
-              <w:left w:type="dxa" w:w="90"/>
-              <w:bottom w:type="dxa" w:w="50"/>
-              <w:right w:type="dxa" w:w="90"/>
-            </w:tcMar>
-          </w:tcPr>
-          <w:p>
-            <w:pPr>
-              <w:spacing w:after="0" w:line="240"/>
-              <w:jc w:val="left"/>
-            </w:pPr>
-            <w:r>
-              <w:rPr>
-                <w:rFonts w:ascii="Arial" w:cs="Arial" w:eastAsia="Arial" w:hAnsi="Arial"/>
-                <w:b w:val="false"/>
-                <w:bCs w:val="false"/>
-                <w:sz w:val="18"/>
-                <w:szCs w:val="18"/>
-              </w:rPr>
-              <w:t xml:space="preserve">Enfoque cualitativo; revisión documental, análisis del dominio y fichas RF/RNF</w:t>
+              <w:top w:type="dxa" w:w="30"/>
+              <w:left w:type="dxa" w:w="90"/>
+              <w:bottom w:type="dxa" w:w="30"/>
+              <w:right w:type="dxa" w:w="90"/>
+            </w:tcMar>
+          </w:tcPr>
+          <w:p>
+            <w:pPr>
+              <w:spacing w:after="0" w:line="240"/>
+              <w:jc w:val="left"/>
+            </w:pPr>
+            <w:r>
+              <w:rPr>
+                <w:rFonts w:ascii="Arial" w:cs="Arial" w:eastAsia="Arial" w:hAnsi="Arial"/>
+                <w:b w:val="false"/>
+                <w:bCs w:val="false"/>
+                <w:sz w:val="18"/>
+                <w:szCs w:val="18"/>
+              </w:rPr>
+              <w:t xml:space="preserve">Enfoque cualitativo; revisión documental y fichas RF/RNF</w:t>
             </w:r>
           </w:p>
         </w:tc>
@@ -7670,26 +6674,26 @@
               <w:right w:val="single" w:color="808080" w:sz="4"/>
             </w:tcBorders>
             <w:tcMar>
-              <w:top w:type="dxa" w:w="50"/>
-              <w:left w:type="dxa" w:w="90"/>
-              <w:bottom w:type="dxa" w:w="50"/>
-              <w:right w:type="dxa" w:w="90"/>
-            </w:tcMar>
-          </w:tcPr>
-          <w:p>
-            <w:pPr>
-              <w:spacing w:after="0" w:line="240"/>
-              <w:jc w:val="left"/>
-            </w:pPr>
-            <w:r>
-              <w:rPr>
-                <w:rFonts w:ascii="Arial" w:cs="Arial" w:eastAsia="Arial" w:hAnsi="Arial"/>
-                <w:b w:val="false"/>
-                <w:bCs w:val="false"/>
-                <w:sz w:val="18"/>
-                <w:szCs w:val="18"/>
-              </w:rPr>
-              <w:t xml:space="preserve">Sí, con fuentes secundarias; contraste con personal y clientes de Logytech Mobile en Trabajo de Grado, sujeto a su autorización</w:t>
+              <w:top w:type="dxa" w:w="30"/>
+              <w:left w:type="dxa" w:w="90"/>
+              <w:bottom w:type="dxa" w:w="30"/>
+              <w:right w:type="dxa" w:w="90"/>
+            </w:tcMar>
+          </w:tcPr>
+          <w:p>
+            <w:pPr>
+              <w:spacing w:after="0" w:line="240"/>
+              <w:jc w:val="left"/>
+            </w:pPr>
+            <w:r>
+              <w:rPr>
+                <w:rFonts w:ascii="Arial" w:cs="Arial" w:eastAsia="Arial" w:hAnsi="Arial"/>
+                <w:b w:val="false"/>
+                <w:bCs w:val="false"/>
+                <w:sz w:val="18"/>
+                <w:szCs w:val="18"/>
+              </w:rPr>
+              <w:t xml:space="preserve">Sí, con fuentes secundarias; contraste en Trabajo de Grado</w:t>
             </w:r>
           </w:p>
         </w:tc>
@@ -7709,26 +6713,26 @@
               <w:right w:val="single" w:color="808080" w:sz="4"/>
             </w:tcBorders>
             <w:tcMar>
-              <w:top w:type="dxa" w:w="50"/>
-              <w:left w:type="dxa" w:w="90"/>
-              <w:bottom w:type="dxa" w:w="50"/>
-              <w:right w:type="dxa" w:w="90"/>
-            </w:tcMar>
-          </w:tcPr>
-          <w:p>
-            <w:pPr>
-              <w:spacing w:after="0" w:line="240"/>
-              <w:jc w:val="left"/>
-            </w:pPr>
-            <w:r>
-              <w:rPr>
-                <w:rFonts w:ascii="Arial" w:cs="Arial" w:eastAsia="Arial" w:hAnsi="Arial"/>
-                <w:b w:val="false"/>
-                <w:bCs w:val="false"/>
-                <w:sz w:val="18"/>
-                <w:szCs w:val="18"/>
-              </w:rPr>
-              <w:t xml:space="preserve">2. Diseñar y documentar la arquitectura modular orientada a API y modelarla</w:t>
+              <w:top w:type="dxa" w:w="30"/>
+              <w:left w:type="dxa" w:w="90"/>
+              <w:bottom w:type="dxa" w:w="30"/>
+              <w:right w:type="dxa" w:w="90"/>
+            </w:tcMar>
+          </w:tcPr>
+          <w:p>
+            <w:pPr>
+              <w:spacing w:after="0" w:line="240"/>
+              <w:jc w:val="left"/>
+            </w:pPr>
+            <w:r>
+              <w:rPr>
+                <w:rFonts w:ascii="Arial" w:cs="Arial" w:eastAsia="Arial" w:hAnsi="Arial"/>
+                <w:b w:val="false"/>
+                <w:bCs w:val="false"/>
+                <w:sz w:val="18"/>
+                <w:szCs w:val="18"/>
+              </w:rPr>
+              <w:t xml:space="preserve">2. Diseñar y documentar la arquitectura y modelarla</w:t>
             </w:r>
           </w:p>
         </w:tc>
@@ -7742,26 +6746,26 @@
               <w:right w:val="single" w:color="808080" w:sz="4"/>
             </w:tcBorders>
             <w:tcMar>
-              <w:top w:type="dxa" w:w="50"/>
-              <w:left w:type="dxa" w:w="90"/>
-              <w:bottom w:type="dxa" w:w="50"/>
-              <w:right w:type="dxa" w:w="90"/>
-            </w:tcMar>
-          </w:tcPr>
-          <w:p>
-            <w:pPr>
-              <w:spacing w:after="0" w:line="240"/>
-              <w:jc w:val="left"/>
-            </w:pPr>
-            <w:r>
-              <w:rPr>
-                <w:rFonts w:ascii="Arial" w:cs="Arial" w:eastAsia="Arial" w:hAnsi="Arial"/>
-                <w:b w:val="false"/>
-                <w:bCs w:val="false"/>
-                <w:sz w:val="18"/>
-                <w:szCs w:val="18"/>
-              </w:rPr>
-              <w:t xml:space="preserve">Seis aplicaciones de dominio y 12 entidades, REST, WebSocket y webhooks; modelos UML, ER, C4 y mockups</w:t>
+              <w:top w:type="dxa" w:w="30"/>
+              <w:left w:type="dxa" w:w="90"/>
+              <w:bottom w:type="dxa" w:w="30"/>
+              <w:right w:type="dxa" w:w="90"/>
+            </w:tcMar>
+          </w:tcPr>
+          <w:p>
+            <w:pPr>
+              <w:spacing w:after="0" w:line="240"/>
+              <w:jc w:val="left"/>
+            </w:pPr>
+            <w:r>
+              <w:rPr>
+                <w:rFonts w:ascii="Arial" w:cs="Arial" w:eastAsia="Arial" w:hAnsi="Arial"/>
+                <w:b w:val="false"/>
+                <w:bCs w:val="false"/>
+                <w:sz w:val="18"/>
+                <w:szCs w:val="18"/>
+              </w:rPr>
+              <w:t xml:space="preserve">Seis aplicaciones y 12 entidades; REST, WebSocket y webhooks; UML, ER, C4 y mockups</w:t>
             </w:r>
           </w:p>
         </w:tc>
@@ -7775,9 +6779,9 @@
               <w:right w:val="single" w:color="808080" w:sz="4"/>
             </w:tcBorders>
             <w:tcMar>
-              <w:top w:type="dxa" w:w="50"/>
-              <w:left w:type="dxa" w:w="90"/>
-              <w:bottom w:type="dxa" w:w="50"/>
+              <w:top w:type="dxa" w:w="30"/>
+              <w:left w:type="dxa" w:w="90"/>
+              <w:bottom w:type="dxa" w:w="30"/>
               <w:right w:type="dxa" w:w="90"/>
             </w:tcMar>
           </w:tcPr>
@@ -7814,9 +6818,9 @@
               <w:right w:val="single" w:color="808080" w:sz="4"/>
             </w:tcBorders>
             <w:tcMar>
-              <w:top w:type="dxa" w:w="50"/>
-              <w:left w:type="dxa" w:w="90"/>
-              <w:bottom w:type="dxa" w:w="50"/>
+              <w:top w:type="dxa" w:w="30"/>
+              <w:left w:type="dxa" w:w="90"/>
+              <w:bottom w:type="dxa" w:w="30"/>
               <w:right w:type="dxa" w:w="90"/>
             </w:tcMar>
           </w:tcPr>
@@ -7847,26 +6851,26 @@
               <w:right w:val="single" w:color="808080" w:sz="4"/>
             </w:tcBorders>
             <w:tcMar>
-              <w:top w:type="dxa" w:w="50"/>
-              <w:left w:type="dxa" w:w="90"/>
-              <w:bottom w:type="dxa" w:w="50"/>
-              <w:right w:type="dxa" w:w="90"/>
-            </w:tcMar>
-          </w:tcPr>
-          <w:p>
-            <w:pPr>
-              <w:spacing w:after="0" w:line="240"/>
-              <w:jc w:val="left"/>
-            </w:pPr>
-            <w:r>
-              <w:rPr>
-                <w:rFonts w:ascii="Arial" w:cs="Arial" w:eastAsia="Arial" w:hAnsi="Arial"/>
-                <w:b w:val="false"/>
-                <w:bCs w:val="false"/>
-                <w:sz w:val="18"/>
-                <w:szCs w:val="18"/>
-              </w:rPr>
-              <w:t xml:space="preserve">Desarrollo incremental por prototipos; herramientas de la Tabla 2; pruebas automatizadas</w:t>
+              <w:top w:type="dxa" w:w="30"/>
+              <w:left w:type="dxa" w:w="90"/>
+              <w:bottom w:type="dxa" w:w="30"/>
+              <w:right w:type="dxa" w:w="90"/>
+            </w:tcMar>
+          </w:tcPr>
+          <w:p>
+            <w:pPr>
+              <w:spacing w:after="0" w:line="240"/>
+              <w:jc w:val="left"/>
+            </w:pPr>
+            <w:r>
+              <w:rPr>
+                <w:rFonts w:ascii="Arial" w:cs="Arial" w:eastAsia="Arial" w:hAnsi="Arial"/>
+                <w:b w:val="false"/>
+                <w:bCs w:val="false"/>
+                <w:sz w:val="18"/>
+                <w:szCs w:val="18"/>
+              </w:rPr>
+              <w:t xml:space="preserve">Incremental por prototipos; herramientas de la Tabla 5</w:t>
             </w:r>
           </w:p>
         </w:tc>
@@ -7880,26 +6884,26 @@
               <w:right w:val="single" w:color="808080" w:sz="4"/>
             </w:tcBorders>
             <w:tcMar>
-              <w:top w:type="dxa" w:w="50"/>
-              <w:left w:type="dxa" w:w="90"/>
-              <w:bottom w:type="dxa" w:w="50"/>
-              <w:right w:type="dxa" w:w="90"/>
-            </w:tcMar>
-          </w:tcPr>
-          <w:p>
-            <w:pPr>
-              <w:spacing w:after="0" w:line="240"/>
-              <w:jc w:val="left"/>
-            </w:pPr>
-            <w:r>
-              <w:rPr>
-                <w:rFonts w:ascii="Arial" w:cs="Arial" w:eastAsia="Arial" w:hAnsi="Arial"/>
-                <w:b w:val="false"/>
-                <w:bCs w:val="false"/>
-                <w:sz w:val="18"/>
-                <w:szCs w:val="18"/>
-              </w:rPr>
-              <w:t xml:space="preserve">Sí, con 72 pruebas automatizadas del backend, usuarios simulados y Android sin verificar</w:t>
+              <w:top w:type="dxa" w:w="30"/>
+              <w:left w:type="dxa" w:w="90"/>
+              <w:bottom w:type="dxa" w:w="30"/>
+              <w:right w:type="dxa" w:w="90"/>
+            </w:tcMar>
+          </w:tcPr>
+          <w:p>
+            <w:pPr>
+              <w:spacing w:after="0" w:line="240"/>
+              <w:jc w:val="left"/>
+            </w:pPr>
+            <w:r>
+              <w:rPr>
+                <w:rFonts w:ascii="Arial" w:cs="Arial" w:eastAsia="Arial" w:hAnsi="Arial"/>
+                <w:b w:val="false"/>
+                <w:bCs w:val="false"/>
+                <w:sz w:val="18"/>
+                <w:szCs w:val="18"/>
+              </w:rPr>
+              <w:t xml:space="preserve">Sí, con 72 pruebas, usuarios simulados y Android sin verificar</w:t>
             </w:r>
           </w:p>
         </w:tc>
@@ -7919,9 +6923,9 @@
               <w:right w:val="single" w:color="808080" w:sz="4"/>
             </w:tcBorders>
             <w:tcMar>
-              <w:top w:type="dxa" w:w="50"/>
-              <w:left w:type="dxa" w:w="90"/>
-              <w:bottom w:type="dxa" w:w="50"/>
+              <w:top w:type="dxa" w:w="30"/>
+              <w:left w:type="dxa" w:w="90"/>
+              <w:bottom w:type="dxa" w:w="30"/>
               <w:right w:type="dxa" w:w="90"/>
             </w:tcMar>
           </w:tcPr>
@@ -7952,26 +6956,26 @@
               <w:right w:val="single" w:color="808080" w:sz="4"/>
             </w:tcBorders>
             <w:tcMar>
-              <w:top w:type="dxa" w:w="50"/>
-              <w:left w:type="dxa" w:w="90"/>
-              <w:bottom w:type="dxa" w:w="50"/>
-              <w:right w:type="dxa" w:w="90"/>
-            </w:tcMar>
-          </w:tcPr>
-          <w:p>
-            <w:pPr>
-              <w:spacing w:after="0" w:line="240"/>
-              <w:jc w:val="left"/>
-            </w:pPr>
-            <w:r>
-              <w:rPr>
-                <w:rFonts w:ascii="Arial" w:cs="Arial" w:eastAsia="Arial" w:hAnsi="Arial"/>
-                <w:b w:val="false"/>
-                <w:bCs w:val="false"/>
-                <w:sz w:val="18"/>
-                <w:szCs w:val="18"/>
-              </w:rPr>
-              <w:t xml:space="preserve">Instrumentos y usuarios de la Tabla 1 (personal y clientes de Logytech Mobile); ruta mixta</w:t>
+              <w:top w:type="dxa" w:w="30"/>
+              <w:left w:type="dxa" w:w="90"/>
+              <w:bottom w:type="dxa" w:w="30"/>
+              <w:right w:type="dxa" w:w="90"/>
+            </w:tcMar>
+          </w:tcPr>
+          <w:p>
+            <w:pPr>
+              <w:spacing w:after="0" w:line="240"/>
+              <w:jc w:val="left"/>
+            </w:pPr>
+            <w:r>
+              <w:rPr>
+                <w:rFonts w:ascii="Arial" w:cs="Arial" w:eastAsia="Arial" w:hAnsi="Arial"/>
+                <w:b w:val="false"/>
+                <w:bCs w:val="false"/>
+                <w:sz w:val="18"/>
+                <w:szCs w:val="18"/>
+              </w:rPr>
+              <w:t xml:space="preserve">Instrumentos de la Tabla 4; ruta mixta</w:t>
             </w:r>
           </w:p>
         </w:tc>
@@ -7985,26 +6989,26 @@
               <w:right w:val="single" w:color="808080" w:sz="4"/>
             </w:tcBorders>
             <w:tcMar>
-              <w:top w:type="dxa" w:w="50"/>
-              <w:left w:type="dxa" w:w="90"/>
-              <w:bottom w:type="dxa" w:w="50"/>
-              <w:right w:type="dxa" w:w="90"/>
-            </w:tcMar>
-          </w:tcPr>
-          <w:p>
-            <w:pPr>
-              <w:spacing w:after="0" w:line="240"/>
-              <w:jc w:val="left"/>
-            </w:pPr>
-            <w:r>
-              <w:rPr>
-                <w:rFonts w:ascii="Arial" w:cs="Arial" w:eastAsia="Arial" w:hAnsi="Arial"/>
-                <w:b w:val="false"/>
-                <w:bCs w:val="false"/>
-                <w:sz w:val="18"/>
-                <w:szCs w:val="18"/>
-              </w:rPr>
-              <w:t xml:space="preserve">Se formula; su ejecución en Logytech Mobile es de Trabajo de Grado, sujeta a autorización</w:t>
+              <w:top w:type="dxa" w:w="30"/>
+              <w:left w:type="dxa" w:w="90"/>
+              <w:bottom w:type="dxa" w:w="30"/>
+              <w:right w:type="dxa" w:w="90"/>
+            </w:tcMar>
+          </w:tcPr>
+          <w:p>
+            <w:pPr>
+              <w:spacing w:after="0" w:line="240"/>
+              <w:jc w:val="left"/>
+            </w:pPr>
+            <w:r>
+              <w:rPr>
+                <w:rFonts w:ascii="Arial" w:cs="Arial" w:eastAsia="Arial" w:hAnsi="Arial"/>
+                <w:b w:val="false"/>
+                <w:bCs w:val="false"/>
+                <w:sz w:val="18"/>
+                <w:szCs w:val="18"/>
+              </w:rPr>
+              <w:t xml:space="preserve">Se formula; se ejecuta en Trabajo de Grado</w:t>
             </w:r>
           </w:p>
         </w:tc>
@@ -8012,12 +7016,12 @@
     </w:tbl>
     <w:p>
       <w:pPr>
-        <w:spacing w:after="0" w:line="240"/>
-      </w:pPr>
-    </w:p>
-    <w:p>
-      <w:pPr>
-        <w:spacing w:after="200" w:before="60" w:line="240"/>
+        <w:spacing w:after="0" w:line="100" w:lineRule="exact"/>
+      </w:pPr>
+    </w:p>
+    <w:p>
+      <w:pPr>
+        <w:spacing w:after="140" w:before="40" w:line="240"/>
         <w:jc w:val="left"/>
       </w:pPr>
       <w:r>
@@ -8055,7 +7059,7 @@
           <w:sz w:val="22"/>
           <w:szCs w:val="22"/>
         </w:rPr>
-        <w:t xml:space="preserve">CMEDriver trata datos personales en su diseño (nombres, teléfonos, direcciones, ubicación GPS, fotos y firmas de evidencia y mensajes de chat) que entran en el ámbito de la Ley 1581 de 2012. En esta etapa son datos de prueba; antes de trabajar con personas reales se requerirán autorización informada, finalidad definida y medidas de seguridad, cuyo cumplimiento no se ha verificado ni se afirma. El software no se registrará ante la Dirección Nacional de Derecho de Autor en esta etapa, porque se concibe como un desarrollo para Logytech Mobile; la titularidad de los derechos está por definir con esa organización (sección 4.8).</w:t>
+        <w:t xml:space="preserve">CMEDriver trata datos personales (nombres, teléfonos, direcciones, GPS, fotos, firmas y chats), sujetos a la Ley 1581 de 2012. Hoy son datos de prueba; con personas reales se requerirán autorización informada, finalidad definida y medidas de seguridad. El software no se registrará ante la Dirección Nacional de Derecho de Autor en esta etapa, por ser un desarrollo para Logytech Mobile, con quien se definirá su titularidad (sección 4.8).</w:t>
       </w:r>
     </w:p>
     <w:p>
@@ -8075,7 +7079,7 @@
           <w:sz w:val="22"/>
           <w:szCs w:val="22"/>
         </w:rPr>
-        <w:t xml:space="preserve"> En el desarrollo del prototipo, la documentación técnica y los borradores de este documento se empleó Claude, un modelo de lenguaje de Anthropic (Anthropic, 2026), como asistente en cuatro actividades: la redacción de borradores de este documento, la búsqueda y verificación inicial de fuentes, la elaboración de la documentación y los diagramas técnicos (requerimientos, modelo entidad-relación, BPMN, modelo C4 y matriz de trazabilidad) y la modificación y prueba del código del prototipo. El estudiante supervisó el trabajo, editó y reinterpretó el contenido, y las fuentes fueron verificadas contra sus registros originales antes de incluirlas. El asistente no sustituye la autoría ni la responsabilidad del estudiante. La IA fue una herramienta del autor en el desarrollo y la redacción; el prototipo no incorpora ningún modelo de lenguaje en su ejecución.</w:t>
+        <w:t xml:space="preserve"> Se empleó Claude (Anthropic, 2026) como asistente en cuatro actividades: borradores de este documento, búsqueda y verificación inicial de fuentes, documentación y diagramas técnicos, y modificación y prueba del código. El estudiante supervisó, editó y verificó el contenido y las fuentes; el asistente no sustituye su autoría ni su responsabilidad. El prototipo no incorpora ningún modelo de lenguaje en su ejecución.</w:t>
       </w:r>
     </w:p>
     <w:p>
